--- a/교안_자료/앵커_완성보고서_미리보기.docx
+++ b/교안_자료/앵커_완성보고서_미리보기.docx
@@ -4,1258 +4,549 @@
   <w:body>
     <w:p>
       <w:pPr>
-        <w:spacing w:before="800" w:after="120"/>
-        <w:jc w:val="center"/>
+        <w:pStyle w:val="Title"/>
       </w:pPr>
+      <w:r>
+        <w:t>교사 지원 서비스 개선 보고서</w:t>
+      </w:r>
+    </w:p>
+    <w:p>
+      <w:pPr/>
+      <w:r>
+        <w:t>미래엔 임직원 전사교육 실습 자료</w:t>
+      </w:r>
+    </w:p>
+    <w:p>
+      <w:pPr/>
       <w:r>
         <w:rPr>
           <w:rFonts w:ascii="맑은 고딕" w:hAnsi="맑은 고딕" w:eastAsia="맑은 고딕"/>
-          <w:b/>
-          <w:color w:val="1F3A66"/>
-          <w:sz w:val="52"/>
+          <w:color w:val="000000"/>
+          <w:sz w:val="18"/>
         </w:rPr>
-        <w:t>신규 거래처 발굴 전략 보고서</w:t>
+        <w:t>교육용 가상 문서입니다. 미래엔의 실제 조직, 내부 정책, 고객 불편, 운영 계획 또는 성과를 의미하지 않습니다. 공개된 서비스 정보와 실습을 위한 개선 제안 및 효과 가설을 구분해 읽어 주세요.</w:t>
+      </w:r>
+    </w:p>
+    <w:p>
+      <w:pPr/>
+      <w:r>
+        <w:t>작성 김대리 | 검토 및 보고 대상 박리더 | 가상 부서협업 TF</w:t>
+      </w:r>
+    </w:p>
+    <w:p>
+      <w:pPr/>
+      <w:r>
+        <w:t>회의 2026-09-07 | 자료 확인 2026-09-08 | 제출 예정 2026-09-15</w:t>
+      </w:r>
+    </w:p>
+    <w:p>
+      <w:pPr/>
+      <w:r>
+        <w:t>수업자료 탐색 안내의 초안을 먼저 검토하고, 교재 문의 FAQ의 근거 자료를 함께 정리할 것을 제안합니다. 교사 연수 운영은 시범 검토의 담당과 일정을 정한 뒤 구체화합니다. 이는 공개 정보와 가상 회의에서 도출한 제안이며 실제 서비스 도입 결정은 아닙니다.</w:t>
       </w:r>
     </w:p>
     <w:p>
       <w:pPr>
-        <w:spacing w:after="720"/>
-        <w:jc w:val="center"/>
+        <w:pStyle w:val="Heading1"/>
       </w:pPr>
       <w:r>
-        <w:rPr>
-          <w:rFonts w:ascii="맑은 고딕" w:hAnsi="맑은 고딕" w:eastAsia="맑은 고딕"/>
-          <w:b w:val="0"/>
-          <w:color w:val="555555"/>
-          <w:sz w:val="28"/>
-        </w:rPr>
-        <w:t>[김대리 케이스] 산출물 미리보기</w:t>
+        <w:t>1 배경 및 목적</w:t>
+      </w:r>
+    </w:p>
+    <w:p>
+      <w:pPr/>
+      <w:r>
+        <w:t>가상 부서협업 TF는 교사 지원 업무를 콘텐츠 안내, 문의 대응, 연수 운영의 관점에서 함께 살펴보기로 했습니다. 공개 자료에는 엠티처의 학교급별 서비스 구분, 참고서 자료실의 자료 유형, 초코클래스의 학교·기관용 활용 설명이 있습니다. 이러한 사실은 검토 대상의 맥락을 제공하지만 교사의 실제 불편이나 개선 필요성을 증명하지는 않습니다.</w:t>
+      </w:r>
+    </w:p>
+    <w:p>
+      <w:pPr/>
+      <w:r>
+        <w:t>이번 보고서의 목적은 개선 후보를 같은 기준으로 비교하고, 초안 작성에 필요한 협업과 확인 사항을 구분하는 것입니다. 실제 이용자 조사와 내부 운영 검토를 거치기 전에는 우선 검토 순서만 제안합니다.</w:t>
+      </w:r>
+    </w:p>
+    <w:p>
+      <w:pPr>
+        <w:pStyle w:val="Heading1"/>
+      </w:pPr>
+      <w:r>
+        <w:t>2 개선 후보 개요</w:t>
       </w:r>
     </w:p>
     <w:tbl>
       <w:tblPr>
         <w:tblW w:type="auto" w:w="0"/>
         <w:jc w:val="center"/>
+        <w:tblLayout w:type="fixed"/>
         <w:tblLook w:firstColumn="1" w:firstRow="1" w:lastColumn="0" w:lastRow="0" w:noHBand="0" w:noVBand="1" w:val="04A0"/>
+        <w:tblBorders>
+          <w:top w:val="single" w:sz="4" w:color="D9D9D9"/>
+          <w:left w:val="single" w:sz="4" w:color="D9D9D9"/>
+          <w:bottom w:val="single" w:sz="4" w:color="D9D9D9"/>
+          <w:right w:val="single" w:sz="4" w:color="D9D9D9"/>
+          <w:insideH w:val="single" w:sz="4" w:color="D9D9D9"/>
+          <w:insideV w:val="single" w:sz="4" w:color="D9D9D9"/>
+        </w:tblBorders>
       </w:tblPr>
       <w:tblGrid>
-        <w:gridCol w:w="4759"/>
-        <w:gridCol w:w="4759"/>
+        <w:gridCol w:w="2381"/>
+        <w:gridCol w:w="2381"/>
+        <w:gridCol w:w="2381"/>
+        <w:gridCol w:w="2381"/>
       </w:tblGrid>
       <w:tr>
+        <w:trPr>
+          <w:cantSplit/>
+          <w:tblHeader/>
+        </w:trPr>
         <w:tc>
           <w:tcPr>
-            <w:tcW w:type="dxa" w:w="2381"/>
-            <w:shd w:val="clear" w:color="auto" w:fill="1F3A66"/>
-            <w:tcBorders>
-              <w:top w:val="single" w:sz="6" w:color="1F3A66"/>
-              <w:left w:val="single" w:sz="6" w:color="1F3A66"/>
-              <w:bottom w:val="single" w:sz="6" w:color="1F3A66"/>
-              <w:right w:val="single" w:sz="6" w:color="1F3A66"/>
-            </w:tcBorders>
+            <w:tcW w:type="dxa" w:w="637"/>
             <w:vAlign w:val="center"/>
+            <w:tcMar>
+              <w:top w:w="90" w:type="dxa"/>
+              <w:left w:w="105" w:type="dxa"/>
+              <w:bottom w:w="90" w:type="dxa"/>
+              <w:right w:w="105" w:type="dxa"/>
+            </w:tcMar>
+            <w:shd w:fill="E8EEF4"/>
           </w:tcPr>
           <w:p>
             <w:pPr>
+              <w:spacing w:after="0" w:line="252" w:lineRule="auto"/>
               <w:jc w:val="center"/>
             </w:pPr>
-            <w:r/>
             <w:r>
               <w:rPr>
                 <w:rFonts w:ascii="맑은 고딕" w:hAnsi="맑은 고딕" w:eastAsia="맑은 고딕"/>
                 <w:b/>
-                <w:color w:val="FFFFFF"/>
-                <w:sz w:val="22"/>
+                <w:color w:val="000000"/>
+                <w:sz w:val="18"/>
               </w:rPr>
-              <w:t>작성 부서</w:t>
+              <w:t>후보</w:t>
             </w:r>
           </w:p>
         </w:tc>
         <w:tc>
           <w:tcPr>
-            <w:tcW w:type="dxa" w:w="5386"/>
-            <w:tcBorders>
-              <w:top w:val="single" w:sz="4" w:color="808080"/>
-              <w:left w:val="single" w:sz="4" w:color="808080"/>
-              <w:bottom w:val="single" w:sz="4" w:color="808080"/>
-              <w:right w:val="single" w:sz="4" w:color="808080"/>
-            </w:tcBorders>
+            <w:tcW w:type="dxa" w:w="3322"/>
             <w:vAlign w:val="center"/>
+            <w:tcMar>
+              <w:top w:w="90" w:type="dxa"/>
+              <w:left w:w="105" w:type="dxa"/>
+              <w:bottom w:w="90" w:type="dxa"/>
+              <w:right w:w="105" w:type="dxa"/>
+            </w:tcMar>
+            <w:shd w:fill="E8EEF4"/>
           </w:tcPr>
           <w:p>
-            <w:r/>
+            <w:pPr>
+              <w:spacing w:after="0" w:line="252" w:lineRule="auto"/>
+            </w:pPr>
             <w:r>
               <w:rPr>
                 <w:rFonts w:ascii="맑은 고딕" w:hAnsi="맑은 고딕" w:eastAsia="맑은 고딕"/>
-                <w:sz w:val="22"/>
+                <w:b/>
+                <w:color w:val="000000"/>
+                <w:sz w:val="18"/>
               </w:rPr>
-              <w:t>영업1팀</w:t>
+              <w:t>개선안</w:t>
+            </w:r>
+          </w:p>
+        </w:tc>
+        <w:tc>
+          <w:tcPr>
+            <w:tcW w:type="dxa" w:w="2436"/>
+            <w:vAlign w:val="center"/>
+            <w:tcMar>
+              <w:top w:w="90" w:type="dxa"/>
+              <w:left w:w="105" w:type="dxa"/>
+              <w:bottom w:w="90" w:type="dxa"/>
+              <w:right w:w="105" w:type="dxa"/>
+            </w:tcMar>
+            <w:shd w:fill="E8EEF4"/>
+          </w:tcPr>
+          <w:p>
+            <w:pPr>
+              <w:spacing w:after="0" w:line="252" w:lineRule="auto"/>
+            </w:pPr>
+            <w:r>
+              <w:rPr>
+                <w:rFonts w:ascii="맑은 고딕" w:hAnsi="맑은 고딕" w:eastAsia="맑은 고딕"/>
+                <w:b/>
+                <w:color w:val="000000"/>
+                <w:sz w:val="18"/>
+              </w:rPr>
+              <w:t>초안 산출물</w:t>
+            </w:r>
+          </w:p>
+        </w:tc>
+        <w:tc>
+          <w:tcPr>
+            <w:tcW w:type="dxa" w:w="3129"/>
+            <w:vAlign w:val="center"/>
+            <w:tcMar>
+              <w:top w:w="90" w:type="dxa"/>
+              <w:left w:w="105" w:type="dxa"/>
+              <w:bottom w:w="90" w:type="dxa"/>
+              <w:right w:w="105" w:type="dxa"/>
+            </w:tcMar>
+            <w:shd w:fill="E8EEF4"/>
+          </w:tcPr>
+          <w:p>
+            <w:pPr>
+              <w:spacing w:after="0" w:line="252" w:lineRule="auto"/>
+            </w:pPr>
+            <w:r>
+              <w:rPr>
+                <w:rFonts w:ascii="맑은 고딕" w:hAnsi="맑은 고딕" w:eastAsia="맑은 고딕"/>
+                <w:b/>
+                <w:color w:val="000000"/>
+                <w:sz w:val="18"/>
+              </w:rPr>
+              <w:t>검토 방향</w:t>
             </w:r>
           </w:p>
         </w:tc>
       </w:tr>
       <w:tr>
+        <w:trPr>
+          <w:cantSplit/>
+        </w:trPr>
         <w:tc>
           <w:tcPr>
-            <w:tcW w:type="dxa" w:w="2381"/>
-            <w:shd w:val="clear" w:color="auto" w:fill="1F3A66"/>
-            <w:tcBorders>
-              <w:top w:val="single" w:sz="6" w:color="1F3A66"/>
-              <w:left w:val="single" w:sz="6" w:color="1F3A66"/>
-              <w:bottom w:val="single" w:sz="6" w:color="1F3A66"/>
-              <w:right w:val="single" w:sz="6" w:color="1F3A66"/>
-            </w:tcBorders>
+            <w:tcW w:type="dxa" w:w="637"/>
             <w:vAlign w:val="center"/>
+            <w:tcMar>
+              <w:top w:w="90" w:type="dxa"/>
+              <w:left w:w="105" w:type="dxa"/>
+              <w:bottom w:w="90" w:type="dxa"/>
+              <w:right w:w="105" w:type="dxa"/>
+            </w:tcMar>
+            <w:shd w:fill="FFFFFF"/>
           </w:tcPr>
           <w:p>
             <w:pPr>
+              <w:spacing w:after="0" w:line="252" w:lineRule="auto"/>
               <w:jc w:val="center"/>
             </w:pPr>
-            <w:r/>
             <w:r>
               <w:rPr>
                 <w:rFonts w:ascii="맑은 고딕" w:hAnsi="맑은 고딕" w:eastAsia="맑은 고딕"/>
-                <w:b/>
-                <w:color w:val="FFFFFF"/>
-                <w:sz w:val="22"/>
+                <w:b w:val="0"/>
+                <w:color w:val="000000"/>
+                <w:sz w:val="18"/>
               </w:rPr>
-              <w:t>작 성 자</w:t>
+              <w:t>A</w:t>
             </w:r>
           </w:p>
         </w:tc>
         <w:tc>
           <w:tcPr>
-            <w:tcW w:type="dxa" w:w="5386"/>
-            <w:tcBorders>
-              <w:top w:val="single" w:sz="4" w:color="808080"/>
-              <w:left w:val="single" w:sz="4" w:color="808080"/>
-              <w:bottom w:val="single" w:sz="4" w:color="808080"/>
-              <w:right w:val="single" w:sz="4" w:color="808080"/>
-            </w:tcBorders>
+            <w:tcW w:type="dxa" w:w="3322"/>
             <w:vAlign w:val="center"/>
+            <w:tcMar>
+              <w:top w:w="90" w:type="dxa"/>
+              <w:left w:w="105" w:type="dxa"/>
+              <w:bottom w:w="90" w:type="dxa"/>
+              <w:right w:w="105" w:type="dxa"/>
+            </w:tcMar>
+            <w:shd w:fill="FFFFFF"/>
           </w:tcPr>
           <w:p>
-            <w:r/>
+            <w:pPr>
+              <w:spacing w:after="0" w:line="252" w:lineRule="auto"/>
+            </w:pPr>
             <w:r>
               <w:rPr>
                 <w:rFonts w:ascii="맑은 고딕" w:hAnsi="맑은 고딕" w:eastAsia="맑은 고딕"/>
-                <w:sz w:val="22"/>
+                <w:b w:val="0"/>
+                <w:color w:val="000000"/>
+                <w:sz w:val="18"/>
               </w:rPr>
-              <w:t>김대리</w:t>
+              <w:t>수업자료 탐색 안내 개선</w:t>
+            </w:r>
+          </w:p>
+        </w:tc>
+        <w:tc>
+          <w:tcPr>
+            <w:tcW w:type="dxa" w:w="2436"/>
+            <w:vAlign w:val="center"/>
+            <w:tcMar>
+              <w:top w:w="90" w:type="dxa"/>
+              <w:left w:w="105" w:type="dxa"/>
+              <w:bottom w:w="90" w:type="dxa"/>
+              <w:right w:w="105" w:type="dxa"/>
+            </w:tcMar>
+            <w:shd w:fill="FFFFFF"/>
+          </w:tcPr>
+          <w:p>
+            <w:pPr>
+              <w:spacing w:after="0" w:line="252" w:lineRule="auto"/>
+            </w:pPr>
+            <w:r>
+              <w:rPr>
+                <w:rFonts w:ascii="맑은 고딕" w:hAnsi="맑은 고딕" w:eastAsia="맑은 고딕"/>
+                <w:b w:val="0"/>
+                <w:color w:val="000000"/>
+                <w:sz w:val="18"/>
+              </w:rPr>
+              <w:t>학교급·자료 유형별 안내 흐름</w:t>
+            </w:r>
+          </w:p>
+        </w:tc>
+        <w:tc>
+          <w:tcPr>
+            <w:tcW w:type="dxa" w:w="3129"/>
+            <w:vAlign w:val="center"/>
+            <w:tcMar>
+              <w:top w:w="90" w:type="dxa"/>
+              <w:left w:w="105" w:type="dxa"/>
+              <w:bottom w:w="90" w:type="dxa"/>
+              <w:right w:w="105" w:type="dxa"/>
+            </w:tcMar>
+            <w:shd w:fill="FFFFFF"/>
+          </w:tcPr>
+          <w:p>
+            <w:pPr>
+              <w:spacing w:after="0" w:line="252" w:lineRule="auto"/>
+            </w:pPr>
+            <w:r>
+              <w:rPr>
+                <w:rFonts w:ascii="맑은 고딕" w:hAnsi="맑은 고딕" w:eastAsia="맑은 고딕"/>
+                <w:b w:val="0"/>
+                <w:color w:val="000000"/>
+                <w:sz w:val="18"/>
+              </w:rPr>
+              <w:t>먼저 초안 검토</w:t>
             </w:r>
           </w:p>
         </w:tc>
       </w:tr>
       <w:tr>
+        <w:trPr>
+          <w:cantSplit/>
+        </w:trPr>
         <w:tc>
           <w:tcPr>
-            <w:tcW w:type="dxa" w:w="2381"/>
-            <w:shd w:val="clear" w:color="auto" w:fill="1F3A66"/>
-            <w:tcBorders>
-              <w:top w:val="single" w:sz="6" w:color="1F3A66"/>
-              <w:left w:val="single" w:sz="6" w:color="1F3A66"/>
-              <w:bottom w:val="single" w:sz="6" w:color="1F3A66"/>
-              <w:right w:val="single" w:sz="6" w:color="1F3A66"/>
-            </w:tcBorders>
+            <w:tcW w:type="dxa" w:w="637"/>
             <w:vAlign w:val="center"/>
+            <w:tcMar>
+              <w:top w:w="90" w:type="dxa"/>
+              <w:left w:w="105" w:type="dxa"/>
+              <w:bottom w:w="90" w:type="dxa"/>
+              <w:right w:w="105" w:type="dxa"/>
+            </w:tcMar>
+            <w:shd w:fill="F6F8FA"/>
           </w:tcPr>
           <w:p>
             <w:pPr>
+              <w:spacing w:after="0" w:line="252" w:lineRule="auto"/>
               <w:jc w:val="center"/>
             </w:pPr>
-            <w:r/>
             <w:r>
               <w:rPr>
                 <w:rFonts w:ascii="맑은 고딕" w:hAnsi="맑은 고딕" w:eastAsia="맑은 고딕"/>
-                <w:b/>
-                <w:color w:val="FFFFFF"/>
-                <w:sz w:val="22"/>
+                <w:b w:val="0"/>
+                <w:color w:val="000000"/>
+                <w:sz w:val="18"/>
               </w:rPr>
-              <w:t>작 성 일</w:t>
+              <w:t>B</w:t>
             </w:r>
           </w:p>
         </w:tc>
         <w:tc>
           <w:tcPr>
-            <w:tcW w:type="dxa" w:w="5386"/>
-            <w:tcBorders>
-              <w:top w:val="single" w:sz="4" w:color="808080"/>
-              <w:left w:val="single" w:sz="4" w:color="808080"/>
-              <w:bottom w:val="single" w:sz="4" w:color="808080"/>
-              <w:right w:val="single" w:sz="4" w:color="808080"/>
-            </w:tcBorders>
+            <w:tcW w:type="dxa" w:w="3322"/>
             <w:vAlign w:val="center"/>
+            <w:tcMar>
+              <w:top w:w="90" w:type="dxa"/>
+              <w:left w:w="105" w:type="dxa"/>
+              <w:bottom w:w="90" w:type="dxa"/>
+              <w:right w:w="105" w:type="dxa"/>
+            </w:tcMar>
+            <w:shd w:fill="F6F8FA"/>
           </w:tcPr>
           <w:p>
-            <w:r/>
+            <w:pPr>
+              <w:spacing w:after="0" w:line="252" w:lineRule="auto"/>
+            </w:pPr>
             <w:r>
               <w:rPr>
                 <w:rFonts w:ascii="맑은 고딕" w:hAnsi="맑은 고딕" w:eastAsia="맑은 고딕"/>
-                <w:sz w:val="22"/>
+                <w:b w:val="0"/>
+                <w:color w:val="000000"/>
+                <w:sz w:val="18"/>
               </w:rPr>
-              <w:t>2026-05-18</w:t>
+              <w:t>교재 문의 FAQ 개선</w:t>
+            </w:r>
+          </w:p>
+        </w:tc>
+        <w:tc>
+          <w:tcPr>
+            <w:tcW w:type="dxa" w:w="2436"/>
+            <w:vAlign w:val="center"/>
+            <w:tcMar>
+              <w:top w:w="90" w:type="dxa"/>
+              <w:left w:w="105" w:type="dxa"/>
+              <w:bottom w:w="90" w:type="dxa"/>
+              <w:right w:w="105" w:type="dxa"/>
+            </w:tcMar>
+            <w:shd w:fill="F6F8FA"/>
+          </w:tcPr>
+          <w:p>
+            <w:pPr>
+              <w:spacing w:after="0" w:line="252" w:lineRule="auto"/>
+            </w:pPr>
+            <w:r>
+              <w:rPr>
+                <w:rFonts w:ascii="맑은 고딕" w:hAnsi="맑은 고딕" w:eastAsia="맑은 고딕"/>
+                <w:b w:val="0"/>
+                <w:color w:val="000000"/>
+                <w:sz w:val="18"/>
+              </w:rPr>
+              <w:t>근거 링크가 있는 예시 질문과 답변</w:t>
+            </w:r>
+          </w:p>
+        </w:tc>
+        <w:tc>
+          <w:tcPr>
+            <w:tcW w:type="dxa" w:w="3129"/>
+            <w:vAlign w:val="center"/>
+            <w:tcMar>
+              <w:top w:w="90" w:type="dxa"/>
+              <w:left w:w="105" w:type="dxa"/>
+              <w:bottom w:w="90" w:type="dxa"/>
+              <w:right w:w="105" w:type="dxa"/>
+            </w:tcMar>
+            <w:shd w:fill="F6F8FA"/>
+          </w:tcPr>
+          <w:p>
+            <w:pPr>
+              <w:spacing w:after="0" w:line="252" w:lineRule="auto"/>
+            </w:pPr>
+            <w:r>
+              <w:rPr>
+                <w:rFonts w:ascii="맑은 고딕" w:hAnsi="맑은 고딕" w:eastAsia="맑은 고딕"/>
+                <w:b w:val="0"/>
+                <w:color w:val="000000"/>
+                <w:sz w:val="18"/>
+              </w:rPr>
+              <w:t>근거 자료 병행 정리</w:t>
             </w:r>
           </w:p>
         </w:tc>
       </w:tr>
       <w:tr>
+        <w:trPr>
+          <w:cantSplit/>
+        </w:trPr>
         <w:tc>
           <w:tcPr>
-            <w:tcW w:type="dxa" w:w="2381"/>
-            <w:shd w:val="clear" w:color="auto" w:fill="1F3A66"/>
-            <w:tcBorders>
-              <w:top w:val="single" w:sz="6" w:color="1F3A66"/>
-              <w:left w:val="single" w:sz="6" w:color="1F3A66"/>
-              <w:bottom w:val="single" w:sz="6" w:color="1F3A66"/>
-              <w:right w:val="single" w:sz="6" w:color="1F3A66"/>
-            </w:tcBorders>
+            <w:tcW w:type="dxa" w:w="637"/>
             <w:vAlign w:val="center"/>
+            <w:tcMar>
+              <w:top w:w="90" w:type="dxa"/>
+              <w:left w:w="105" w:type="dxa"/>
+              <w:bottom w:w="90" w:type="dxa"/>
+              <w:right w:w="105" w:type="dxa"/>
+            </w:tcMar>
+            <w:shd w:fill="FFFFFF"/>
           </w:tcPr>
           <w:p>
             <w:pPr>
+              <w:spacing w:after="0" w:line="252" w:lineRule="auto"/>
               <w:jc w:val="center"/>
             </w:pPr>
-            <w:r/>
             <w:r>
               <w:rPr>
                 <w:rFonts w:ascii="맑은 고딕" w:hAnsi="맑은 고딕" w:eastAsia="맑은 고딕"/>
-                <w:b/>
-                <w:color w:val="FFFFFF"/>
-                <w:sz w:val="22"/>
+                <w:b w:val="0"/>
+                <w:color w:val="000000"/>
+                <w:sz w:val="18"/>
               </w:rPr>
-              <w:t>보고 대상</w:t>
+              <w:t>C</w:t>
             </w:r>
           </w:p>
         </w:tc>
         <w:tc>
           <w:tcPr>
-            <w:tcW w:type="dxa" w:w="5386"/>
-            <w:tcBorders>
-              <w:top w:val="single" w:sz="4" w:color="808080"/>
-              <w:left w:val="single" w:sz="4" w:color="808080"/>
-              <w:bottom w:val="single" w:sz="4" w:color="808080"/>
-              <w:right w:val="single" w:sz="4" w:color="808080"/>
-            </w:tcBorders>
+            <w:tcW w:type="dxa" w:w="3322"/>
             <w:vAlign w:val="center"/>
+            <w:tcMar>
+              <w:top w:w="90" w:type="dxa"/>
+              <w:left w:w="105" w:type="dxa"/>
+              <w:bottom w:w="90" w:type="dxa"/>
+              <w:right w:w="105" w:type="dxa"/>
+            </w:tcMar>
+            <w:shd w:fill="FFFFFF"/>
           </w:tcPr>
           <w:p>
-            <w:r/>
+            <w:pPr>
+              <w:spacing w:after="0" w:line="252" w:lineRule="auto"/>
+            </w:pPr>
             <w:r>
               <w:rPr>
                 <w:rFonts w:ascii="맑은 고딕" w:hAnsi="맑은 고딕" w:eastAsia="맑은 고딕"/>
-                <w:sz w:val="22"/>
+                <w:b w:val="0"/>
+                <w:color w:val="000000"/>
+                <w:sz w:val="18"/>
               </w:rPr>
-              <w:t>박본부장 (2026-05-22 본부 회의)</w:t>
-            </w:r>
-          </w:p>
-        </w:tc>
-      </w:tr>
-    </w:tbl>
-    <w:p>
-      <w:r>
-        <w:br w:type="page"/>
-      </w:r>
-    </w:p>
-    <w:p>
-      <w:pPr>
-        <w:pStyle w:val="Heading1"/>
-        <w:spacing w:before="360" w:after="200"/>
-      </w:pPr>
-      <w:r>
-        <w:rPr>
-          <w:rFonts w:ascii="맑은 고딕" w:hAnsi="맑은 고딕" w:eastAsia="맑은 고딕"/>
-          <w:b/>
-          <w:color w:val="1F3A66"/>
-          <w:sz w:val="40"/>
-        </w:rPr>
-        <w:t>[김대리 케이스] 신규 거래처 발굴 전략 보고서 — 산출물 미리보기</w:t>
-      </w:r>
-    </w:p>
-    <w:p>
-      <w:pPr>
-        <w:spacing w:after="80"/>
-        <w:ind w:left="340"/>
-        <w:pBdr>
-          <w:left w:val="single" w:sz="18" w:space="10" w:color="1F3A66"/>
-        </w:pBdr>
-      </w:pPr>
-      <w:r>
-        <w:rPr>
-          <w:rFonts w:ascii="맑은 고딕" w:hAnsi="맑은 고딕" w:eastAsia="맑은 고딕"/>
-          <w:b w:val="0"/>
-          <w:i/>
-          <w:color w:val="555555"/>
-          <w:sz w:val="22"/>
-        </w:rPr>
-        <w:t>강의 종료 시 학습자가 완성하게 될 보고서의 미리보기. 분야는 가상 시나리오(중견 제조업 부품군)이며, 학습자 본인 도메인으로 변주 가능.</w:t>
-      </w:r>
-    </w:p>
-    <w:p>
-      <w:pPr>
-        <w:pBdr>
-          <w:bottom w:val="single" w:sz="6" w:space="1" w:color="AAAAAA"/>
-        </w:pBdr>
-        <w:spacing w:before="40" w:after="120"/>
-      </w:pPr>
-    </w:p>
-    <w:p>
-      <w:pPr>
-        <w:pStyle w:val="Heading2"/>
-        <w:spacing w:before="280" w:after="160"/>
-      </w:pPr>
-      <w:r>
-        <w:rPr>
-          <w:rFonts w:ascii="맑은 고딕" w:hAnsi="맑은 고딕" w:eastAsia="맑은 고딕"/>
-          <w:b/>
-          <w:color w:val="1F3A66"/>
-          <w:sz w:val="30"/>
-        </w:rPr>
-        <w:t>표지</w:t>
-      </w:r>
-    </w:p>
-    <w:p>
-      <w:pPr>
-        <w:pStyle w:val="ListBullet"/>
-        <w:spacing w:after="40"/>
-      </w:pPr>
-      <w:r>
-        <w:rPr>
-          <w:rFonts w:ascii="맑은 고딕" w:hAnsi="맑은 고딕" w:eastAsia="맑은 고딕"/>
-          <w:b w:val="0"/>
-          <w:sz w:val="22"/>
-        </w:rPr>
-        <w:t>제목: 「중견 제조업 부품군 신규 거래처 발굴 전략 보고서」</w:t>
-      </w:r>
-    </w:p>
-    <w:p>
-      <w:pPr>
-        <w:pStyle w:val="ListBullet"/>
-        <w:spacing w:after="40"/>
-      </w:pPr>
-      <w:r>
-        <w:rPr>
-          <w:rFonts w:ascii="맑은 고딕" w:hAnsi="맑은 고딕" w:eastAsia="맑은 고딕"/>
-          <w:b w:val="0"/>
-          <w:sz w:val="22"/>
-        </w:rPr>
-        <w:t>작성자: 영업1팀 / 김대리</w:t>
-      </w:r>
-    </w:p>
-    <w:p>
-      <w:pPr>
-        <w:pStyle w:val="ListBullet"/>
-        <w:spacing w:after="40"/>
-      </w:pPr>
-      <w:r>
-        <w:rPr>
-          <w:rFonts w:ascii="맑은 고딕" w:hAnsi="맑은 고딕" w:eastAsia="맑은 고딕"/>
-          <w:b w:val="0"/>
-          <w:sz w:val="22"/>
-        </w:rPr>
-        <w:t>작성일: 2026-05-18</w:t>
-      </w:r>
-    </w:p>
-    <w:p>
-      <w:pPr>
-        <w:pStyle w:val="ListBullet"/>
-        <w:spacing w:after="40"/>
-      </w:pPr>
-      <w:r>
-        <w:rPr>
-          <w:rFonts w:ascii="맑은 고딕" w:hAnsi="맑은 고딕" w:eastAsia="맑은 고딕"/>
-          <w:b w:val="0"/>
-          <w:sz w:val="22"/>
-        </w:rPr>
-        <w:t>보고 대상: 박본부장</w:t>
-      </w:r>
-    </w:p>
-    <w:p>
-      <w:pPr>
-        <w:pStyle w:val="ListBullet"/>
-        <w:spacing w:after="40"/>
-      </w:pPr>
-      <w:r>
-        <w:rPr>
-          <w:rFonts w:ascii="맑은 고딕" w:hAnsi="맑은 고딕" w:eastAsia="맑은 고딕"/>
-          <w:b w:val="0"/>
-          <w:sz w:val="22"/>
-        </w:rPr>
-        <w:t>보고일: 2026-05-22 (본부 회의)</w:t>
-      </w:r>
-    </w:p>
-    <w:p>
-      <w:pPr>
-        <w:pBdr>
-          <w:bottom w:val="single" w:sz="6" w:space="1" w:color="AAAAAA"/>
-        </w:pBdr>
-        <w:spacing w:before="40" w:after="120"/>
-      </w:pPr>
-    </w:p>
-    <w:p>
-      <w:pPr>
-        <w:pStyle w:val="Heading2"/>
-        <w:spacing w:before="280" w:after="160"/>
-      </w:pPr>
-      <w:r>
-        <w:rPr>
-          <w:rFonts w:ascii="맑은 고딕" w:hAnsi="맑은 고딕" w:eastAsia="맑은 고딕"/>
-          <w:b/>
-          <w:color w:val="1F3A66"/>
-          <w:sz w:val="30"/>
-        </w:rPr>
-        <w:t>1. 배경 및 목적</w:t>
-      </w:r>
-    </w:p>
-    <w:p>
-      <w:pPr>
-        <w:pStyle w:val="Heading3"/>
-        <w:spacing w:before="200" w:after="120"/>
-      </w:pPr>
-      <w:r>
-        <w:rPr>
-          <w:rFonts w:ascii="맑은 고딕" w:hAnsi="맑은 고딕" w:eastAsia="맑은 고딕"/>
-          <w:b/>
-          <w:color w:val="2E4A7A"/>
-          <w:sz w:val="26"/>
-        </w:rPr>
-        <w:t>1.1 배경</w:t>
-      </w:r>
-    </w:p>
-    <w:p>
-      <w:pPr>
-        <w:spacing w:after="80"/>
-      </w:pPr>
-      <w:r>
-        <w:rPr>
-          <w:rFonts w:ascii="맑은 고딕" w:hAnsi="맑은 고딕" w:eastAsia="맑은 고딕"/>
-          <w:b w:val="0"/>
-          <w:sz w:val="22"/>
-        </w:rPr>
-        <w:t>2026년 1분기 우리 본부 매출은 목표 대비 -15% 부진하며, 전년 동기 대비로도 -7% 수준이다. 상위 5개 거래처 매출 비중이 72%에 달해 의존도가 매우 높다. 본부 임원회의(2026-05-08) 결과, 다음 분기부터 신규 거래처 발굴이 본부 KPI로 설정되었다.</w:t>
-      </w:r>
-    </w:p>
-    <w:p>
-      <w:pPr>
-        <w:pStyle w:val="Heading3"/>
-        <w:spacing w:before="200" w:after="120"/>
-      </w:pPr>
-      <w:r>
-        <w:rPr>
-          <w:rFonts w:ascii="맑은 고딕" w:hAnsi="맑은 고딕" w:eastAsia="맑은 고딕"/>
-          <w:b/>
-          <w:color w:val="2E4A7A"/>
-          <w:sz w:val="26"/>
-        </w:rPr>
-        <w:t>1.2 목적</w:t>
-      </w:r>
-    </w:p>
-    <w:p>
-      <w:pPr>
-        <w:spacing w:after="80"/>
-      </w:pPr>
-      <w:r>
-        <w:rPr>
-          <w:rFonts w:ascii="맑은 고딕" w:hAnsi="맑은 고딕" w:eastAsia="맑은 고딕"/>
-          <w:b w:val="0"/>
-          <w:sz w:val="22"/>
-        </w:rPr>
-        <w:t>본 보고서는 자사 부품군에 적합한 신규 후보 거래처 3곳을 발굴·분석하고, 다음 분기 내 첫 발주를 목표로 한 접근 전략을 수립함을 목적으로 한다.</w:t>
-      </w:r>
-    </w:p>
-    <w:p>
-      <w:pPr>
-        <w:pBdr>
-          <w:bottom w:val="single" w:sz="6" w:space="1" w:color="AAAAAA"/>
-        </w:pBdr>
-        <w:spacing w:before="40" w:after="120"/>
-      </w:pPr>
-    </w:p>
-    <w:p>
-      <w:pPr>
-        <w:pStyle w:val="Heading2"/>
-        <w:spacing w:before="280" w:after="160"/>
-      </w:pPr>
-      <w:r>
-        <w:rPr>
-          <w:rFonts w:ascii="맑은 고딕" w:hAnsi="맑은 고딕" w:eastAsia="맑은 고딕"/>
-          <w:b/>
-          <w:color w:val="1F3A66"/>
-          <w:sz w:val="30"/>
-        </w:rPr>
-        <w:t>2. 후보 거래처 개요</w:t>
-      </w:r>
-    </w:p>
-    <w:tbl>
-      <w:tblPr>
-        <w:tblW w:type="auto" w:w="0"/>
-        <w:jc w:val="center"/>
-        <w:tblLayout w:type="autofit"/>
-        <w:tblLook w:firstColumn="1" w:firstRow="1" w:lastColumn="0" w:lastRow="0" w:noHBand="0" w:noVBand="1" w:val="04A0"/>
-      </w:tblPr>
-      <w:tblGrid>
-        <w:gridCol w:w="2379"/>
-        <w:gridCol w:w="2379"/>
-        <w:gridCol w:w="2379"/>
-        <w:gridCol w:w="2379"/>
-      </w:tblGrid>
-      <w:tr>
-        <w:tc>
-          <w:tcPr>
-            <w:tcW w:type="dxa" w:w="2379"/>
-            <w:shd w:val="clear" w:color="auto" w:fill="1F3A66"/>
-            <w:tcBorders>
-              <w:top w:val="single" w:sz="6" w:color="1F3A66"/>
-              <w:left w:val="single" w:sz="6" w:color="1F3A66"/>
-              <w:bottom w:val="single" w:sz="6" w:color="1F3A66"/>
-              <w:right w:val="single" w:sz="6" w:color="1F3A66"/>
-            </w:tcBorders>
-            <w:vAlign w:val="center"/>
-          </w:tcPr>
-          <w:p>
-            <w:pPr>
-              <w:jc w:val="center"/>
-            </w:pPr>
-            <w:r/>
-            <w:r>
-              <w:rPr>
-                <w:rFonts w:ascii="맑은 고딕" w:hAnsi="맑은 고딕" w:eastAsia="맑은 고딕"/>
-                <w:b/>
-                <w:color w:val="FFFFFF"/>
-                <w:sz w:val="21"/>
-              </w:rPr>
-              <w:t>구분</w:t>
+              <w:t>교사 연수 운영 개선</w:t>
             </w:r>
           </w:p>
         </w:tc>
         <w:tc>
           <w:tcPr>
-            <w:tcW w:type="dxa" w:w="2379"/>
-            <w:shd w:val="clear" w:color="auto" w:fill="1F3A66"/>
-            <w:tcBorders>
-              <w:top w:val="single" w:sz="6" w:color="1F3A66"/>
-              <w:left w:val="single" w:sz="6" w:color="1F3A66"/>
-              <w:bottom w:val="single" w:sz="6" w:color="1F3A66"/>
-              <w:right w:val="single" w:sz="6" w:color="1F3A66"/>
-            </w:tcBorders>
+            <w:tcW w:type="dxa" w:w="2436"/>
             <w:vAlign w:val="center"/>
+            <w:tcMar>
+              <w:top w:w="90" w:type="dxa"/>
+              <w:left w:w="105" w:type="dxa"/>
+              <w:bottom w:w="90" w:type="dxa"/>
+              <w:right w:w="105" w:type="dxa"/>
+            </w:tcMar>
+            <w:shd w:fill="FFFFFF"/>
           </w:tcPr>
           <w:p>
             <w:pPr>
-              <w:jc w:val="center"/>
+              <w:spacing w:after="0" w:line="252" w:lineRule="auto"/>
             </w:pPr>
-            <w:r/>
             <w:r>
               <w:rPr>
                 <w:rFonts w:ascii="맑은 고딕" w:hAnsi="맑은 고딕" w:eastAsia="맑은 고딕"/>
-                <w:b/>
-                <w:color w:val="FFFFFF"/>
-                <w:sz w:val="21"/>
+                <w:b w:val="0"/>
+                <w:color w:val="000000"/>
+                <w:sz w:val="18"/>
               </w:rPr>
-              <w:t>후보 1: M정공</w:t>
+              <w:t>신청·준비·진행·후속 안내 초안</w:t>
             </w:r>
           </w:p>
         </w:tc>
         <w:tc>
           <w:tcPr>
-            <w:tcW w:type="dxa" w:w="2379"/>
-            <w:shd w:val="clear" w:color="auto" w:fill="1F3A66"/>
-            <w:tcBorders>
-              <w:top w:val="single" w:sz="6" w:color="1F3A66"/>
-              <w:left w:val="single" w:sz="6" w:color="1F3A66"/>
-              <w:bottom w:val="single" w:sz="6" w:color="1F3A66"/>
-              <w:right w:val="single" w:sz="6" w:color="1F3A66"/>
-            </w:tcBorders>
+            <w:tcW w:type="dxa" w:w="3129"/>
             <w:vAlign w:val="center"/>
+            <w:tcMar>
+              <w:top w:w="90" w:type="dxa"/>
+              <w:left w:w="105" w:type="dxa"/>
+              <w:bottom w:w="90" w:type="dxa"/>
+              <w:right w:w="105" w:type="dxa"/>
+            </w:tcMar>
+            <w:shd w:fill="FFFFFF"/>
           </w:tcPr>
           <w:p>
             <w:pPr>
-              <w:jc w:val="center"/>
+              <w:spacing w:after="0" w:line="252" w:lineRule="auto"/>
             </w:pPr>
-            <w:r/>
-            <w:r>
-              <w:rPr>
-                <w:rFonts w:ascii="맑은 고딕" w:hAnsi="맑은 고딕" w:eastAsia="맑은 고딕"/>
-                <w:b/>
-                <w:color w:val="FFFFFF"/>
-                <w:sz w:val="21"/>
-              </w:rPr>
-              <w:t>후보 2: T엔지니어링</w:t>
-            </w:r>
-          </w:p>
-        </w:tc>
-        <w:tc>
-          <w:tcPr>
-            <w:tcW w:type="dxa" w:w="2379"/>
-            <w:shd w:val="clear" w:color="auto" w:fill="1F3A66"/>
-            <w:tcBorders>
-              <w:top w:val="single" w:sz="6" w:color="1F3A66"/>
-              <w:left w:val="single" w:sz="6" w:color="1F3A66"/>
-              <w:bottom w:val="single" w:sz="6" w:color="1F3A66"/>
-              <w:right w:val="single" w:sz="6" w:color="1F3A66"/>
-            </w:tcBorders>
-            <w:vAlign w:val="center"/>
-          </w:tcPr>
-          <w:p>
-            <w:pPr>
-              <w:jc w:val="center"/>
-            </w:pPr>
-            <w:r/>
-            <w:r>
-              <w:rPr>
-                <w:rFonts w:ascii="맑은 고딕" w:hAnsi="맑은 고딕" w:eastAsia="맑은 고딕"/>
-                <w:b/>
-                <w:color w:val="FFFFFF"/>
-                <w:sz w:val="21"/>
-              </w:rPr>
-              <w:t>후보 3: K산업</w:t>
-            </w:r>
-          </w:p>
-        </w:tc>
-      </w:tr>
-      <w:tr>
-        <w:tc>
-          <w:tcPr>
-            <w:tcW w:type="dxa" w:w="2379"/>
-            <w:tcBorders>
-              <w:top w:val="single" w:sz="4" w:color="808080"/>
-              <w:left w:val="single" w:sz="4" w:color="808080"/>
-              <w:bottom w:val="single" w:sz="4" w:color="808080"/>
-              <w:right w:val="single" w:sz="4" w:color="808080"/>
-            </w:tcBorders>
-            <w:vAlign w:val="center"/>
-          </w:tcPr>
-          <w:p>
-            <w:pPr>
-              <w:spacing w:after="0"/>
-            </w:pPr>
-            <w:r/>
             <w:r>
               <w:rPr>
                 <w:rFonts w:ascii="맑은 고딕" w:hAnsi="맑은 고딕" w:eastAsia="맑은 고딕"/>
                 <w:b w:val="0"/>
-                <w:sz w:val="21"/>
+                <w:color w:val="000000"/>
+                <w:sz w:val="18"/>
               </w:rPr>
-              <w:t>회사명</w:t>
-            </w:r>
-          </w:p>
-        </w:tc>
-        <w:tc>
-          <w:tcPr>
-            <w:tcW w:type="dxa" w:w="2379"/>
-            <w:tcBorders>
-              <w:top w:val="single" w:sz="4" w:color="808080"/>
-              <w:left w:val="single" w:sz="4" w:color="808080"/>
-              <w:bottom w:val="single" w:sz="4" w:color="808080"/>
-              <w:right w:val="single" w:sz="4" w:color="808080"/>
-            </w:tcBorders>
-            <w:vAlign w:val="center"/>
-          </w:tcPr>
-          <w:p>
-            <w:pPr>
-              <w:spacing w:after="0"/>
-            </w:pPr>
-            <w:r/>
-            <w:r>
-              <w:rPr>
-                <w:rFonts w:ascii="맑은 고딕" w:hAnsi="맑은 고딕" w:eastAsia="맑은 고딕"/>
-                <w:b w:val="0"/>
-                <w:sz w:val="21"/>
-              </w:rPr>
-              <w:t>엠정공 (주)</w:t>
-            </w:r>
-          </w:p>
-        </w:tc>
-        <w:tc>
-          <w:tcPr>
-            <w:tcW w:type="dxa" w:w="2379"/>
-            <w:tcBorders>
-              <w:top w:val="single" w:sz="4" w:color="808080"/>
-              <w:left w:val="single" w:sz="4" w:color="808080"/>
-              <w:bottom w:val="single" w:sz="4" w:color="808080"/>
-              <w:right w:val="single" w:sz="4" w:color="808080"/>
-            </w:tcBorders>
-            <w:vAlign w:val="center"/>
-          </w:tcPr>
-          <w:p>
-            <w:pPr>
-              <w:spacing w:after="0"/>
-            </w:pPr>
-            <w:r/>
-            <w:r>
-              <w:rPr>
-                <w:rFonts w:ascii="맑은 고딕" w:hAnsi="맑은 고딕" w:eastAsia="맑은 고딕"/>
-                <w:b w:val="0"/>
-                <w:sz w:val="21"/>
-              </w:rPr>
-              <w:t>(주)티엔지니어링</w:t>
-            </w:r>
-          </w:p>
-        </w:tc>
-        <w:tc>
-          <w:tcPr>
-            <w:tcW w:type="dxa" w:w="2379"/>
-            <w:tcBorders>
-              <w:top w:val="single" w:sz="4" w:color="808080"/>
-              <w:left w:val="single" w:sz="4" w:color="808080"/>
-              <w:bottom w:val="single" w:sz="4" w:color="808080"/>
-              <w:right w:val="single" w:sz="4" w:color="808080"/>
-            </w:tcBorders>
-            <w:vAlign w:val="center"/>
-          </w:tcPr>
-          <w:p>
-            <w:pPr>
-              <w:spacing w:after="0"/>
-            </w:pPr>
-            <w:r/>
-            <w:r>
-              <w:rPr>
-                <w:rFonts w:ascii="맑은 고딕" w:hAnsi="맑은 고딕" w:eastAsia="맑은 고딕"/>
-                <w:b w:val="0"/>
-                <w:sz w:val="21"/>
-              </w:rPr>
-              <w:t>케이산업 (주)</w:t>
-            </w:r>
-          </w:p>
-        </w:tc>
-      </w:tr>
-      <w:tr>
-        <w:tc>
-          <w:tcPr>
-            <w:tcW w:type="dxa" w:w="2379"/>
-            <w:tcBorders>
-              <w:top w:val="single" w:sz="4" w:color="808080"/>
-              <w:left w:val="single" w:sz="4" w:color="808080"/>
-              <w:bottom w:val="single" w:sz="4" w:color="808080"/>
-              <w:right w:val="single" w:sz="4" w:color="808080"/>
-            </w:tcBorders>
-            <w:vAlign w:val="center"/>
-            <w:shd w:val="clear" w:color="auto" w:fill="F4F6FA"/>
-          </w:tcPr>
-          <w:p>
-            <w:pPr>
-              <w:spacing w:after="0"/>
-            </w:pPr>
-            <w:r/>
-            <w:r>
-              <w:rPr>
-                <w:rFonts w:ascii="맑은 고딕" w:hAnsi="맑은 고딕" w:eastAsia="맑은 고딕"/>
-                <w:b w:val="0"/>
-                <w:sz w:val="21"/>
-              </w:rPr>
-              <w:t>산업군</w:t>
-            </w:r>
-          </w:p>
-        </w:tc>
-        <w:tc>
-          <w:tcPr>
-            <w:tcW w:type="dxa" w:w="2379"/>
-            <w:tcBorders>
-              <w:top w:val="single" w:sz="4" w:color="808080"/>
-              <w:left w:val="single" w:sz="4" w:color="808080"/>
-              <w:bottom w:val="single" w:sz="4" w:color="808080"/>
-              <w:right w:val="single" w:sz="4" w:color="808080"/>
-            </w:tcBorders>
-            <w:vAlign w:val="center"/>
-            <w:shd w:val="clear" w:color="auto" w:fill="F4F6FA"/>
-          </w:tcPr>
-          <w:p>
-            <w:pPr>
-              <w:spacing w:after="0"/>
-            </w:pPr>
-            <w:r/>
-            <w:r>
-              <w:rPr>
-                <w:rFonts w:ascii="맑은 고딕" w:hAnsi="맑은 고딕" w:eastAsia="맑은 고딕"/>
-                <w:b w:val="0"/>
-                <w:sz w:val="21"/>
-              </w:rPr>
-              <w:t>산업용 부품·금형</w:t>
-            </w:r>
-          </w:p>
-        </w:tc>
-        <w:tc>
-          <w:tcPr>
-            <w:tcW w:type="dxa" w:w="2379"/>
-            <w:tcBorders>
-              <w:top w:val="single" w:sz="4" w:color="808080"/>
-              <w:left w:val="single" w:sz="4" w:color="808080"/>
-              <w:bottom w:val="single" w:sz="4" w:color="808080"/>
-              <w:right w:val="single" w:sz="4" w:color="808080"/>
-            </w:tcBorders>
-            <w:vAlign w:val="center"/>
-            <w:shd w:val="clear" w:color="auto" w:fill="F4F6FA"/>
-          </w:tcPr>
-          <w:p>
-            <w:pPr>
-              <w:spacing w:after="0"/>
-            </w:pPr>
-            <w:r/>
-            <w:r>
-              <w:rPr>
-                <w:rFonts w:ascii="맑은 고딕" w:hAnsi="맑은 고딕" w:eastAsia="맑은 고딕"/>
-                <w:b w:val="0"/>
-                <w:sz w:val="21"/>
-              </w:rPr>
-              <w:t>중장비 부품·OEM</w:t>
-            </w:r>
-          </w:p>
-        </w:tc>
-        <w:tc>
-          <w:tcPr>
-            <w:tcW w:type="dxa" w:w="2379"/>
-            <w:tcBorders>
-              <w:top w:val="single" w:sz="4" w:color="808080"/>
-              <w:left w:val="single" w:sz="4" w:color="808080"/>
-              <w:bottom w:val="single" w:sz="4" w:color="808080"/>
-              <w:right w:val="single" w:sz="4" w:color="808080"/>
-            </w:tcBorders>
-            <w:vAlign w:val="center"/>
-            <w:shd w:val="clear" w:color="auto" w:fill="F4F6FA"/>
-          </w:tcPr>
-          <w:p>
-            <w:pPr>
-              <w:spacing w:after="0"/>
-            </w:pPr>
-            <w:r/>
-            <w:r>
-              <w:rPr>
-                <w:rFonts w:ascii="맑은 고딕" w:hAnsi="맑은 고딕" w:eastAsia="맑은 고딕"/>
-                <w:b w:val="0"/>
-                <w:sz w:val="21"/>
-              </w:rPr>
-              <w:t>자동차 정밀 부품</w:t>
-            </w:r>
-          </w:p>
-        </w:tc>
-      </w:tr>
-      <w:tr>
-        <w:tc>
-          <w:tcPr>
-            <w:tcW w:type="dxa" w:w="2379"/>
-            <w:tcBorders>
-              <w:top w:val="single" w:sz="4" w:color="808080"/>
-              <w:left w:val="single" w:sz="4" w:color="808080"/>
-              <w:bottom w:val="single" w:sz="4" w:color="808080"/>
-              <w:right w:val="single" w:sz="4" w:color="808080"/>
-            </w:tcBorders>
-            <w:vAlign w:val="center"/>
-          </w:tcPr>
-          <w:p>
-            <w:pPr>
-              <w:spacing w:after="0"/>
-            </w:pPr>
-            <w:r/>
-            <w:r>
-              <w:rPr>
-                <w:rFonts w:ascii="맑은 고딕" w:hAnsi="맑은 고딕" w:eastAsia="맑은 고딕"/>
-                <w:b w:val="0"/>
-                <w:sz w:val="21"/>
-              </w:rPr>
-              <w:t>매출 규모</w:t>
-            </w:r>
-          </w:p>
-        </w:tc>
-        <w:tc>
-          <w:tcPr>
-            <w:tcW w:type="dxa" w:w="2379"/>
-            <w:tcBorders>
-              <w:top w:val="single" w:sz="4" w:color="808080"/>
-              <w:left w:val="single" w:sz="4" w:color="808080"/>
-              <w:bottom w:val="single" w:sz="4" w:color="808080"/>
-              <w:right w:val="single" w:sz="4" w:color="808080"/>
-            </w:tcBorders>
-            <w:vAlign w:val="center"/>
-          </w:tcPr>
-          <w:p>
-            <w:pPr>
-              <w:spacing w:after="0"/>
-            </w:pPr>
-            <w:r/>
-            <w:r>
-              <w:rPr>
-                <w:rFonts w:ascii="맑은 고딕" w:hAnsi="맑은 고딕" w:eastAsia="맑은 고딕"/>
-                <w:b w:val="0"/>
-                <w:sz w:val="21"/>
-              </w:rPr>
-              <w:t>약 2,400억 (2025)</w:t>
-            </w:r>
-          </w:p>
-        </w:tc>
-        <w:tc>
-          <w:tcPr>
-            <w:tcW w:type="dxa" w:w="2379"/>
-            <w:tcBorders>
-              <w:top w:val="single" w:sz="4" w:color="808080"/>
-              <w:left w:val="single" w:sz="4" w:color="808080"/>
-              <w:bottom w:val="single" w:sz="4" w:color="808080"/>
-              <w:right w:val="single" w:sz="4" w:color="808080"/>
-            </w:tcBorders>
-            <w:vAlign w:val="center"/>
-          </w:tcPr>
-          <w:p>
-            <w:pPr>
-              <w:spacing w:after="0"/>
-            </w:pPr>
-            <w:r/>
-            <w:r>
-              <w:rPr>
-                <w:rFonts w:ascii="맑은 고딕" w:hAnsi="맑은 고딕" w:eastAsia="맑은 고딕"/>
-                <w:b w:val="0"/>
-                <w:sz w:val="21"/>
-              </w:rPr>
-              <w:t>약 1,800억 (2025)</w:t>
-            </w:r>
-          </w:p>
-        </w:tc>
-        <w:tc>
-          <w:tcPr>
-            <w:tcW w:type="dxa" w:w="2379"/>
-            <w:tcBorders>
-              <w:top w:val="single" w:sz="4" w:color="808080"/>
-              <w:left w:val="single" w:sz="4" w:color="808080"/>
-              <w:bottom w:val="single" w:sz="4" w:color="808080"/>
-              <w:right w:val="single" w:sz="4" w:color="808080"/>
-            </w:tcBorders>
-            <w:vAlign w:val="center"/>
-          </w:tcPr>
-          <w:p>
-            <w:pPr>
-              <w:spacing w:after="0"/>
-            </w:pPr>
-            <w:r/>
-            <w:r>
-              <w:rPr>
-                <w:rFonts w:ascii="맑은 고딕" w:hAnsi="맑은 고딕" w:eastAsia="맑은 고딕"/>
-                <w:b w:val="0"/>
-                <w:sz w:val="21"/>
-              </w:rPr>
-              <w:t>약 3,100억 (2025)</w:t>
-            </w:r>
-          </w:p>
-        </w:tc>
-      </w:tr>
-      <w:tr>
-        <w:tc>
-          <w:tcPr>
-            <w:tcW w:type="dxa" w:w="2379"/>
-            <w:tcBorders>
-              <w:top w:val="single" w:sz="4" w:color="808080"/>
-              <w:left w:val="single" w:sz="4" w:color="808080"/>
-              <w:bottom w:val="single" w:sz="4" w:color="808080"/>
-              <w:right w:val="single" w:sz="4" w:color="808080"/>
-            </w:tcBorders>
-            <w:vAlign w:val="center"/>
-            <w:shd w:val="clear" w:color="auto" w:fill="F4F6FA"/>
-          </w:tcPr>
-          <w:p>
-            <w:pPr>
-              <w:spacing w:after="0"/>
-            </w:pPr>
-            <w:r/>
-            <w:r>
-              <w:rPr>
-                <w:rFonts w:ascii="맑은 고딕" w:hAnsi="맑은 고딕" w:eastAsia="맑은 고딕"/>
-                <w:b w:val="0"/>
-                <w:sz w:val="21"/>
-              </w:rPr>
-              <w:t>본사 위치</w:t>
-            </w:r>
-          </w:p>
-        </w:tc>
-        <w:tc>
-          <w:tcPr>
-            <w:tcW w:type="dxa" w:w="2379"/>
-            <w:tcBorders>
-              <w:top w:val="single" w:sz="4" w:color="808080"/>
-              <w:left w:val="single" w:sz="4" w:color="808080"/>
-              <w:bottom w:val="single" w:sz="4" w:color="808080"/>
-              <w:right w:val="single" w:sz="4" w:color="808080"/>
-            </w:tcBorders>
-            <w:vAlign w:val="center"/>
-            <w:shd w:val="clear" w:color="auto" w:fill="F4F6FA"/>
-          </w:tcPr>
-          <w:p>
-            <w:pPr>
-              <w:spacing w:after="0"/>
-            </w:pPr>
-            <w:r/>
-            <w:r>
-              <w:rPr>
-                <w:rFonts w:ascii="맑은 고딕" w:hAnsi="맑은 고딕" w:eastAsia="맑은 고딕"/>
-                <w:b w:val="0"/>
-                <w:sz w:val="21"/>
-              </w:rPr>
-              <w:t>경기 화성</w:t>
-            </w:r>
-          </w:p>
-        </w:tc>
-        <w:tc>
-          <w:tcPr>
-            <w:tcW w:type="dxa" w:w="2379"/>
-            <w:tcBorders>
-              <w:top w:val="single" w:sz="4" w:color="808080"/>
-              <w:left w:val="single" w:sz="4" w:color="808080"/>
-              <w:bottom w:val="single" w:sz="4" w:color="808080"/>
-              <w:right w:val="single" w:sz="4" w:color="808080"/>
-            </w:tcBorders>
-            <w:vAlign w:val="center"/>
-            <w:shd w:val="clear" w:color="auto" w:fill="F4F6FA"/>
-          </w:tcPr>
-          <w:p>
-            <w:pPr>
-              <w:spacing w:after="0"/>
-            </w:pPr>
-            <w:r/>
-            <w:r>
-              <w:rPr>
-                <w:rFonts w:ascii="맑은 고딕" w:hAnsi="맑은 고딕" w:eastAsia="맑은 고딕"/>
-                <w:b w:val="0"/>
-                <w:sz w:val="21"/>
-              </w:rPr>
-              <w:t>충남 천안</w:t>
-            </w:r>
-          </w:p>
-        </w:tc>
-        <w:tc>
-          <w:tcPr>
-            <w:tcW w:type="dxa" w:w="2379"/>
-            <w:tcBorders>
-              <w:top w:val="single" w:sz="4" w:color="808080"/>
-              <w:left w:val="single" w:sz="4" w:color="808080"/>
-              <w:bottom w:val="single" w:sz="4" w:color="808080"/>
-              <w:right w:val="single" w:sz="4" w:color="808080"/>
-            </w:tcBorders>
-            <w:vAlign w:val="center"/>
-            <w:shd w:val="clear" w:color="auto" w:fill="F4F6FA"/>
-          </w:tcPr>
-          <w:p>
-            <w:pPr>
-              <w:spacing w:after="0"/>
-            </w:pPr>
-            <w:r/>
-            <w:r>
-              <w:rPr>
-                <w:rFonts w:ascii="맑은 고딕" w:hAnsi="맑은 고딕" w:eastAsia="맑은 고딕"/>
-                <w:b w:val="0"/>
-                <w:sz w:val="21"/>
-              </w:rPr>
-              <w:t>경남 창원</w:t>
-            </w:r>
-          </w:p>
-        </w:tc>
-      </w:tr>
-      <w:tr>
-        <w:tc>
-          <w:tcPr>
-            <w:tcW w:type="dxa" w:w="2379"/>
-            <w:tcBorders>
-              <w:top w:val="single" w:sz="4" w:color="808080"/>
-              <w:left w:val="single" w:sz="4" w:color="808080"/>
-              <w:bottom w:val="single" w:sz="4" w:color="808080"/>
-              <w:right w:val="single" w:sz="4" w:color="808080"/>
-            </w:tcBorders>
-            <w:vAlign w:val="center"/>
-          </w:tcPr>
-          <w:p>
-            <w:pPr>
-              <w:spacing w:after="0"/>
-            </w:pPr>
-            <w:r/>
-            <w:r>
-              <w:rPr>
-                <w:rFonts w:ascii="맑은 고딕" w:hAnsi="맑은 고딕" w:eastAsia="맑은 고딕"/>
-                <w:b w:val="0"/>
-                <w:sz w:val="21"/>
-              </w:rPr>
-              <w:t>주요 제품·서비스</w:t>
-            </w:r>
-          </w:p>
-        </w:tc>
-        <w:tc>
-          <w:tcPr>
-            <w:tcW w:type="dxa" w:w="2379"/>
-            <w:tcBorders>
-              <w:top w:val="single" w:sz="4" w:color="808080"/>
-              <w:left w:val="single" w:sz="4" w:color="808080"/>
-              <w:bottom w:val="single" w:sz="4" w:color="808080"/>
-              <w:right w:val="single" w:sz="4" w:color="808080"/>
-            </w:tcBorders>
-            <w:vAlign w:val="center"/>
-          </w:tcPr>
-          <w:p>
-            <w:pPr>
-              <w:spacing w:after="0"/>
-            </w:pPr>
-            <w:r/>
-            <w:r>
-              <w:rPr>
-                <w:rFonts w:ascii="맑은 고딕" w:hAnsi="맑은 고딕" w:eastAsia="맑은 고딕"/>
-                <w:b w:val="0"/>
-                <w:sz w:val="21"/>
-              </w:rPr>
-              <w:t>정밀 절삭 부품, 산업용 금형</w:t>
-            </w:r>
-          </w:p>
-        </w:tc>
-        <w:tc>
-          <w:tcPr>
-            <w:tcW w:type="dxa" w:w="2379"/>
-            <w:tcBorders>
-              <w:top w:val="single" w:sz="4" w:color="808080"/>
-              <w:left w:val="single" w:sz="4" w:color="808080"/>
-              <w:bottom w:val="single" w:sz="4" w:color="808080"/>
-              <w:right w:val="single" w:sz="4" w:color="808080"/>
-            </w:tcBorders>
-            <w:vAlign w:val="center"/>
-          </w:tcPr>
-          <w:p>
-            <w:pPr>
-              <w:spacing w:after="0"/>
-            </w:pPr>
-            <w:r/>
-            <w:r>
-              <w:rPr>
-                <w:rFonts w:ascii="맑은 고딕" w:hAnsi="맑은 고딕" w:eastAsia="맑은 고딕"/>
-                <w:b w:val="0"/>
-                <w:sz w:val="21"/>
-              </w:rPr>
-              <w:t>중장비 핵심 부품</w:t>
-            </w:r>
-          </w:p>
-        </w:tc>
-        <w:tc>
-          <w:tcPr>
-            <w:tcW w:type="dxa" w:w="2379"/>
-            <w:tcBorders>
-              <w:top w:val="single" w:sz="4" w:color="808080"/>
-              <w:left w:val="single" w:sz="4" w:color="808080"/>
-              <w:bottom w:val="single" w:sz="4" w:color="808080"/>
-              <w:right w:val="single" w:sz="4" w:color="808080"/>
-            </w:tcBorders>
-            <w:vAlign w:val="center"/>
-          </w:tcPr>
-          <w:p>
-            <w:pPr>
-              <w:spacing w:after="0"/>
-            </w:pPr>
-            <w:r/>
-            <w:r>
-              <w:rPr>
-                <w:rFonts w:ascii="맑은 고딕" w:hAnsi="맑은 고딕" w:eastAsia="맑은 고딕"/>
-                <w:b w:val="0"/>
-                <w:sz w:val="21"/>
-              </w:rPr>
-              <w:t>자동차 정밀 가공 부품</w:t>
-            </w:r>
-          </w:p>
-        </w:tc>
-      </w:tr>
-      <w:tr>
-        <w:tc>
-          <w:tcPr>
-            <w:tcW w:type="dxa" w:w="2379"/>
-            <w:tcBorders>
-              <w:top w:val="single" w:sz="4" w:color="808080"/>
-              <w:left w:val="single" w:sz="4" w:color="808080"/>
-              <w:bottom w:val="single" w:sz="4" w:color="808080"/>
-              <w:right w:val="single" w:sz="4" w:color="808080"/>
-            </w:tcBorders>
-            <w:vAlign w:val="center"/>
-            <w:shd w:val="clear" w:color="auto" w:fill="F4F6FA"/>
-          </w:tcPr>
-          <w:p>
-            <w:pPr>
-              <w:spacing w:after="0"/>
-            </w:pPr>
-            <w:r/>
-            <w:r>
-              <w:rPr>
-                <w:rFonts w:ascii="맑은 고딕" w:hAnsi="맑은 고딕" w:eastAsia="맑은 고딕"/>
-                <w:b w:val="0"/>
-                <w:sz w:val="21"/>
-              </w:rPr>
-              <w:t>우선순위</w:t>
-            </w:r>
-          </w:p>
-        </w:tc>
-        <w:tc>
-          <w:tcPr>
-            <w:tcW w:type="dxa" w:w="2379"/>
-            <w:tcBorders>
-              <w:top w:val="single" w:sz="4" w:color="808080"/>
-              <w:left w:val="single" w:sz="4" w:color="808080"/>
-              <w:bottom w:val="single" w:sz="4" w:color="808080"/>
-              <w:right w:val="single" w:sz="4" w:color="808080"/>
-            </w:tcBorders>
-            <w:vAlign w:val="center"/>
-            <w:shd w:val="clear" w:color="auto" w:fill="F4F6FA"/>
-          </w:tcPr>
-          <w:p>
-            <w:pPr>
-              <w:spacing w:after="0"/>
-            </w:pPr>
-            <w:r/>
-            <w:r>
-              <w:rPr>
-                <w:rFonts w:ascii="맑은 고딕" w:hAnsi="맑은 고딕" w:eastAsia="맑은 고딕"/>
-                <w:b w:val="0"/>
-                <w:sz w:val="21"/>
-              </w:rPr>
-              <w:t>1순위</w:t>
-            </w:r>
-          </w:p>
-        </w:tc>
-        <w:tc>
-          <w:tcPr>
-            <w:tcW w:type="dxa" w:w="2379"/>
-            <w:tcBorders>
-              <w:top w:val="single" w:sz="4" w:color="808080"/>
-              <w:left w:val="single" w:sz="4" w:color="808080"/>
-              <w:bottom w:val="single" w:sz="4" w:color="808080"/>
-              <w:right w:val="single" w:sz="4" w:color="808080"/>
-            </w:tcBorders>
-            <w:vAlign w:val="center"/>
-            <w:shd w:val="clear" w:color="auto" w:fill="F4F6FA"/>
-          </w:tcPr>
-          <w:p>
-            <w:pPr>
-              <w:spacing w:after="0"/>
-            </w:pPr>
-            <w:r/>
-            <w:r>
-              <w:rPr>
-                <w:rFonts w:ascii="맑은 고딕" w:hAnsi="맑은 고딕" w:eastAsia="맑은 고딕"/>
-                <w:b w:val="0"/>
-                <w:sz w:val="21"/>
-              </w:rPr>
-              <w:t>2순위</w:t>
-            </w:r>
-          </w:p>
-        </w:tc>
-        <w:tc>
-          <w:tcPr>
-            <w:tcW w:type="dxa" w:w="2379"/>
-            <w:tcBorders>
-              <w:top w:val="single" w:sz="4" w:color="808080"/>
-              <w:left w:val="single" w:sz="4" w:color="808080"/>
-              <w:bottom w:val="single" w:sz="4" w:color="808080"/>
-              <w:right w:val="single" w:sz="4" w:color="808080"/>
-            </w:tcBorders>
-            <w:vAlign w:val="center"/>
-            <w:shd w:val="clear" w:color="auto" w:fill="F4F6FA"/>
-          </w:tcPr>
-          <w:p>
-            <w:pPr>
-              <w:spacing w:after="0"/>
-            </w:pPr>
-            <w:r/>
-            <w:r>
-              <w:rPr>
-                <w:rFonts w:ascii="맑은 고딕" w:hAnsi="맑은 고딕" w:eastAsia="맑은 고딕"/>
-                <w:b w:val="0"/>
-                <w:sz w:val="21"/>
-              </w:rPr>
-              <w:t>3순위</w:t>
+              <w:t>시범 검토 담당·일정 미정</w:t>
             </w:r>
           </w:p>
         </w:tc>
@@ -1263,1084 +554,1407 @@
     </w:tbl>
     <w:p>
       <w:pPr>
-        <w:spacing w:after="80"/>
+        <w:spacing w:after="0" w:line="84" w:lineRule="auto"/>
       </w:pPr>
     </w:p>
     <w:p>
       <w:pPr>
-        <w:pBdr>
-          <w:bottom w:val="single" w:sz="6" w:space="1" w:color="AAAAAA"/>
-        </w:pBdr>
-        <w:spacing w:before="40" w:after="120"/>
+        <w:pStyle w:val="Heading1"/>
       </w:pPr>
+      <w:r>
+        <w:t>3 선정 기준</w:t>
+      </w:r>
+    </w:p>
+    <w:p>
+      <w:pPr/>
+      <w:r>
+        <w:t>교사 편의, 실행 가능성, 운영 리스크를 공통 기준으로 사용합니다. 교사 편의는 이용 목적과 다음 행동이 명확해지는지, 실행 가능성은 공개 자료를 바탕으로 검토 가능한 초안을 만들 수 있는지, 운영 리스크는 안내 오류와 근거 없는 약속을 통제할 수 있는지 살펴봅니다. 기준별 점수와 효과 수치는 부여하지 않습니다.</w:t>
+      </w:r>
+    </w:p>
+    <w:p>
+      <w:pPr>
+        <w:pStyle w:val="Heading1"/>
+      </w:pPr>
+      <w:r>
+        <w:t>4 후보별 상세 분석</w:t>
+      </w:r>
     </w:p>
     <w:p>
       <w:pPr>
         <w:pStyle w:val="Heading2"/>
-        <w:spacing w:before="280" w:after="160"/>
       </w:pPr>
       <w:r>
-        <w:rPr>
-          <w:rFonts w:ascii="맑은 고딕" w:hAnsi="맑은 고딕" w:eastAsia="맑은 고딕"/>
-          <w:b/>
-          <w:color w:val="1F3A66"/>
-          <w:sz w:val="30"/>
-        </w:rPr>
-        <w:t>3. 선정 기준</w:t>
+        <w:t>후보 A 수업자료 탐색 안내 개선</w:t>
+      </w:r>
+    </w:p>
+    <w:p>
+      <w:pPr/>
+      <w:r>
+        <w:t>공개 사실: 엠티처는 초등·중학·고등 서비스를 구분하고 있습니다[1]. 참고서 자료실은 정답과 해설, 정오표, 듣기 MP3 등의 자료 유형을 제시합니다[2]. 이 사실만으로 현재 탐색이 어렵다고 판단하지 않습니다.</w:t>
+      </w:r>
+    </w:p>
+    <w:p>
+      <w:pPr/>
+      <w:r>
+        <w:t>개선 제안: 필요한 자료의 종류를 먼저 고른 뒤 공식 안내로 이동하는 흐름을 교육용 초안으로 작성합니다. 화면 개편을 전제로 하지 않고, 기존 안내와 중복되는지 검토할 수 있는 문장과 경로 예시를 만듭니다.</w:t>
+      </w:r>
+    </w:p>
+    <w:p>
+      <w:pPr/>
+      <w:r>
+        <w:t>효과 가설 및 확인 필요: 목적에 맞는 자료 경로를 설명하면 다음 행동을 이해하는 데 도움이 될 수 있습니다. 실제 탐색 시간과 이해도 변화는 확인되지 않았습니다. 최신 메뉴명, 로그인 조건, 링크 유효성, 기존 안내와의 중복을 확인해야 합니다.</w:t>
       </w:r>
     </w:p>
     <w:p>
       <w:pPr>
-        <w:spacing w:after="80"/>
+        <w:pStyle w:val="Heading2"/>
       </w:pPr>
       <w:r>
-        <w:rPr>
-          <w:rFonts w:ascii="맑은 고딕" w:hAnsi="맑은 고딕" w:eastAsia="맑은 고딕"/>
-          <w:b w:val="0"/>
-          <w:sz w:val="22"/>
-        </w:rPr>
-        <w:t>본 보고서는 다음 5개 기준으로 후보를 선정했다.</w:t>
+        <w:t>후보 B 교재 문의 FAQ 개선</w:t>
+      </w:r>
+    </w:p>
+    <w:p>
+      <w:pPr/>
+      <w:r>
+        <w:t>공개 사실: 참고서 자료실에 정답과 해설, 정오표, 듣기 MP3 등 교재 관련 자료 메뉴가 있습니다[2]. 공개 메뉴의 존재가 문의량이 많다거나 기존 답변이 부족하다는 뜻은 아닙니다.</w:t>
+      </w:r>
+    </w:p>
+    <w:p>
+      <w:pPr/>
+      <w:r>
+        <w:t>개선 제안: 자료 유형별 예시 질문을 만들고, 답변마다 공식 자료의 위치와 확인에 필요한 교재 정보를 연결합니다. 자료에 답이 없으면 확인 필요로 남기며 문의 창구나 처리 기한을 임의로 추가하지 않습니다.</w:t>
+      </w:r>
+    </w:p>
+    <w:p>
+      <w:pPr/>
+      <w:r>
+        <w:t>효과 가설 및 확인 필요: 같은 근거를 참조하는 답변 초안은 설명의 일관성을 높이는 데 도움이 될 수 있습니다. 실제 문의 유형, 빈도, 담당 업무와 승인 절차는 확인하지 않았으므로 검토자가 별도로 확인해야 합니다.</w:t>
       </w:r>
     </w:p>
     <w:p>
       <w:pPr>
-        <w:pStyle w:val="ListNumber"/>
-        <w:spacing w:after="40"/>
+        <w:pStyle w:val="Heading2"/>
       </w:pPr>
       <w:r>
-        <w:rPr>
-          <w:rFonts w:ascii="맑은 고딕" w:hAnsi="맑은 고딕" w:eastAsia="맑은 고딕"/>
-          <w:b/>
-          <w:sz w:val="22"/>
-        </w:rPr>
-        <w:t>시장 fit</w:t>
+        <w:t>후보 C 교사 연수 운영 개선</w:t>
       </w:r>
+    </w:p>
+    <w:p>
+      <w:pPr/>
       <w:r>
-        <w:rPr>
-          <w:rFonts w:ascii="맑은 고딕" w:hAnsi="맑은 고딕" w:eastAsia="맑은 고딕"/>
-          <w:b w:val="0"/>
-          <w:sz w:val="22"/>
-        </w:rPr>
-        <w:t>: 자사 부품군과의 직접 활용 가능성 — 후보 모두 자사 SKU 5종 이상 활용 가능</w:t>
+        <w:t>공개 사실: 초코클래스는 학교·기관용 학습플랫폼으로 소개되며, 교사가 설정하는 시간표와 학습자료 공유 등의 기능을 설명합니다[3]. 이 자료는 현재 연수의 제공 여부, 방식이나 운영상 문제를 알려 주지는 않습니다.</w:t>
+      </w:r>
+    </w:p>
+    <w:p>
+      <w:pPr/>
+      <w:r>
+        <w:t>개선 제안: 교사가 디지털 학습서비스를 이해하고 활용한다는 가상 상황을 두고 신청 안내, 사전 준비, 진행, 후속 안내의 연결을 검토합니다. 초코클래스는 활용 맥락의 참고 대상이며 실제 연수를 운영한다고 가정하지 않습니다.</w:t>
+      </w:r>
+    </w:p>
+    <w:p>
+      <w:pPr/>
+      <w:r>
+        <w:t>효과 가설 및 확인 필요: 단계별 준비 사항을 명확히 안내하면 참여 준비를 돕는 데 유용할 수 있습니다. 시범 검토의 담당과 일정은 미정입니다. 실제 운영 여부, 참가 조건, 제공 가능한 자료와 피드백 방식부터 확인해야 합니다.</w:t>
       </w:r>
     </w:p>
     <w:p>
       <w:pPr>
-        <w:pStyle w:val="ListNumber"/>
-        <w:spacing w:after="40"/>
+        <w:pStyle w:val="Heading1"/>
       </w:pPr>
       <w:r>
-        <w:rPr>
-          <w:rFonts w:ascii="맑은 고딕" w:hAnsi="맑은 고딕" w:eastAsia="맑은 고딕"/>
-          <w:b/>
-          <w:sz w:val="22"/>
-        </w:rPr>
-        <w:t>규모 fit</w:t>
-      </w:r>
-      <w:r>
-        <w:rPr>
-          <w:rFonts w:ascii="맑은 고딕" w:hAnsi="맑은 고딕" w:eastAsia="맑은 고딕"/>
-          <w:b w:val="0"/>
-          <w:sz w:val="22"/>
-        </w:rPr>
-        <w:t>: 연 매출 1,500억 이상 — 최소 발주 규모 충족</w:t>
+        <w:t>5 실행 전략</w:t>
       </w:r>
     </w:p>
     <w:p>
-      <w:pPr>
-        <w:pStyle w:val="ListNumber"/>
-        <w:spacing w:after="40"/>
-      </w:pPr>
+      <w:pPr/>
       <w:r>
-        <w:rPr>
-          <w:rFonts w:ascii="맑은 고딕" w:hAnsi="맑은 고딕" w:eastAsia="맑은 고딕"/>
-          <w:b/>
-          <w:sz w:val="22"/>
-        </w:rPr>
-        <w:t>접근 가능성</w:t>
-      </w:r>
-      <w:r>
-        <w:rPr>
-          <w:rFonts w:ascii="맑은 고딕" w:hAnsi="맑은 고딕" w:eastAsia="맑은 고딕"/>
-          <w:b w:val="0"/>
-          <w:sz w:val="22"/>
-        </w:rPr>
-        <w:t>: 산업협회·기존 거래·내부 인맥 등 채널 존재</w:t>
-      </w:r>
-    </w:p>
-    <w:p>
-      <w:pPr>
-        <w:pStyle w:val="ListNumber"/>
-        <w:spacing w:after="40"/>
-      </w:pPr>
-      <w:r>
-        <w:rPr>
-          <w:rFonts w:ascii="맑은 고딕" w:hAnsi="맑은 고딕" w:eastAsia="맑은 고딕"/>
-          <w:b/>
-          <w:sz w:val="22"/>
-        </w:rPr>
-        <w:t>리스크</w:t>
-      </w:r>
-      <w:r>
-        <w:rPr>
-          <w:rFonts w:ascii="맑은 고딕" w:hAnsi="맑은 고딕" w:eastAsia="맑은 고딕"/>
-          <w:b w:val="0"/>
-          <w:sz w:val="22"/>
-        </w:rPr>
-        <w:t>: 신용등급 BBB+ 이상, 최근 3년 매출 성장 (+5% 이상)</w:t>
-      </w:r>
-    </w:p>
-    <w:p>
-      <w:pPr>
-        <w:pStyle w:val="ListNumber"/>
-        <w:spacing w:after="40"/>
-      </w:pPr>
-      <w:r>
-        <w:rPr>
-          <w:rFonts w:ascii="맑은 고딕" w:hAnsi="맑은 고딕" w:eastAsia="맑은 고딕"/>
-          <w:b/>
-          <w:sz w:val="22"/>
-        </w:rPr>
-        <w:t>전략 가치</w:t>
-      </w:r>
-      <w:r>
-        <w:rPr>
-          <w:rFonts w:ascii="맑은 고딕" w:hAnsi="맑은 고딕" w:eastAsia="맑은 고딕"/>
-          <w:b w:val="0"/>
-          <w:sz w:val="22"/>
-        </w:rPr>
-        <w:t>: 신규 산업군 진입 효과</w:t>
-      </w:r>
-    </w:p>
-    <w:p>
-      <w:pPr>
-        <w:pBdr>
-          <w:bottom w:val="single" w:sz="6" w:space="1" w:color="AAAAAA"/>
-        </w:pBdr>
-        <w:spacing w:before="40" w:after="120"/>
-      </w:pPr>
-    </w:p>
-    <w:p>
-      <w:pPr>
-        <w:pStyle w:val="Heading2"/>
-        <w:spacing w:before="280" w:after="160"/>
-      </w:pPr>
-      <w:r>
-        <w:rPr>
-          <w:rFonts w:ascii="맑은 고딕" w:hAnsi="맑은 고딕" w:eastAsia="맑은 고딕"/>
-          <w:b/>
-          <w:color w:val="1F3A66"/>
-          <w:sz w:val="30"/>
-        </w:rPr>
-        <w:t>4. 후보별 상세 분석</w:t>
-      </w:r>
-    </w:p>
-    <w:p>
-      <w:pPr>
-        <w:pStyle w:val="Heading3"/>
-        <w:spacing w:before="200" w:after="120"/>
-      </w:pPr>
-      <w:r>
-        <w:rPr>
-          <w:rFonts w:ascii="맑은 고딕" w:hAnsi="맑은 고딕" w:eastAsia="맑은 고딕"/>
-          <w:b/>
-          <w:color w:val="2E4A7A"/>
-          <w:sz w:val="26"/>
-        </w:rPr>
-        <w:t>4.1 후보 1: 엠정공</w:t>
-      </w:r>
-    </w:p>
-    <w:p>
-      <w:pPr>
-        <w:pStyle w:val="ListBullet"/>
-        <w:spacing w:after="40"/>
-      </w:pPr>
-      <w:r>
-        <w:rPr>
-          <w:rFonts w:ascii="맑은 고딕" w:hAnsi="맑은 고딕" w:eastAsia="맑은 고딕"/>
-          <w:b/>
-          <w:sz w:val="22"/>
-        </w:rPr>
-        <w:t>회사 개요</w:t>
-      </w:r>
-      <w:r>
-        <w:rPr>
-          <w:rFonts w:ascii="맑은 고딕" w:hAnsi="맑은 고딕" w:eastAsia="맑은 고딕"/>
-          <w:b w:val="0"/>
-          <w:sz w:val="22"/>
-        </w:rPr>
-        <w:t>: 1995년 설립, 정밀 절삭 부품·산업용 금형 전문. 국내 중대형 OEM 다수 보유. 2025년 매출 2,400억(+11% YoY).</w:t>
-      </w:r>
-    </w:p>
-    <w:p>
-      <w:pPr>
-        <w:pStyle w:val="ListBullet"/>
-        <w:spacing w:after="40"/>
-      </w:pPr>
-      <w:r>
-        <w:rPr>
-          <w:rFonts w:ascii="맑은 고딕" w:hAnsi="맑은 고딕" w:eastAsia="맑은 고딕"/>
-          <w:b/>
-          <w:sz w:val="22"/>
-        </w:rPr>
-        <w:t>fit 평가</w:t>
-      </w:r>
-      <w:r>
-        <w:rPr>
-          <w:rFonts w:ascii="맑은 고딕" w:hAnsi="맑은 고딕" w:eastAsia="맑은 고딕"/>
-          <w:b w:val="0"/>
-          <w:sz w:val="22"/>
-        </w:rPr>
-        <w:t>: 자사 부품군 중 절삭공구·표면처리 부품 SKU 7종이 엠정공 주력 라인업에 직접 투입 가능. 기술팀 사전 검토에서 호환성 90% 이상 확인.</w:t>
-      </w:r>
-    </w:p>
-    <w:p>
-      <w:pPr>
-        <w:pStyle w:val="ListBullet"/>
-        <w:spacing w:after="40"/>
-      </w:pPr>
-      <w:r>
-        <w:rPr>
-          <w:rFonts w:ascii="맑은 고딕" w:hAnsi="맑은 고딕" w:eastAsia="맑은 고딕"/>
-          <w:b/>
-          <w:sz w:val="22"/>
-        </w:rPr>
-        <w:t>예상 거래 규모</w:t>
-      </w:r>
-      <w:r>
-        <w:rPr>
-          <w:rFonts w:ascii="맑은 고딕" w:hAnsi="맑은 고딕" w:eastAsia="맑은 고딕"/>
-          <w:b w:val="0"/>
-          <w:sz w:val="22"/>
-        </w:rPr>
-        <w:t>: 연 20~30억 [출처: 엠정공 2025 사업보고서 + 자사 영업기획팀 추산]</w:t>
-      </w:r>
-    </w:p>
-    <w:p>
-      <w:pPr>
-        <w:pStyle w:val="ListBullet"/>
-        <w:spacing w:after="40"/>
-      </w:pPr>
-      <w:r>
-        <w:rPr>
-          <w:rFonts w:ascii="맑은 고딕" w:hAnsi="맑은 고딕" w:eastAsia="맑은 고딕"/>
-          <w:b/>
-          <w:sz w:val="22"/>
-        </w:rPr>
-        <w:t>의사결정 라인</w:t>
-      </w:r>
-      <w:r>
-        <w:rPr>
-          <w:rFonts w:ascii="맑은 고딕" w:hAnsi="맑은 고딕" w:eastAsia="맑은 고딕"/>
-          <w:b w:val="0"/>
-          <w:sz w:val="22"/>
-        </w:rPr>
-        <w:t>: 구매팀장 → 구매본부장 → 대표이사 (3단계)</w:t>
-      </w:r>
-    </w:p>
-    <w:p>
-      <w:pPr>
-        <w:pStyle w:val="ListBullet"/>
-        <w:spacing w:after="40"/>
-      </w:pPr>
-      <w:r>
-        <w:rPr>
-          <w:rFonts w:ascii="맑은 고딕" w:hAnsi="맑은 고딕" w:eastAsia="맑은 고딕"/>
-          <w:b/>
-          <w:sz w:val="22"/>
-        </w:rPr>
-        <w:t>강점</w:t>
-      </w:r>
-      <w:r>
-        <w:rPr>
-          <w:rFonts w:ascii="맑은 고딕" w:hAnsi="맑은 고딕" w:eastAsia="맑은 고딕"/>
-          <w:b w:val="0"/>
-          <w:sz w:val="22"/>
-        </w:rPr>
-        <w:t xml:space="preserve">: 신규 공급사 진입 사례 다수 / </w:t>
-      </w:r>
-      <w:r>
-        <w:rPr>
-          <w:rFonts w:ascii="맑은 고딕" w:hAnsi="맑은 고딕" w:eastAsia="맑은 고딕"/>
-          <w:b/>
-          <w:sz w:val="22"/>
-        </w:rPr>
-        <w:t>약점</w:t>
-      </w:r>
-      <w:r>
-        <w:rPr>
-          <w:rFonts w:ascii="맑은 고딕" w:hAnsi="맑은 고딕" w:eastAsia="맑은 고딕"/>
-          <w:b w:val="0"/>
-          <w:sz w:val="22"/>
-        </w:rPr>
-        <w:t>: 단가 협상 강함</w:t>
-      </w:r>
-    </w:p>
-    <w:p>
-      <w:pPr>
-        <w:pStyle w:val="Heading3"/>
-        <w:spacing w:before="200" w:after="120"/>
-      </w:pPr>
-      <w:r>
-        <w:rPr>
-          <w:rFonts w:ascii="맑은 고딕" w:hAnsi="맑은 고딕" w:eastAsia="맑은 고딕"/>
-          <w:b/>
-          <w:color w:val="2E4A7A"/>
-          <w:sz w:val="26"/>
-        </w:rPr>
-        <w:t>4.2 후보 2: 티엔지니어링</w:t>
-      </w:r>
-    </w:p>
-    <w:p>
-      <w:pPr>
-        <w:pStyle w:val="ListBullet"/>
-        <w:spacing w:after="40"/>
-      </w:pPr>
-      <w:r>
-        <w:rPr>
-          <w:rFonts w:ascii="맑은 고딕" w:hAnsi="맑은 고딕" w:eastAsia="맑은 고딕"/>
-          <w:b/>
-          <w:sz w:val="22"/>
-        </w:rPr>
-        <w:t>회사 개요</w:t>
-      </w:r>
-      <w:r>
-        <w:rPr>
-          <w:rFonts w:ascii="맑은 고딕" w:hAnsi="맑은 고딕" w:eastAsia="맑은 고딕"/>
-          <w:b w:val="0"/>
-          <w:sz w:val="22"/>
-        </w:rPr>
-        <w:t>: 2005년 설립, 중장비 핵심 부품 OEM. 국내 중장비 1·2위사 거래. 2025년 매출 1,800억(+9% YoY).</w:t>
-      </w:r>
-    </w:p>
-    <w:p>
-      <w:pPr>
-        <w:pStyle w:val="ListBullet"/>
-        <w:spacing w:after="40"/>
-      </w:pPr>
-      <w:r>
-        <w:rPr>
-          <w:rFonts w:ascii="맑은 고딕" w:hAnsi="맑은 고딕" w:eastAsia="맑은 고딕"/>
-          <w:b/>
-          <w:sz w:val="22"/>
-        </w:rPr>
-        <w:t>fit 평가</w:t>
-      </w:r>
-      <w:r>
-        <w:rPr>
-          <w:rFonts w:ascii="맑은 고딕" w:hAnsi="맑은 고딕" w:eastAsia="맑은 고딕"/>
-          <w:b w:val="0"/>
-          <w:sz w:val="22"/>
-        </w:rPr>
-        <w:t>: 자사 부품군 중 정밀 가공·내마모성 부품 SKU 4종이 중장비 핵심 부품에 활용 가능.</w:t>
-      </w:r>
-    </w:p>
-    <w:p>
-      <w:pPr>
-        <w:pStyle w:val="ListBullet"/>
-        <w:spacing w:after="40"/>
-      </w:pPr>
-      <w:r>
-        <w:rPr>
-          <w:rFonts w:ascii="맑은 고딕" w:hAnsi="맑은 고딕" w:eastAsia="맑은 고딕"/>
-          <w:b/>
-          <w:sz w:val="22"/>
-        </w:rPr>
-        <w:t>예상 거래 규모</w:t>
-      </w:r>
-      <w:r>
-        <w:rPr>
-          <w:rFonts w:ascii="맑은 고딕" w:hAnsi="맑은 고딕" w:eastAsia="맑은 고딕"/>
-          <w:b w:val="0"/>
-          <w:sz w:val="22"/>
-        </w:rPr>
-        <w:t>: 연 12~18억</w:t>
-      </w:r>
-    </w:p>
-    <w:p>
-      <w:pPr>
-        <w:pStyle w:val="ListBullet"/>
-        <w:spacing w:after="40"/>
-      </w:pPr>
-      <w:r>
-        <w:rPr>
-          <w:rFonts w:ascii="맑은 고딕" w:hAnsi="맑은 고딕" w:eastAsia="맑은 고딕"/>
-          <w:b/>
-          <w:sz w:val="22"/>
-        </w:rPr>
-        <w:t>의사결정 라인</w:t>
-      </w:r>
-      <w:r>
-        <w:rPr>
-          <w:rFonts w:ascii="맑은 고딕" w:hAnsi="맑은 고딕" w:eastAsia="맑은 고딕"/>
-          <w:b w:val="0"/>
-          <w:sz w:val="22"/>
-        </w:rPr>
-        <w:t>: 생산본부장 → 대표이사 (2단계, 의사결정 빠름)</w:t>
-      </w:r>
-    </w:p>
-    <w:p>
-      <w:pPr>
-        <w:pStyle w:val="ListBullet"/>
-        <w:spacing w:after="40"/>
-      </w:pPr>
-      <w:r>
-        <w:rPr>
-          <w:rFonts w:ascii="맑은 고딕" w:hAnsi="맑은 고딕" w:eastAsia="맑은 고딕"/>
-          <w:b/>
-          <w:sz w:val="22"/>
-        </w:rPr>
-        <w:t>강점</w:t>
-      </w:r>
-      <w:r>
-        <w:rPr>
-          <w:rFonts w:ascii="맑은 고딕" w:hAnsi="맑은 고딕" w:eastAsia="맑은 고딕"/>
-          <w:b w:val="0"/>
-          <w:sz w:val="22"/>
-        </w:rPr>
-        <w:t xml:space="preserve">: 빠른 의사결정 / </w:t>
-      </w:r>
-      <w:r>
-        <w:rPr>
-          <w:rFonts w:ascii="맑은 고딕" w:hAnsi="맑은 고딕" w:eastAsia="맑은 고딕"/>
-          <w:b/>
-          <w:sz w:val="22"/>
-        </w:rPr>
-        <w:t>약점</w:t>
-      </w:r>
-      <w:r>
-        <w:rPr>
-          <w:rFonts w:ascii="맑은 고딕" w:hAnsi="맑은 고딕" w:eastAsia="맑은 고딕"/>
-          <w:b w:val="0"/>
-          <w:sz w:val="22"/>
-        </w:rPr>
-        <w:t>: 매출 규모 상대적으로 작음</w:t>
-      </w:r>
-    </w:p>
-    <w:p>
-      <w:pPr>
-        <w:pStyle w:val="Heading3"/>
-        <w:spacing w:before="200" w:after="120"/>
-      </w:pPr>
-      <w:r>
-        <w:rPr>
-          <w:rFonts w:ascii="맑은 고딕" w:hAnsi="맑은 고딕" w:eastAsia="맑은 고딕"/>
-          <w:b/>
-          <w:color w:val="2E4A7A"/>
-          <w:sz w:val="26"/>
-        </w:rPr>
-        <w:t>4.3 후보 3: 케이산업</w:t>
-      </w:r>
-    </w:p>
-    <w:p>
-      <w:pPr>
-        <w:pStyle w:val="ListBullet"/>
-        <w:spacing w:after="40"/>
-      </w:pPr>
-      <w:r>
-        <w:rPr>
-          <w:rFonts w:ascii="맑은 고딕" w:hAnsi="맑은 고딕" w:eastAsia="맑은 고딕"/>
-          <w:b/>
-          <w:sz w:val="22"/>
-        </w:rPr>
-        <w:t>회사 개요</w:t>
-      </w:r>
-      <w:r>
-        <w:rPr>
-          <w:rFonts w:ascii="맑은 고딕" w:hAnsi="맑은 고딕" w:eastAsia="맑은 고딕"/>
-          <w:b w:val="0"/>
-          <w:sz w:val="22"/>
-        </w:rPr>
-        <w:t>: 1988년 설립, 자동차 정밀 가공 부품 전문. 국내·해외 자동차사 OEM 다수. 2025년 매출 3,100억(+6% YoY).</w:t>
-      </w:r>
-    </w:p>
-    <w:p>
-      <w:pPr>
-        <w:pStyle w:val="ListBullet"/>
-        <w:spacing w:after="40"/>
-      </w:pPr>
-      <w:r>
-        <w:rPr>
-          <w:rFonts w:ascii="맑은 고딕" w:hAnsi="맑은 고딕" w:eastAsia="맑은 고딕"/>
-          <w:b/>
-          <w:sz w:val="22"/>
-        </w:rPr>
-        <w:t>fit 평가</w:t>
-      </w:r>
-      <w:r>
-        <w:rPr>
-          <w:rFonts w:ascii="맑은 고딕" w:hAnsi="맑은 고딕" w:eastAsia="맑은 고딕"/>
-          <w:b w:val="0"/>
-          <w:sz w:val="22"/>
-        </w:rPr>
-        <w:t>: 자사 부품군 중 자동차 부품 SKU 6종 활용 가능. 단, 기존 거래선과 경쟁 필요.</w:t>
-      </w:r>
-    </w:p>
-    <w:p>
-      <w:pPr>
-        <w:pStyle w:val="ListBullet"/>
-        <w:spacing w:after="40"/>
-      </w:pPr>
-      <w:r>
-        <w:rPr>
-          <w:rFonts w:ascii="맑은 고딕" w:hAnsi="맑은 고딕" w:eastAsia="맑은 고딕"/>
-          <w:b/>
-          <w:sz w:val="22"/>
-        </w:rPr>
-        <w:t>예상 거래 규모</w:t>
-      </w:r>
-      <w:r>
-        <w:rPr>
-          <w:rFonts w:ascii="맑은 고딕" w:hAnsi="맑은 고딕" w:eastAsia="맑은 고딕"/>
-          <w:b w:val="0"/>
-          <w:sz w:val="22"/>
-        </w:rPr>
-        <w:t>: 연 25~40억 (단, 진입까지 6개월 이상 소요 예상)</w:t>
-      </w:r>
-    </w:p>
-    <w:p>
-      <w:pPr>
-        <w:pStyle w:val="ListBullet"/>
-        <w:spacing w:after="40"/>
-      </w:pPr>
-      <w:r>
-        <w:rPr>
-          <w:rFonts w:ascii="맑은 고딕" w:hAnsi="맑은 고딕" w:eastAsia="맑은 고딕"/>
-          <w:b/>
-          <w:sz w:val="22"/>
-        </w:rPr>
-        <w:t>의사결정 라인</w:t>
-      </w:r>
-      <w:r>
-        <w:rPr>
-          <w:rFonts w:ascii="맑은 고딕" w:hAnsi="맑은 고딕" w:eastAsia="맑은 고딕"/>
-          <w:b w:val="0"/>
-          <w:sz w:val="22"/>
-        </w:rPr>
-        <w:t>: R&amp;D본부장 → 구매본부장 → 대표이사 (4단계)</w:t>
-      </w:r>
-    </w:p>
-    <w:p>
-      <w:pPr>
-        <w:pStyle w:val="ListBullet"/>
-        <w:spacing w:after="40"/>
-      </w:pPr>
-      <w:r>
-        <w:rPr>
-          <w:rFonts w:ascii="맑은 고딕" w:hAnsi="맑은 고딕" w:eastAsia="맑은 고딕"/>
-          <w:b/>
-          <w:sz w:val="22"/>
-        </w:rPr>
-        <w:t>강점</w:t>
-      </w:r>
-      <w:r>
-        <w:rPr>
-          <w:rFonts w:ascii="맑은 고딕" w:hAnsi="맑은 고딕" w:eastAsia="맑은 고딕"/>
-          <w:b w:val="0"/>
-          <w:sz w:val="22"/>
-        </w:rPr>
-        <w:t xml:space="preserve">: 거래 규모 큼 / </w:t>
-      </w:r>
-      <w:r>
-        <w:rPr>
-          <w:rFonts w:ascii="맑은 고딕" w:hAnsi="맑은 고딕" w:eastAsia="맑은 고딕"/>
-          <w:b/>
-          <w:sz w:val="22"/>
-        </w:rPr>
-        <w:t>약점</w:t>
-      </w:r>
-      <w:r>
-        <w:rPr>
-          <w:rFonts w:ascii="맑은 고딕" w:hAnsi="맑은 고딕" w:eastAsia="맑은 고딕"/>
-          <w:b w:val="0"/>
-          <w:sz w:val="22"/>
-        </w:rPr>
-        <w:t>: 진입 장벽 높음</w:t>
-      </w:r>
-    </w:p>
-    <w:p>
-      <w:pPr>
-        <w:pBdr>
-          <w:bottom w:val="single" w:sz="6" w:space="1" w:color="AAAAAA"/>
-        </w:pBdr>
-        <w:spacing w:before="40" w:after="120"/>
-      </w:pPr>
-    </w:p>
-    <w:p>
-      <w:pPr>
-        <w:pStyle w:val="Heading2"/>
-        <w:spacing w:before="280" w:after="160"/>
-      </w:pPr>
-      <w:r>
-        <w:rPr>
-          <w:rFonts w:ascii="맑은 고딕" w:hAnsi="맑은 고딕" w:eastAsia="맑은 고딕"/>
-          <w:b/>
-          <w:color w:val="1F3A66"/>
-          <w:sz w:val="30"/>
-        </w:rPr>
-        <w:t>5. 접근 전략</w:t>
-      </w:r>
-    </w:p>
-    <w:p>
-      <w:pPr>
-        <w:pStyle w:val="Heading3"/>
-        <w:spacing w:before="200" w:after="120"/>
-      </w:pPr>
-      <w:r>
-        <w:rPr>
-          <w:rFonts w:ascii="맑은 고딕" w:hAnsi="맑은 고딕" w:eastAsia="맑은 고딕"/>
-          <w:b/>
-          <w:color w:val="2E4A7A"/>
-          <w:sz w:val="26"/>
-        </w:rPr>
-        <w:t>5.1 우선 컨택 순서</w:t>
-      </w:r>
-    </w:p>
-    <w:p>
-      <w:pPr>
-        <w:spacing w:after="80"/>
-      </w:pPr>
-      <w:r>
-        <w:rPr>
-          <w:rFonts w:ascii="맑은 고딕" w:hAnsi="맑은 고딕" w:eastAsia="맑은 고딕"/>
-          <w:b w:val="0"/>
-          <w:sz w:val="22"/>
-        </w:rPr>
-        <w:t>1순위 엠정공 → 2순위 티엔지니어링 → 3순위 케이산업.</w:t>
-      </w:r>
-    </w:p>
-    <w:p>
-      <w:pPr>
-        <w:pStyle w:val="Heading3"/>
-        <w:spacing w:before="200" w:after="120"/>
-      </w:pPr>
-      <w:r>
-        <w:rPr>
-          <w:rFonts w:ascii="맑은 고딕" w:hAnsi="맑은 고딕" w:eastAsia="맑은 고딕"/>
-          <w:b/>
-          <w:color w:val="2E4A7A"/>
-          <w:sz w:val="26"/>
-        </w:rPr>
-        <w:t>5.2 후보별 접근 채널</w:t>
+        <w:t>A는 공개 메뉴와 자료 유형을 활용해 설명 문장의 초안을 비교할 수 있으므로 먼저 검토합니다. 김대리는 A의 안내 흐름을 작성하면서 B의 답변 근거가 될 공식 링크를 함께 정리합니다. C는 필요한 운영 조건을 질문 목록으로 남기고 담당과 일정이 정해진 뒤 시범 검토안을 보완합니다.</w:t>
       </w:r>
     </w:p>
     <w:tbl>
       <w:tblPr>
         <w:tblW w:type="auto" w:w="0"/>
         <w:jc w:val="center"/>
-        <w:tblLayout w:type="autofit"/>
+        <w:tblLayout w:type="fixed"/>
         <w:tblLook w:firstColumn="1" w:firstRow="1" w:lastColumn="0" w:lastRow="0" w:noHBand="0" w:noVBand="1" w:val="04A0"/>
+        <w:tblBorders>
+          <w:top w:val="single" w:sz="4" w:color="D9D9D9"/>
+          <w:left w:val="single" w:sz="4" w:color="D9D9D9"/>
+          <w:bottom w:val="single" w:sz="4" w:color="D9D9D9"/>
+          <w:right w:val="single" w:sz="4" w:color="D9D9D9"/>
+          <w:insideH w:val="single" w:sz="4" w:color="D9D9D9"/>
+          <w:insideV w:val="single" w:sz="4" w:color="D9D9D9"/>
+        </w:tblBorders>
       </w:tblPr>
       <w:tblGrid>
-        <w:gridCol w:w="2379"/>
-        <w:gridCol w:w="2379"/>
-        <w:gridCol w:w="2379"/>
-        <w:gridCol w:w="2379"/>
+        <w:gridCol w:w="3175"/>
+        <w:gridCol w:w="3175"/>
+        <w:gridCol w:w="3175"/>
       </w:tblGrid>
       <w:tr>
+        <w:trPr>
+          <w:cantSplit/>
+          <w:tblHeader/>
+        </w:trPr>
         <w:tc>
           <w:tcPr>
-            <w:tcW w:type="dxa" w:w="2379"/>
-            <w:shd w:val="clear" w:color="auto" w:fill="1F3A66"/>
-            <w:tcBorders>
-              <w:top w:val="single" w:sz="6" w:color="1F3A66"/>
-              <w:left w:val="single" w:sz="6" w:color="1F3A66"/>
-              <w:bottom w:val="single" w:sz="6" w:color="1F3A66"/>
-              <w:right w:val="single" w:sz="6" w:color="1F3A66"/>
-            </w:tcBorders>
+            <w:tcW w:type="dxa" w:w="2326"/>
             <w:vAlign w:val="center"/>
+            <w:tcMar>
+              <w:top w:w="90" w:type="dxa"/>
+              <w:left w:w="105" w:type="dxa"/>
+              <w:bottom w:w="90" w:type="dxa"/>
+              <w:right w:w="105" w:type="dxa"/>
+            </w:tcMar>
+            <w:shd w:fill="E8EEF4"/>
           </w:tcPr>
           <w:p>
             <w:pPr>
+              <w:spacing w:after="0" w:line="252" w:lineRule="auto"/>
               <w:jc w:val="center"/>
             </w:pPr>
-            <w:r/>
             <w:r>
               <w:rPr>
                 <w:rFonts w:ascii="맑은 고딕" w:hAnsi="맑은 고딕" w:eastAsia="맑은 고딕"/>
                 <w:b/>
-                <w:color w:val="FFFFFF"/>
-                <w:sz w:val="21"/>
+                <w:color w:val="000000"/>
+                <w:sz w:val="18"/>
               </w:rPr>
-              <w:t>후보</w:t>
+              <w:t>협업 관점</w:t>
             </w:r>
           </w:p>
         </w:tc>
         <w:tc>
           <w:tcPr>
-            <w:tcW w:type="dxa" w:w="2379"/>
-            <w:shd w:val="clear" w:color="auto" w:fill="1F3A66"/>
-            <w:tcBorders>
-              <w:top w:val="single" w:sz="6" w:color="1F3A66"/>
-              <w:left w:val="single" w:sz="6" w:color="1F3A66"/>
-              <w:bottom w:val="single" w:sz="6" w:color="1F3A66"/>
-              <w:right w:val="single" w:sz="6" w:color="1F3A66"/>
-            </w:tcBorders>
+            <w:tcW w:type="dxa" w:w="3599"/>
             <w:vAlign w:val="center"/>
+            <w:tcMar>
+              <w:top w:w="90" w:type="dxa"/>
+              <w:left w:w="105" w:type="dxa"/>
+              <w:bottom w:w="90" w:type="dxa"/>
+              <w:right w:w="105" w:type="dxa"/>
+            </w:tcMar>
+            <w:shd w:fill="E8EEF4"/>
           </w:tcPr>
           <w:p>
             <w:pPr>
-              <w:jc w:val="center"/>
+              <w:spacing w:after="0" w:line="252" w:lineRule="auto"/>
             </w:pPr>
-            <w:r/>
             <w:r>
               <w:rPr>
                 <w:rFonts w:ascii="맑은 고딕" w:hAnsi="맑은 고딕" w:eastAsia="맑은 고딕"/>
                 <w:b/>
-                <w:color w:val="FFFFFF"/>
-                <w:sz w:val="21"/>
+                <w:color w:val="000000"/>
+                <w:sz w:val="18"/>
               </w:rPr>
-              <w:t>1차 컨택 방법</w:t>
+              <w:t>검토할 내용</w:t>
             </w:r>
           </w:p>
         </w:tc>
         <w:tc>
           <w:tcPr>
-            <w:tcW w:type="dxa" w:w="2379"/>
-            <w:shd w:val="clear" w:color="auto" w:fill="1F3A66"/>
-            <w:tcBorders>
-              <w:top w:val="single" w:sz="6" w:color="1F3A66"/>
-              <w:left w:val="single" w:sz="6" w:color="1F3A66"/>
-              <w:bottom w:val="single" w:sz="6" w:color="1F3A66"/>
-              <w:right w:val="single" w:sz="6" w:color="1F3A66"/>
-            </w:tcBorders>
+            <w:tcW w:type="dxa" w:w="3599"/>
             <w:vAlign w:val="center"/>
+            <w:tcMar>
+              <w:top w:w="90" w:type="dxa"/>
+              <w:left w:w="105" w:type="dxa"/>
+              <w:bottom w:w="90" w:type="dxa"/>
+              <w:right w:w="105" w:type="dxa"/>
+            </w:tcMar>
+            <w:shd w:fill="E8EEF4"/>
           </w:tcPr>
           <w:p>
             <w:pPr>
-              <w:jc w:val="center"/>
+              <w:spacing w:after="0" w:line="252" w:lineRule="auto"/>
             </w:pPr>
-            <w:r/>
             <w:r>
               <w:rPr>
                 <w:rFonts w:ascii="맑은 고딕" w:hAnsi="맑은 고딕" w:eastAsia="맑은 고딕"/>
                 <w:b/>
-                <w:color w:val="FFFFFF"/>
-                <w:sz w:val="21"/>
+                <w:color w:val="000000"/>
+                <w:sz w:val="18"/>
               </w:rPr>
-              <w:t>담당자</w:t>
+              <w:t>전달할 산출물</w:t>
+            </w:r>
+          </w:p>
+        </w:tc>
+      </w:tr>
+      <w:tr>
+        <w:trPr>
+          <w:cantSplit/>
+        </w:trPr>
+        <w:tc>
+          <w:tcPr>
+            <w:tcW w:type="dxa" w:w="2326"/>
+            <w:vAlign w:val="center"/>
+            <w:tcMar>
+              <w:top w:w="90" w:type="dxa"/>
+              <w:left w:w="105" w:type="dxa"/>
+              <w:bottom w:w="90" w:type="dxa"/>
+              <w:right w:w="105" w:type="dxa"/>
+            </w:tcMar>
+            <w:shd w:fill="FFFFFF"/>
+          </w:tcPr>
+          <w:p>
+            <w:pPr>
+              <w:spacing w:after="0" w:line="252" w:lineRule="auto"/>
+              <w:jc w:val="center"/>
+            </w:pPr>
+            <w:r>
+              <w:rPr>
+                <w:rFonts w:ascii="맑은 고딕" w:hAnsi="맑은 고딕" w:eastAsia="맑은 고딕"/>
+                <w:b w:val="0"/>
+                <w:color w:val="000000"/>
+                <w:sz w:val="18"/>
+              </w:rPr>
+              <w:t>콘텐츠·편집</w:t>
             </w:r>
           </w:p>
         </w:tc>
         <w:tc>
           <w:tcPr>
-            <w:tcW w:type="dxa" w:w="2379"/>
-            <w:shd w:val="clear" w:color="auto" w:fill="1F3A66"/>
-            <w:tcBorders>
-              <w:top w:val="single" w:sz="6" w:color="1F3A66"/>
-              <w:left w:val="single" w:sz="6" w:color="1F3A66"/>
-              <w:bottom w:val="single" w:sz="6" w:color="1F3A66"/>
-              <w:right w:val="single" w:sz="6" w:color="1F3A66"/>
-            </w:tcBorders>
+            <w:tcW w:type="dxa" w:w="3599"/>
             <w:vAlign w:val="center"/>
+            <w:tcMar>
+              <w:top w:w="90" w:type="dxa"/>
+              <w:left w:w="105" w:type="dxa"/>
+              <w:bottom w:w="90" w:type="dxa"/>
+              <w:right w:w="105" w:type="dxa"/>
+            </w:tcMar>
+            <w:shd w:fill="FFFFFF"/>
           </w:tcPr>
           <w:p>
             <w:pPr>
-              <w:jc w:val="center"/>
+              <w:spacing w:after="0" w:line="252" w:lineRule="auto"/>
             </w:pPr>
-            <w:r/>
             <w:r>
               <w:rPr>
                 <w:rFonts w:ascii="맑은 고딕" w:hAnsi="맑은 고딕" w:eastAsia="맑은 고딕"/>
-                <w:b/>
-                <w:color w:val="FFFFFF"/>
-                <w:sz w:val="21"/>
+                <w:b w:val="0"/>
+                <w:color w:val="000000"/>
+                <w:sz w:val="18"/>
               </w:rPr>
-              <w:t>첫 미팅 목표</w:t>
+              <w:t>자료 명칭과 설명이 정확한지</w:t>
+            </w:r>
+          </w:p>
+        </w:tc>
+        <w:tc>
+          <w:tcPr>
+            <w:tcW w:type="dxa" w:w="3599"/>
+            <w:vAlign w:val="center"/>
+            <w:tcMar>
+              <w:top w:w="90" w:type="dxa"/>
+              <w:left w:w="105" w:type="dxa"/>
+              <w:bottom w:w="90" w:type="dxa"/>
+              <w:right w:w="105" w:type="dxa"/>
+            </w:tcMar>
+            <w:shd w:fill="FFFFFF"/>
+          </w:tcPr>
+          <w:p>
+            <w:pPr>
+              <w:spacing w:after="0" w:line="252" w:lineRule="auto"/>
+            </w:pPr>
+            <w:r>
+              <w:rPr>
+                <w:rFonts w:ascii="맑은 고딕" w:hAnsi="맑은 고딕" w:eastAsia="맑은 고딕"/>
+                <w:b w:val="0"/>
+                <w:color w:val="000000"/>
+                <w:sz w:val="18"/>
+              </w:rPr>
+              <w:t>용어 및 근거 확인 메모</w:t>
             </w:r>
           </w:p>
         </w:tc>
       </w:tr>
       <w:tr>
+        <w:trPr>
+          <w:cantSplit/>
+        </w:trPr>
         <w:tc>
           <w:tcPr>
-            <w:tcW w:type="dxa" w:w="2379"/>
-            <w:tcBorders>
-              <w:top w:val="single" w:sz="4" w:color="808080"/>
-              <w:left w:val="single" w:sz="4" w:color="808080"/>
-              <w:bottom w:val="single" w:sz="4" w:color="808080"/>
-              <w:right w:val="single" w:sz="4" w:color="808080"/>
-            </w:tcBorders>
+            <w:tcW w:type="dxa" w:w="2326"/>
             <w:vAlign w:val="center"/>
+            <w:tcMar>
+              <w:top w:w="90" w:type="dxa"/>
+              <w:left w:w="105" w:type="dxa"/>
+              <w:bottom w:w="90" w:type="dxa"/>
+              <w:right w:w="105" w:type="dxa"/>
+            </w:tcMar>
+            <w:shd w:fill="F6F8FA"/>
           </w:tcPr>
           <w:p>
             <w:pPr>
-              <w:spacing w:after="0"/>
+              <w:spacing w:after="0" w:line="252" w:lineRule="auto"/>
+              <w:jc w:val="center"/>
             </w:pPr>
-            <w:r/>
             <w:r>
               <w:rPr>
                 <w:rFonts w:ascii="맑은 고딕" w:hAnsi="맑은 고딕" w:eastAsia="맑은 고딕"/>
                 <w:b w:val="0"/>
-                <w:sz w:val="21"/>
+                <w:color w:val="000000"/>
+                <w:sz w:val="18"/>
               </w:rPr>
-              <w:t>엠정공</w:t>
+              <w:t>영업·마케팅·고객지원</w:t>
             </w:r>
           </w:p>
         </w:tc>
         <w:tc>
           <w:tcPr>
-            <w:tcW w:type="dxa" w:w="2379"/>
-            <w:tcBorders>
-              <w:top w:val="single" w:sz="4" w:color="808080"/>
-              <w:left w:val="single" w:sz="4" w:color="808080"/>
-              <w:bottom w:val="single" w:sz="4" w:color="808080"/>
-              <w:right w:val="single" w:sz="4" w:color="808080"/>
-            </w:tcBorders>
+            <w:tcW w:type="dxa" w:w="3599"/>
             <w:vAlign w:val="center"/>
+            <w:tcMar>
+              <w:top w:w="90" w:type="dxa"/>
+              <w:left w:w="105" w:type="dxa"/>
+              <w:bottom w:w="90" w:type="dxa"/>
+              <w:right w:w="105" w:type="dxa"/>
+            </w:tcMar>
+            <w:shd w:fill="F6F8FA"/>
           </w:tcPr>
           <w:p>
             <w:pPr>
-              <w:spacing w:after="0"/>
+              <w:spacing w:after="0" w:line="252" w:lineRule="auto"/>
             </w:pPr>
-            <w:r/>
             <w:r>
               <w:rPr>
                 <w:rFonts w:ascii="맑은 고딕" w:hAnsi="맑은 고딕" w:eastAsia="맑은 고딕"/>
                 <w:b w:val="0"/>
-                <w:sz w:val="21"/>
+                <w:color w:val="000000"/>
+                <w:sz w:val="18"/>
               </w:rPr>
-              <w:t>한국정밀기계산업협회 6월 정기 모임 활용</w:t>
+              <w:t>대상 독자와 다음 행동이 명료한지</w:t>
             </w:r>
           </w:p>
         </w:tc>
         <w:tc>
           <w:tcPr>
-            <w:tcW w:type="dxa" w:w="2379"/>
-            <w:tcBorders>
-              <w:top w:val="single" w:sz="4" w:color="808080"/>
-              <w:left w:val="single" w:sz="4" w:color="808080"/>
-              <w:bottom w:val="single" w:sz="4" w:color="808080"/>
-              <w:right w:val="single" w:sz="4" w:color="808080"/>
-            </w:tcBorders>
+            <w:tcW w:type="dxa" w:w="3599"/>
             <w:vAlign w:val="center"/>
+            <w:tcMar>
+              <w:top w:w="90" w:type="dxa"/>
+              <w:left w:w="105" w:type="dxa"/>
+              <w:bottom w:w="90" w:type="dxa"/>
+              <w:right w:w="105" w:type="dxa"/>
+            </w:tcMar>
+            <w:shd w:fill="F6F8FA"/>
           </w:tcPr>
           <w:p>
             <w:pPr>
-              <w:spacing w:after="0"/>
+              <w:spacing w:after="0" w:line="252" w:lineRule="auto"/>
             </w:pPr>
-            <w:r/>
             <w:r>
               <w:rPr>
                 <w:rFonts w:ascii="맑은 고딕" w:hAnsi="맑은 고딕" w:eastAsia="맑은 고딕"/>
                 <w:b w:val="0"/>
-                <w:sz w:val="21"/>
+                <w:color w:val="000000"/>
+                <w:sz w:val="18"/>
               </w:rPr>
-              <w:t>김대리·이팀장</w:t>
+              <w:t>안내·답변 검토 의견</w:t>
+            </w:r>
+          </w:p>
+        </w:tc>
+      </w:tr>
+      <w:tr>
+        <w:trPr>
+          <w:cantSplit/>
+        </w:trPr>
+        <w:tc>
+          <w:tcPr>
+            <w:tcW w:type="dxa" w:w="2326"/>
+            <w:vAlign w:val="center"/>
+            <w:tcMar>
+              <w:top w:w="90" w:type="dxa"/>
+              <w:left w:w="105" w:type="dxa"/>
+              <w:bottom w:w="90" w:type="dxa"/>
+              <w:right w:w="105" w:type="dxa"/>
+            </w:tcMar>
+            <w:shd w:fill="FFFFFF"/>
+          </w:tcPr>
+          <w:p>
+            <w:pPr>
+              <w:spacing w:after="0" w:line="252" w:lineRule="auto"/>
+              <w:jc w:val="center"/>
+            </w:pPr>
+            <w:r>
+              <w:rPr>
+                <w:rFonts w:ascii="맑은 고딕" w:hAnsi="맑은 고딕" w:eastAsia="맑은 고딕"/>
+                <w:b w:val="0"/>
+                <w:color w:val="000000"/>
+                <w:sz w:val="18"/>
+              </w:rPr>
+              <w:t>디지털·운영</w:t>
             </w:r>
           </w:p>
         </w:tc>
         <w:tc>
           <w:tcPr>
-            <w:tcW w:type="dxa" w:w="2379"/>
-            <w:tcBorders>
-              <w:top w:val="single" w:sz="4" w:color="808080"/>
-              <w:left w:val="single" w:sz="4" w:color="808080"/>
-              <w:bottom w:val="single" w:sz="4" w:color="808080"/>
-              <w:right w:val="single" w:sz="4" w:color="808080"/>
-            </w:tcBorders>
+            <w:tcW w:type="dxa" w:w="3599"/>
             <w:vAlign w:val="center"/>
+            <w:tcMar>
+              <w:top w:w="90" w:type="dxa"/>
+              <w:left w:w="105" w:type="dxa"/>
+              <w:bottom w:w="90" w:type="dxa"/>
+              <w:right w:w="105" w:type="dxa"/>
+            </w:tcMar>
+            <w:shd w:fill="FFFFFF"/>
           </w:tcPr>
           <w:p>
             <w:pPr>
-              <w:spacing w:after="0"/>
+              <w:spacing w:after="0" w:line="252" w:lineRule="auto"/>
             </w:pPr>
-            <w:r/>
             <w:r>
               <w:rPr>
                 <w:rFonts w:ascii="맑은 고딕" w:hAnsi="맑은 고딕" w:eastAsia="맑은 고딕"/>
                 <w:b w:val="0"/>
-                <w:sz w:val="21"/>
+                <w:color w:val="000000"/>
+                <w:sz w:val="18"/>
               </w:rPr>
-              <w:t>SKU 카탈로그 제공, 호환성 테스트 일정 합의</w:t>
+              <w:t>접근 조건과 링크가 맞는지</w:t>
+            </w:r>
+          </w:p>
+        </w:tc>
+        <w:tc>
+          <w:tcPr>
+            <w:tcW w:type="dxa" w:w="3599"/>
+            <w:vAlign w:val="center"/>
+            <w:tcMar>
+              <w:top w:w="90" w:type="dxa"/>
+              <w:left w:w="105" w:type="dxa"/>
+              <w:bottom w:w="90" w:type="dxa"/>
+              <w:right w:w="105" w:type="dxa"/>
+            </w:tcMar>
+            <w:shd w:fill="FFFFFF"/>
+          </w:tcPr>
+          <w:p>
+            <w:pPr>
+              <w:spacing w:after="0" w:line="252" w:lineRule="auto"/>
+            </w:pPr>
+            <w:r>
+              <w:rPr>
+                <w:rFonts w:ascii="맑은 고딕" w:hAnsi="맑은 고딕" w:eastAsia="맑은 고딕"/>
+                <w:b w:val="0"/>
+                <w:color w:val="000000"/>
+                <w:sz w:val="18"/>
+              </w:rPr>
+              <w:t>이용 조건 확인 사항</w:t>
             </w:r>
           </w:p>
         </w:tc>
       </w:tr>
       <w:tr>
+        <w:trPr>
+          <w:cantSplit/>
+        </w:trPr>
         <w:tc>
           <w:tcPr>
-            <w:tcW w:type="dxa" w:w="2379"/>
-            <w:tcBorders>
-              <w:top w:val="single" w:sz="4" w:color="808080"/>
-              <w:left w:val="single" w:sz="4" w:color="808080"/>
-              <w:bottom w:val="single" w:sz="4" w:color="808080"/>
-              <w:right w:val="single" w:sz="4" w:color="808080"/>
-            </w:tcBorders>
+            <w:tcW w:type="dxa" w:w="2326"/>
             <w:vAlign w:val="center"/>
-            <w:shd w:val="clear" w:color="auto" w:fill="F4F6FA"/>
+            <w:tcMar>
+              <w:top w:w="90" w:type="dxa"/>
+              <w:left w:w="105" w:type="dxa"/>
+              <w:bottom w:w="90" w:type="dxa"/>
+              <w:right w:w="105" w:type="dxa"/>
+            </w:tcMar>
+            <w:shd w:fill="F6F8FA"/>
           </w:tcPr>
           <w:p>
             <w:pPr>
-              <w:spacing w:after="0"/>
+              <w:spacing w:after="0" w:line="252" w:lineRule="auto"/>
+              <w:jc w:val="center"/>
             </w:pPr>
-            <w:r/>
             <w:r>
               <w:rPr>
                 <w:rFonts w:ascii="맑은 고딕" w:hAnsi="맑은 고딕" w:eastAsia="맑은 고딕"/>
                 <w:b w:val="0"/>
-                <w:sz w:val="21"/>
+                <w:color w:val="000000"/>
+                <w:sz w:val="18"/>
               </w:rPr>
-              <w:t>티엔지니어링</w:t>
+              <w:t>인사·경영지원</w:t>
             </w:r>
           </w:p>
         </w:tc>
         <w:tc>
           <w:tcPr>
-            <w:tcW w:type="dxa" w:w="2379"/>
-            <w:tcBorders>
-              <w:top w:val="single" w:sz="4" w:color="808080"/>
-              <w:left w:val="single" w:sz="4" w:color="808080"/>
-              <w:bottom w:val="single" w:sz="4" w:color="808080"/>
-              <w:right w:val="single" w:sz="4" w:color="808080"/>
-            </w:tcBorders>
+            <w:tcW w:type="dxa" w:w="3599"/>
             <w:vAlign w:val="center"/>
-            <w:shd w:val="clear" w:color="auto" w:fill="F4F6FA"/>
+            <w:tcMar>
+              <w:top w:w="90" w:type="dxa"/>
+              <w:left w:w="105" w:type="dxa"/>
+              <w:bottom w:w="90" w:type="dxa"/>
+              <w:right w:w="105" w:type="dxa"/>
+            </w:tcMar>
+            <w:shd w:fill="F6F8FA"/>
           </w:tcPr>
           <w:p>
             <w:pPr>
-              <w:spacing w:after="0"/>
+              <w:spacing w:after="0" w:line="252" w:lineRule="auto"/>
             </w:pPr>
-            <w:r/>
             <w:r>
               <w:rPr>
                 <w:rFonts w:ascii="맑은 고딕" w:hAnsi="맑은 고딕" w:eastAsia="맑은 고딕"/>
                 <w:b w:val="0"/>
-                <w:sz w:val="21"/>
+                <w:color w:val="000000"/>
+                <w:sz w:val="18"/>
               </w:rPr>
-              <w:t>자사 정과장 前 직장 인맥 활용</w:t>
+              <w:t>가상 연수의 준비와 운영 조건</w:t>
             </w:r>
           </w:p>
         </w:tc>
         <w:tc>
           <w:tcPr>
-            <w:tcW w:type="dxa" w:w="2379"/>
-            <w:tcBorders>
-              <w:top w:val="single" w:sz="4" w:color="808080"/>
-              <w:left w:val="single" w:sz="4" w:color="808080"/>
-              <w:bottom w:val="single" w:sz="4" w:color="808080"/>
-              <w:right w:val="single" w:sz="4" w:color="808080"/>
-            </w:tcBorders>
+            <w:tcW w:type="dxa" w:w="3599"/>
             <w:vAlign w:val="center"/>
-            <w:shd w:val="clear" w:color="auto" w:fill="F4F6FA"/>
+            <w:tcMar>
+              <w:top w:w="90" w:type="dxa"/>
+              <w:left w:w="105" w:type="dxa"/>
+              <w:bottom w:w="90" w:type="dxa"/>
+              <w:right w:w="105" w:type="dxa"/>
+            </w:tcMar>
+            <w:shd w:fill="F6F8FA"/>
           </w:tcPr>
           <w:p>
             <w:pPr>
-              <w:spacing w:after="0"/>
+              <w:spacing w:after="0" w:line="252" w:lineRule="auto"/>
             </w:pPr>
-            <w:r/>
             <w:r>
               <w:rPr>
                 <w:rFonts w:ascii="맑은 고딕" w:hAnsi="맑은 고딕" w:eastAsia="맑은 고딕"/>
                 <w:b w:val="0"/>
-                <w:sz w:val="21"/>
+                <w:color w:val="000000"/>
+                <w:sz w:val="18"/>
               </w:rPr>
-              <w:t>정과장</w:t>
+              <w:t>담당·일정 확인 질문</w:t>
+            </w:r>
+          </w:p>
+        </w:tc>
+      </w:tr>
+    </w:tbl>
+    <w:p>
+      <w:pPr>
+        <w:spacing w:after="0" w:line="84" w:lineRule="auto"/>
+      </w:pPr>
+    </w:p>
+    <w:p>
+      <w:pPr/>
+      <w:r>
+        <w:t>표의 구분은 전사교육을 위한 직무 관점이며 실제 미래엔 조직명이나 업무 배분을 뜻하지 않습니다. 외부에 안내하거나 서비스를 바꾸기 전에는 해당 업무의 검토와 의사결정이 별도로 필요합니다.</w:t>
+      </w:r>
+    </w:p>
+    <w:p>
+      <w:pPr>
+        <w:pStyle w:val="Heading1"/>
+      </w:pPr>
+      <w:r>
+        <w:t>6 리스크 및 대응</w:t>
+      </w:r>
+    </w:p>
+    <w:tbl>
+      <w:tblPr>
+        <w:tblW w:type="auto" w:w="0"/>
+        <w:jc w:val="center"/>
+        <w:tblLayout w:type="fixed"/>
+        <w:tblLook w:firstColumn="1" w:firstRow="1" w:lastColumn="0" w:lastRow="0" w:noHBand="0" w:noVBand="1" w:val="04A0"/>
+        <w:tblBorders>
+          <w:top w:val="single" w:sz="4" w:color="D9D9D9"/>
+          <w:left w:val="single" w:sz="4" w:color="D9D9D9"/>
+          <w:bottom w:val="single" w:sz="4" w:color="D9D9D9"/>
+          <w:right w:val="single" w:sz="4" w:color="D9D9D9"/>
+          <w:insideH w:val="single" w:sz="4" w:color="D9D9D9"/>
+          <w:insideV w:val="single" w:sz="4" w:color="D9D9D9"/>
+        </w:tblBorders>
+      </w:tblPr>
+      <w:tblGrid>
+        <w:gridCol w:w="3175"/>
+        <w:gridCol w:w="3175"/>
+        <w:gridCol w:w="3175"/>
+      </w:tblGrid>
+      <w:tr>
+        <w:trPr>
+          <w:cantSplit/>
+          <w:tblHeader/>
+        </w:trPr>
+        <w:tc>
+          <w:tcPr>
+            <w:tcW w:type="dxa" w:w="2326"/>
+            <w:vAlign w:val="center"/>
+            <w:tcMar>
+              <w:top w:w="90" w:type="dxa"/>
+              <w:left w:w="105" w:type="dxa"/>
+              <w:bottom w:w="90" w:type="dxa"/>
+              <w:right w:w="105" w:type="dxa"/>
+            </w:tcMar>
+            <w:shd w:fill="E8EEF4"/>
+          </w:tcPr>
+          <w:p>
+            <w:pPr>
+              <w:spacing w:after="0" w:line="252" w:lineRule="auto"/>
+              <w:jc w:val="center"/>
+            </w:pPr>
+            <w:r>
+              <w:rPr>
+                <w:rFonts w:ascii="맑은 고딕" w:hAnsi="맑은 고딕" w:eastAsia="맑은 고딕"/>
+                <w:b/>
+                <w:color w:val="000000"/>
+                <w:sz w:val="18"/>
+              </w:rPr>
+              <w:t>리스크</w:t>
             </w:r>
           </w:p>
         </w:tc>
         <w:tc>
           <w:tcPr>
-            <w:tcW w:type="dxa" w:w="2379"/>
-            <w:tcBorders>
-              <w:top w:val="single" w:sz="4" w:color="808080"/>
-              <w:left w:val="single" w:sz="4" w:color="808080"/>
-              <w:bottom w:val="single" w:sz="4" w:color="808080"/>
-              <w:right w:val="single" w:sz="4" w:color="808080"/>
-            </w:tcBorders>
+            <w:tcW w:type="dxa" w:w="3599"/>
             <w:vAlign w:val="center"/>
-            <w:shd w:val="clear" w:color="auto" w:fill="F4F6FA"/>
+            <w:tcMar>
+              <w:top w:w="90" w:type="dxa"/>
+              <w:left w:w="105" w:type="dxa"/>
+              <w:bottom w:w="90" w:type="dxa"/>
+              <w:right w:w="105" w:type="dxa"/>
+            </w:tcMar>
+            <w:shd w:fill="E8EEF4"/>
           </w:tcPr>
           <w:p>
             <w:pPr>
-              <w:spacing w:after="0"/>
+              <w:spacing w:after="0" w:line="252" w:lineRule="auto"/>
             </w:pPr>
-            <w:r/>
             <w:r>
               <w:rPr>
                 <w:rFonts w:ascii="맑은 고딕" w:hAnsi="맑은 고딕" w:eastAsia="맑은 고딕"/>
-                <w:b w:val="0"/>
-                <w:sz w:val="21"/>
+                <w:b/>
+                <w:color w:val="000000"/>
+                <w:sz w:val="18"/>
               </w:rPr>
-              <w:t>정밀 가공 부품 샘플 제공</w:t>
+              <w:t>대응</w:t>
+            </w:r>
+          </w:p>
+        </w:tc>
+        <w:tc>
+          <w:tcPr>
+            <w:tcW w:type="dxa" w:w="3599"/>
+            <w:vAlign w:val="center"/>
+            <w:tcMar>
+              <w:top w:w="90" w:type="dxa"/>
+              <w:left w:w="105" w:type="dxa"/>
+              <w:bottom w:w="90" w:type="dxa"/>
+              <w:right w:w="105" w:type="dxa"/>
+            </w:tcMar>
+            <w:shd w:fill="E8EEF4"/>
+          </w:tcPr>
+          <w:p>
+            <w:pPr>
+              <w:spacing w:after="0" w:line="252" w:lineRule="auto"/>
+            </w:pPr>
+            <w:r>
+              <w:rPr>
+                <w:rFonts w:ascii="맑은 고딕" w:hAnsi="맑은 고딕" w:eastAsia="맑은 고딕"/>
+                <w:b/>
+                <w:color w:val="000000"/>
+                <w:sz w:val="18"/>
+              </w:rPr>
+              <w:t>남길 확인 사항</w:t>
             </w:r>
           </w:p>
         </w:tc>
       </w:tr>
       <w:tr>
+        <w:trPr>
+          <w:cantSplit/>
+        </w:trPr>
         <w:tc>
           <w:tcPr>
-            <w:tcW w:type="dxa" w:w="2379"/>
-            <w:tcBorders>
-              <w:top w:val="single" w:sz="4" w:color="808080"/>
-              <w:left w:val="single" w:sz="4" w:color="808080"/>
-              <w:bottom w:val="single" w:sz="4" w:color="808080"/>
-              <w:right w:val="single" w:sz="4" w:color="808080"/>
-            </w:tcBorders>
+            <w:tcW w:type="dxa" w:w="2326"/>
             <w:vAlign w:val="center"/>
+            <w:tcMar>
+              <w:top w:w="90" w:type="dxa"/>
+              <w:left w:w="105" w:type="dxa"/>
+              <w:bottom w:w="90" w:type="dxa"/>
+              <w:right w:w="105" w:type="dxa"/>
+            </w:tcMar>
+            <w:shd w:fill="FFFFFF"/>
           </w:tcPr>
           <w:p>
             <w:pPr>
-              <w:spacing w:after="0"/>
+              <w:spacing w:after="0" w:line="252" w:lineRule="auto"/>
+              <w:jc w:val="center"/>
             </w:pPr>
-            <w:r/>
             <w:r>
               <w:rPr>
                 <w:rFonts w:ascii="맑은 고딕" w:hAnsi="맑은 고딕" w:eastAsia="맑은 고딕"/>
                 <w:b w:val="0"/>
-                <w:sz w:val="21"/>
+                <w:color w:val="000000"/>
+                <w:sz w:val="18"/>
               </w:rPr>
-              <w:t>케이산업</w:t>
+              <w:t>공개 기능을 실제 불편으로 해석</w:t>
             </w:r>
           </w:p>
         </w:tc>
         <w:tc>
           <w:tcPr>
-            <w:tcW w:type="dxa" w:w="2379"/>
-            <w:tcBorders>
-              <w:top w:val="single" w:sz="4" w:color="808080"/>
-              <w:left w:val="single" w:sz="4" w:color="808080"/>
-              <w:bottom w:val="single" w:sz="4" w:color="808080"/>
-              <w:right w:val="single" w:sz="4" w:color="808080"/>
-            </w:tcBorders>
+            <w:tcW w:type="dxa" w:w="3599"/>
             <w:vAlign w:val="center"/>
+            <w:tcMar>
+              <w:top w:w="90" w:type="dxa"/>
+              <w:left w:w="105" w:type="dxa"/>
+              <w:bottom w:w="90" w:type="dxa"/>
+              <w:right w:w="105" w:type="dxa"/>
+            </w:tcMar>
+            <w:shd w:fill="FFFFFF"/>
           </w:tcPr>
           <w:p>
             <w:pPr>
-              <w:spacing w:after="0"/>
+              <w:spacing w:after="0" w:line="252" w:lineRule="auto"/>
             </w:pPr>
-            <w:r/>
             <w:r>
               <w:rPr>
                 <w:rFonts w:ascii="맑은 고딕" w:hAnsi="맑은 고딕" w:eastAsia="맑은 고딕"/>
                 <w:b w:val="0"/>
-                <w:sz w:val="21"/>
+                <w:color w:val="000000"/>
+                <w:sz w:val="18"/>
               </w:rPr>
-              <w:t>외부 컨설팅사 통한 R&amp;D본부장 소개</w:t>
+              <w:t>사실·제안·가설을 문장에서 구분</w:t>
             </w:r>
           </w:p>
         </w:tc>
         <w:tc>
           <w:tcPr>
-            <w:tcW w:type="dxa" w:w="2379"/>
-            <w:tcBorders>
-              <w:top w:val="single" w:sz="4" w:color="808080"/>
-              <w:left w:val="single" w:sz="4" w:color="808080"/>
-              <w:bottom w:val="single" w:sz="4" w:color="808080"/>
-              <w:right w:val="single" w:sz="4" w:color="808080"/>
-            </w:tcBorders>
+            <w:tcW w:type="dxa" w:w="3599"/>
             <w:vAlign w:val="center"/>
+            <w:tcMar>
+              <w:top w:w="90" w:type="dxa"/>
+              <w:left w:w="105" w:type="dxa"/>
+              <w:bottom w:w="90" w:type="dxa"/>
+              <w:right w:w="105" w:type="dxa"/>
+            </w:tcMar>
+            <w:shd w:fill="FFFFFF"/>
           </w:tcPr>
           <w:p>
             <w:pPr>
-              <w:spacing w:after="0"/>
+              <w:spacing w:after="0" w:line="252" w:lineRule="auto"/>
             </w:pPr>
-            <w:r/>
             <w:r>
               <w:rPr>
                 <w:rFonts w:ascii="맑은 고딕" w:hAnsi="맑은 고딕" w:eastAsia="맑은 고딕"/>
                 <w:b w:val="0"/>
-                <w:sz w:val="21"/>
+                <w:color w:val="000000"/>
+                <w:sz w:val="18"/>
+              </w:rPr>
+              <w:t>불편 여부는 이용자 조사로 확인</w:t>
+            </w:r>
+          </w:p>
+        </w:tc>
+      </w:tr>
+      <w:tr>
+        <w:trPr>
+          <w:cantSplit/>
+        </w:trPr>
+        <w:tc>
+          <w:tcPr>
+            <w:tcW w:type="dxa" w:w="2326"/>
+            <w:vAlign w:val="center"/>
+            <w:tcMar>
+              <w:top w:w="90" w:type="dxa"/>
+              <w:left w:w="105" w:type="dxa"/>
+              <w:bottom w:w="90" w:type="dxa"/>
+              <w:right w:w="105" w:type="dxa"/>
+            </w:tcMar>
+            <w:shd w:fill="F6F8FA"/>
+          </w:tcPr>
+          <w:p>
+            <w:pPr>
+              <w:spacing w:after="0" w:line="252" w:lineRule="auto"/>
+              <w:jc w:val="center"/>
+            </w:pPr>
+            <w:r>
+              <w:rPr>
+                <w:rFonts w:ascii="맑은 고딕" w:hAnsi="맑은 고딕" w:eastAsia="맑은 고딕"/>
+                <w:b w:val="0"/>
+                <w:color w:val="000000"/>
+                <w:sz w:val="18"/>
+              </w:rPr>
+              <w:t>오래된 링크와 메뉴명 사용</w:t>
+            </w:r>
+          </w:p>
+        </w:tc>
+        <w:tc>
+          <w:tcPr>
+            <w:tcW w:type="dxa" w:w="3599"/>
+            <w:vAlign w:val="center"/>
+            <w:tcMar>
+              <w:top w:w="90" w:type="dxa"/>
+              <w:left w:w="105" w:type="dxa"/>
+              <w:bottom w:w="90" w:type="dxa"/>
+              <w:right w:w="105" w:type="dxa"/>
+            </w:tcMar>
+            <w:shd w:fill="F6F8FA"/>
+          </w:tcPr>
+          <w:p>
+            <w:pPr>
+              <w:spacing w:after="0" w:line="252" w:lineRule="auto"/>
+            </w:pPr>
+            <w:r>
+              <w:rPr>
+                <w:rFonts w:ascii="맑은 고딕" w:hAnsi="맑은 고딕" w:eastAsia="맑은 고딕"/>
+                <w:b w:val="0"/>
+                <w:color w:val="000000"/>
+                <w:sz w:val="18"/>
+              </w:rPr>
+              <w:t>공식 안내의 최신 상태 대조</w:t>
+            </w:r>
+          </w:p>
+        </w:tc>
+        <w:tc>
+          <w:tcPr>
+            <w:tcW w:type="dxa" w:w="3599"/>
+            <w:vAlign w:val="center"/>
+            <w:tcMar>
+              <w:top w:w="90" w:type="dxa"/>
+              <w:left w:w="105" w:type="dxa"/>
+              <w:bottom w:w="90" w:type="dxa"/>
+              <w:right w:w="105" w:type="dxa"/>
+            </w:tcMar>
+            <w:shd w:fill="F6F8FA"/>
+          </w:tcPr>
+          <w:p>
+            <w:pPr>
+              <w:spacing w:after="0" w:line="252" w:lineRule="auto"/>
+            </w:pPr>
+            <w:r>
+              <w:rPr>
+                <w:rFonts w:ascii="맑은 고딕" w:hAnsi="맑은 고딕" w:eastAsia="맑은 고딕"/>
+                <w:b w:val="0"/>
+                <w:color w:val="000000"/>
+                <w:sz w:val="18"/>
+              </w:rPr>
+              <w:t>확인일과 접근 조건 기록</w:t>
+            </w:r>
+          </w:p>
+        </w:tc>
+      </w:tr>
+      <w:tr>
+        <w:trPr>
+          <w:cantSplit/>
+        </w:trPr>
+        <w:tc>
+          <w:tcPr>
+            <w:tcW w:type="dxa" w:w="2326"/>
+            <w:vAlign w:val="center"/>
+            <w:tcMar>
+              <w:top w:w="90" w:type="dxa"/>
+              <w:left w:w="105" w:type="dxa"/>
+              <w:bottom w:w="90" w:type="dxa"/>
+              <w:right w:w="105" w:type="dxa"/>
+            </w:tcMar>
+            <w:shd w:fill="FFFFFF"/>
+          </w:tcPr>
+          <w:p>
+            <w:pPr>
+              <w:spacing w:after="0" w:line="252" w:lineRule="auto"/>
+              <w:jc w:val="center"/>
+            </w:pPr>
+            <w:r>
+              <w:rPr>
+                <w:rFonts w:ascii="맑은 고딕" w:hAnsi="맑은 고딕" w:eastAsia="맑은 고딕"/>
+                <w:b w:val="0"/>
+                <w:color w:val="000000"/>
+                <w:sz w:val="18"/>
+              </w:rPr>
+              <w:t>답변에 정책이나 약속을 추가</w:t>
+            </w:r>
+          </w:p>
+        </w:tc>
+        <w:tc>
+          <w:tcPr>
+            <w:tcW w:type="dxa" w:w="3599"/>
+            <w:vAlign w:val="center"/>
+            <w:tcMar>
+              <w:top w:w="90" w:type="dxa"/>
+              <w:left w:w="105" w:type="dxa"/>
+              <w:bottom w:w="90" w:type="dxa"/>
+              <w:right w:w="105" w:type="dxa"/>
+            </w:tcMar>
+            <w:shd w:fill="FFFFFF"/>
+          </w:tcPr>
+          <w:p>
+            <w:pPr>
+              <w:spacing w:after="0" w:line="252" w:lineRule="auto"/>
+            </w:pPr>
+            <w:r>
+              <w:rPr>
+                <w:rFonts w:ascii="맑은 고딕" w:hAnsi="맑은 고딕" w:eastAsia="맑은 고딕"/>
+                <w:b w:val="0"/>
+                <w:color w:val="000000"/>
+                <w:sz w:val="18"/>
+              </w:rPr>
+              <w:t>출처가 없는 설명은 확정하지 않음</w:t>
+            </w:r>
+          </w:p>
+        </w:tc>
+        <w:tc>
+          <w:tcPr>
+            <w:tcW w:type="dxa" w:w="3599"/>
+            <w:vAlign w:val="center"/>
+            <w:tcMar>
+              <w:top w:w="90" w:type="dxa"/>
+              <w:left w:w="105" w:type="dxa"/>
+              <w:bottom w:w="90" w:type="dxa"/>
+              <w:right w:w="105" w:type="dxa"/>
+            </w:tcMar>
+            <w:shd w:fill="FFFFFF"/>
+          </w:tcPr>
+          <w:p>
+            <w:pPr>
+              <w:spacing w:after="0" w:line="252" w:lineRule="auto"/>
+            </w:pPr>
+            <w:r>
+              <w:rPr>
+                <w:rFonts w:ascii="맑은 고딕" w:hAnsi="맑은 고딕" w:eastAsia="맑은 고딕"/>
+                <w:b w:val="0"/>
+                <w:color w:val="000000"/>
+                <w:sz w:val="18"/>
+              </w:rPr>
+              <w:t>미확인 항목은 확인 필요로 표시</w:t>
+            </w:r>
+          </w:p>
+        </w:tc>
+      </w:tr>
+      <w:tr>
+        <w:trPr>
+          <w:cantSplit/>
+        </w:trPr>
+        <w:tc>
+          <w:tcPr>
+            <w:tcW w:type="dxa" w:w="2326"/>
+            <w:vAlign w:val="center"/>
+            <w:tcMar>
+              <w:top w:w="90" w:type="dxa"/>
+              <w:left w:w="105" w:type="dxa"/>
+              <w:bottom w:w="90" w:type="dxa"/>
+              <w:right w:w="105" w:type="dxa"/>
+            </w:tcMar>
+            <w:shd w:fill="F6F8FA"/>
+          </w:tcPr>
+          <w:p>
+            <w:pPr>
+              <w:spacing w:after="0" w:line="252" w:lineRule="auto"/>
+              <w:jc w:val="center"/>
+            </w:pPr>
+            <w:r>
+              <w:rPr>
+                <w:rFonts w:ascii="맑은 고딕" w:hAnsi="맑은 고딕" w:eastAsia="맑은 고딕"/>
+                <w:b w:val="0"/>
+                <w:color w:val="000000"/>
+                <w:sz w:val="18"/>
+              </w:rPr>
+              <w:t>검토안을 실제 운영 일정으로 오인</w:t>
+            </w:r>
+          </w:p>
+        </w:tc>
+        <w:tc>
+          <w:tcPr>
+            <w:tcW w:type="dxa" w:w="3599"/>
+            <w:vAlign w:val="center"/>
+            <w:tcMar>
+              <w:top w:w="90" w:type="dxa"/>
+              <w:left w:w="105" w:type="dxa"/>
+              <w:bottom w:w="90" w:type="dxa"/>
+              <w:right w:w="105" w:type="dxa"/>
+            </w:tcMar>
+            <w:shd w:fill="F6F8FA"/>
+          </w:tcPr>
+          <w:p>
+            <w:pPr>
+              <w:spacing w:after="0" w:line="252" w:lineRule="auto"/>
+            </w:pPr>
+            <w:r>
+              <w:rPr>
+                <w:rFonts w:ascii="맑은 고딕" w:hAnsi="맑은 고딕" w:eastAsia="맑은 고딕"/>
+                <w:b w:val="0"/>
+                <w:color w:val="000000"/>
+                <w:sz w:val="18"/>
+              </w:rPr>
+              <w:t>제출 일정과 실제 적용 일정을 구분</w:t>
+            </w:r>
+          </w:p>
+        </w:tc>
+        <w:tc>
+          <w:tcPr>
+            <w:tcW w:type="dxa" w:w="3599"/>
+            <w:vAlign w:val="center"/>
+            <w:tcMar>
+              <w:top w:w="90" w:type="dxa"/>
+              <w:left w:w="105" w:type="dxa"/>
+              <w:bottom w:w="90" w:type="dxa"/>
+              <w:right w:w="105" w:type="dxa"/>
+            </w:tcMar>
+            <w:shd w:fill="F6F8FA"/>
+          </w:tcPr>
+          <w:p>
+            <w:pPr>
+              <w:spacing w:after="0" w:line="252" w:lineRule="auto"/>
+            </w:pPr>
+            <w:r>
+              <w:rPr>
+                <w:rFonts w:ascii="맑은 고딕" w:hAnsi="맑은 고딕" w:eastAsia="맑은 고딕"/>
+                <w:b w:val="0"/>
+                <w:color w:val="000000"/>
+                <w:sz w:val="18"/>
+              </w:rPr>
+              <w:t>C의 담당·일정 및 실제 도입 미정</w:t>
+            </w:r>
+          </w:p>
+        </w:tc>
+      </w:tr>
+    </w:tbl>
+    <w:p>
+      <w:pPr>
+        <w:spacing w:after="0" w:line="84" w:lineRule="auto"/>
+      </w:pPr>
+    </w:p>
+    <w:p>
+      <w:pPr>
+        <w:pStyle w:val="Heading1"/>
+        <w:pageBreakBefore/>
+      </w:pPr>
+      <w:r>
+        <w:t>7 실행 일정</w:t>
+      </w:r>
+    </w:p>
+    <w:p>
+      <w:pPr/>
+      <w:r>
+        <w:t>아래 날짜는 교육용 보고서 작성 일정입니다. 실제 서비스 적용이나 연수 개최 일정은 정하지 않았습니다.</w:t>
+      </w:r>
+    </w:p>
+    <w:tbl>
+      <w:tblPr>
+        <w:tblW w:type="auto" w:w="0"/>
+        <w:jc w:val="center"/>
+        <w:tblLayout w:type="fixed"/>
+        <w:tblLook w:firstColumn="1" w:firstRow="1" w:lastColumn="0" w:lastRow="0" w:noHBand="0" w:noVBand="1" w:val="04A0"/>
+        <w:tblBorders>
+          <w:top w:val="single" w:sz="4" w:color="D9D9D9"/>
+          <w:left w:val="single" w:sz="4" w:color="D9D9D9"/>
+          <w:bottom w:val="single" w:sz="4" w:color="D9D9D9"/>
+          <w:right w:val="single" w:sz="4" w:color="D9D9D9"/>
+          <w:insideH w:val="single" w:sz="4" w:color="D9D9D9"/>
+          <w:insideV w:val="single" w:sz="4" w:color="D9D9D9"/>
+        </w:tblBorders>
+      </w:tblPr>
+      <w:tblGrid>
+        <w:gridCol w:w="2381"/>
+        <w:gridCol w:w="2381"/>
+        <w:gridCol w:w="2381"/>
+        <w:gridCol w:w="2381"/>
+      </w:tblGrid>
+      <w:tr>
+        <w:trPr>
+          <w:cantSplit/>
+          <w:tblHeader/>
+        </w:trPr>
+        <w:tc>
+          <w:tcPr>
+            <w:tcW w:type="dxa" w:w="1606"/>
+            <w:vAlign w:val="center"/>
+            <w:tcMar>
+              <w:top w:w="90" w:type="dxa"/>
+              <w:left w:w="105" w:type="dxa"/>
+              <w:bottom w:w="90" w:type="dxa"/>
+              <w:right w:w="105" w:type="dxa"/>
+            </w:tcMar>
+            <w:shd w:fill="E8EEF4"/>
+          </w:tcPr>
+          <w:p>
+            <w:pPr>
+              <w:spacing w:after="0" w:line="252" w:lineRule="auto"/>
+              <w:jc w:val="center"/>
+            </w:pPr>
+            <w:r>
+              <w:rPr>
+                <w:rFonts w:ascii="맑은 고딕" w:hAnsi="맑은 고딕" w:eastAsia="맑은 고딕"/>
+                <w:b/>
+                <w:color w:val="000000"/>
+                <w:sz w:val="18"/>
+              </w:rPr>
+              <w:t>날짜</w:t>
+            </w:r>
+          </w:p>
+        </w:tc>
+        <w:tc>
+          <w:tcPr>
+            <w:tcW w:type="dxa" w:w="2990"/>
+            <w:vAlign w:val="center"/>
+            <w:tcMar>
+              <w:top w:w="90" w:type="dxa"/>
+              <w:left w:w="105" w:type="dxa"/>
+              <w:bottom w:w="90" w:type="dxa"/>
+              <w:right w:w="105" w:type="dxa"/>
+            </w:tcMar>
+            <w:shd w:fill="E8EEF4"/>
+          </w:tcPr>
+          <w:p>
+            <w:pPr>
+              <w:spacing w:after="0" w:line="252" w:lineRule="auto"/>
+            </w:pPr>
+            <w:r>
+              <w:rPr>
+                <w:rFonts w:ascii="맑은 고딕" w:hAnsi="맑은 고딕" w:eastAsia="맑은 고딕"/>
+                <w:b/>
+                <w:color w:val="000000"/>
+                <w:sz w:val="18"/>
+              </w:rPr>
+              <w:t>활동</w:t>
+            </w:r>
+          </w:p>
+        </w:tc>
+        <w:tc>
+          <w:tcPr>
+            <w:tcW w:type="dxa" w:w="1550"/>
+            <w:vAlign w:val="center"/>
+            <w:tcMar>
+              <w:top w:w="90" w:type="dxa"/>
+              <w:left w:w="105" w:type="dxa"/>
+              <w:bottom w:w="90" w:type="dxa"/>
+              <w:right w:w="105" w:type="dxa"/>
+            </w:tcMar>
+            <w:shd w:fill="E8EEF4"/>
+          </w:tcPr>
+          <w:p>
+            <w:pPr>
+              <w:spacing w:after="0" w:line="252" w:lineRule="auto"/>
+            </w:pPr>
+            <w:r>
+              <w:rPr>
+                <w:rFonts w:ascii="맑은 고딕" w:hAnsi="맑은 고딕" w:eastAsia="맑은 고딕"/>
+                <w:b/>
+                <w:color w:val="000000"/>
+                <w:sz w:val="18"/>
+              </w:rPr>
+              <w:t>담당</w:t>
+            </w:r>
+          </w:p>
+        </w:tc>
+        <w:tc>
+          <w:tcPr>
+            <w:tcW w:type="dxa" w:w="3378"/>
+            <w:vAlign w:val="center"/>
+            <w:tcMar>
+              <w:top w:w="90" w:type="dxa"/>
+              <w:left w:w="105" w:type="dxa"/>
+              <w:bottom w:w="90" w:type="dxa"/>
+              <w:right w:w="105" w:type="dxa"/>
+            </w:tcMar>
+            <w:shd w:fill="E8EEF4"/>
+          </w:tcPr>
+          <w:p>
+            <w:pPr>
+              <w:spacing w:after="0" w:line="252" w:lineRule="auto"/>
+            </w:pPr>
+            <w:r>
+              <w:rPr>
+                <w:rFonts w:ascii="맑은 고딕" w:hAnsi="맑은 고딕" w:eastAsia="맑은 고딕"/>
+                <w:b/>
+                <w:color w:val="000000"/>
+                <w:sz w:val="18"/>
+              </w:rPr>
+              <w:t>산출물</w:t>
+            </w:r>
+          </w:p>
+        </w:tc>
+      </w:tr>
+      <w:tr>
+        <w:trPr>
+          <w:cantSplit/>
+        </w:trPr>
+        <w:tc>
+          <w:tcPr>
+            <w:tcW w:type="dxa" w:w="1606"/>
+            <w:vAlign w:val="center"/>
+            <w:tcMar>
+              <w:top w:w="90" w:type="dxa"/>
+              <w:left w:w="105" w:type="dxa"/>
+              <w:bottom w:w="90" w:type="dxa"/>
+              <w:right w:w="105" w:type="dxa"/>
+            </w:tcMar>
+            <w:shd w:fill="FFFFFF"/>
+          </w:tcPr>
+          <w:p>
+            <w:pPr>
+              <w:spacing w:after="0" w:line="252" w:lineRule="auto"/>
+              <w:jc w:val="center"/>
+            </w:pPr>
+            <w:r>
+              <w:rPr>
+                <w:rFonts w:ascii="맑은 고딕" w:hAnsi="맑은 고딕" w:eastAsia="맑은 고딕"/>
+                <w:b w:val="0"/>
+                <w:color w:val="000000"/>
+                <w:sz w:val="18"/>
+              </w:rPr>
+              <w:t>2026-09-07</w:t>
+            </w:r>
+          </w:p>
+        </w:tc>
+        <w:tc>
+          <w:tcPr>
+            <w:tcW w:type="dxa" w:w="2990"/>
+            <w:vAlign w:val="center"/>
+            <w:tcMar>
+              <w:top w:w="90" w:type="dxa"/>
+              <w:left w:w="105" w:type="dxa"/>
+              <w:bottom w:w="90" w:type="dxa"/>
+              <w:right w:w="105" w:type="dxa"/>
+            </w:tcMar>
+            <w:shd w:fill="FFFFFF"/>
+          </w:tcPr>
+          <w:p>
+            <w:pPr>
+              <w:spacing w:after="0" w:line="252" w:lineRule="auto"/>
+            </w:pPr>
+            <w:r>
+              <w:rPr>
+                <w:rFonts w:ascii="맑은 고딕" w:hAnsi="맑은 고딕" w:eastAsia="맑은 고딕"/>
+                <w:b w:val="0"/>
+                <w:color w:val="000000"/>
+                <w:sz w:val="18"/>
+              </w:rPr>
+              <w:t>가상 부서협업 회의</w:t>
+            </w:r>
+          </w:p>
+        </w:tc>
+        <w:tc>
+          <w:tcPr>
+            <w:tcW w:type="dxa" w:w="1550"/>
+            <w:vAlign w:val="center"/>
+            <w:tcMar>
+              <w:top w:w="90" w:type="dxa"/>
+              <w:left w:w="105" w:type="dxa"/>
+              <w:bottom w:w="90" w:type="dxa"/>
+              <w:right w:w="105" w:type="dxa"/>
+            </w:tcMar>
+            <w:shd w:fill="FFFFFF"/>
+          </w:tcPr>
+          <w:p>
+            <w:pPr>
+              <w:spacing w:after="0" w:line="252" w:lineRule="auto"/>
+            </w:pPr>
+            <w:r>
+              <w:rPr>
+                <w:rFonts w:ascii="맑은 고딕" w:hAnsi="맑은 고딕" w:eastAsia="맑은 고딕"/>
+                <w:b w:val="0"/>
+                <w:color w:val="000000"/>
+                <w:sz w:val="18"/>
+              </w:rPr>
+              <w:t>김대리·박리더</w:t>
+            </w:r>
+          </w:p>
+        </w:tc>
+        <w:tc>
+          <w:tcPr>
+            <w:tcW w:type="dxa" w:w="3378"/>
+            <w:vAlign w:val="center"/>
+            <w:tcMar>
+              <w:top w:w="90" w:type="dxa"/>
+              <w:left w:w="105" w:type="dxa"/>
+              <w:bottom w:w="90" w:type="dxa"/>
+              <w:right w:w="105" w:type="dxa"/>
+            </w:tcMar>
+            <w:shd w:fill="FFFFFF"/>
+          </w:tcPr>
+          <w:p>
+            <w:pPr>
+              <w:spacing w:after="0" w:line="252" w:lineRule="auto"/>
+            </w:pPr>
+            <w:r>
+              <w:rPr>
+                <w:rFonts w:ascii="맑은 고딕" w:hAnsi="맑은 고딕" w:eastAsia="맑은 고딕"/>
+                <w:b w:val="0"/>
+                <w:color w:val="000000"/>
+                <w:sz w:val="18"/>
+              </w:rPr>
+              <w:t>회의 기록</w:t>
+            </w:r>
+          </w:p>
+        </w:tc>
+      </w:tr>
+      <w:tr>
+        <w:trPr>
+          <w:cantSplit/>
+        </w:trPr>
+        <w:tc>
+          <w:tcPr>
+            <w:tcW w:type="dxa" w:w="1606"/>
+            <w:vAlign w:val="center"/>
+            <w:tcMar>
+              <w:top w:w="90" w:type="dxa"/>
+              <w:left w:w="105" w:type="dxa"/>
+              <w:bottom w:w="90" w:type="dxa"/>
+              <w:right w:w="105" w:type="dxa"/>
+            </w:tcMar>
+            <w:shd w:fill="F6F8FA"/>
+          </w:tcPr>
+          <w:p>
+            <w:pPr>
+              <w:spacing w:after="0" w:line="252" w:lineRule="auto"/>
+              <w:jc w:val="center"/>
+            </w:pPr>
+            <w:r>
+              <w:rPr>
+                <w:rFonts w:ascii="맑은 고딕" w:hAnsi="맑은 고딕" w:eastAsia="맑은 고딕"/>
+                <w:b w:val="0"/>
+                <w:color w:val="000000"/>
+                <w:sz w:val="18"/>
+              </w:rPr>
+              <w:t>2026-09-08</w:t>
+            </w:r>
+          </w:p>
+        </w:tc>
+        <w:tc>
+          <w:tcPr>
+            <w:tcW w:type="dxa" w:w="2990"/>
+            <w:vAlign w:val="center"/>
+            <w:tcMar>
+              <w:top w:w="90" w:type="dxa"/>
+              <w:left w:w="105" w:type="dxa"/>
+              <w:bottom w:w="90" w:type="dxa"/>
+              <w:right w:w="105" w:type="dxa"/>
+            </w:tcMar>
+            <w:shd w:fill="F6F8FA"/>
+          </w:tcPr>
+          <w:p>
+            <w:pPr>
+              <w:spacing w:after="0" w:line="252" w:lineRule="auto"/>
+            </w:pPr>
+            <w:r>
+              <w:rPr>
+                <w:rFonts w:ascii="맑은 고딕" w:hAnsi="맑은 고딕" w:eastAsia="맑은 고딕"/>
+                <w:b w:val="0"/>
+                <w:color w:val="000000"/>
+                <w:sz w:val="18"/>
+              </w:rPr>
+              <w:t>공개 자료 확인</w:t>
+            </w:r>
+          </w:p>
+        </w:tc>
+        <w:tc>
+          <w:tcPr>
+            <w:tcW w:type="dxa" w:w="1550"/>
+            <w:vAlign w:val="center"/>
+            <w:tcMar>
+              <w:top w:w="90" w:type="dxa"/>
+              <w:left w:w="105" w:type="dxa"/>
+              <w:bottom w:w="90" w:type="dxa"/>
+              <w:right w:w="105" w:type="dxa"/>
+            </w:tcMar>
+            <w:shd w:fill="F6F8FA"/>
+          </w:tcPr>
+          <w:p>
+            <w:pPr>
+              <w:spacing w:after="0" w:line="252" w:lineRule="auto"/>
+            </w:pPr>
+            <w:r>
+              <w:rPr>
+                <w:rFonts w:ascii="맑은 고딕" w:hAnsi="맑은 고딕" w:eastAsia="맑은 고딕"/>
+                <w:b w:val="0"/>
+                <w:color w:val="000000"/>
+                <w:sz w:val="18"/>
               </w:rPr>
               <w:t>김대리</w:t>
             </w:r>
@@ -2348,27 +1962,484 @@
         </w:tc>
         <w:tc>
           <w:tcPr>
-            <w:tcW w:type="dxa" w:w="2379"/>
-            <w:tcBorders>
-              <w:top w:val="single" w:sz="4" w:color="808080"/>
-              <w:left w:val="single" w:sz="4" w:color="808080"/>
-              <w:bottom w:val="single" w:sz="4" w:color="808080"/>
-              <w:right w:val="single" w:sz="4" w:color="808080"/>
-            </w:tcBorders>
+            <w:tcW w:type="dxa" w:w="3378"/>
             <w:vAlign w:val="center"/>
+            <w:tcMar>
+              <w:top w:w="90" w:type="dxa"/>
+              <w:left w:w="105" w:type="dxa"/>
+              <w:bottom w:w="90" w:type="dxa"/>
+              <w:right w:w="105" w:type="dxa"/>
+            </w:tcMar>
+            <w:shd w:fill="F6F8FA"/>
           </w:tcPr>
           <w:p>
             <w:pPr>
-              <w:spacing w:after="0"/>
+              <w:spacing w:after="0" w:line="252" w:lineRule="auto"/>
             </w:pPr>
-            <w:r/>
             <w:r>
               <w:rPr>
                 <w:rFonts w:ascii="맑은 고딕" w:hAnsi="맑은 고딕" w:eastAsia="맑은 고딕"/>
                 <w:b w:val="0"/>
-                <w:sz w:val="21"/>
+                <w:color w:val="000000"/>
+                <w:sz w:val="18"/>
               </w:rPr>
-              <w:t>R&amp;D 관점에서 자사 부품 기술 발표 기회 확보</w:t>
+              <w:t>출처 및 확인 필요 메모</w:t>
+            </w:r>
+          </w:p>
+        </w:tc>
+      </w:tr>
+      <w:tr>
+        <w:trPr>
+          <w:cantSplit/>
+        </w:trPr>
+        <w:tc>
+          <w:tcPr>
+            <w:tcW w:type="dxa" w:w="1606"/>
+            <w:vAlign w:val="center"/>
+            <w:tcMar>
+              <w:top w:w="90" w:type="dxa"/>
+              <w:left w:w="105" w:type="dxa"/>
+              <w:bottom w:w="90" w:type="dxa"/>
+              <w:right w:w="105" w:type="dxa"/>
+            </w:tcMar>
+            <w:shd w:fill="FFFFFF"/>
+          </w:tcPr>
+          <w:p>
+            <w:pPr>
+              <w:spacing w:after="0" w:line="252" w:lineRule="auto"/>
+              <w:jc w:val="center"/>
+            </w:pPr>
+            <w:r>
+              <w:rPr>
+                <w:rFonts w:ascii="맑은 고딕" w:hAnsi="맑은 고딕" w:eastAsia="맑은 고딕"/>
+                <w:b w:val="0"/>
+                <w:color w:val="000000"/>
+                <w:sz w:val="18"/>
+              </w:rPr>
+              <w:t>2026-09-10</w:t>
+            </w:r>
+          </w:p>
+        </w:tc>
+        <w:tc>
+          <w:tcPr>
+            <w:tcW w:type="dxa" w:w="2990"/>
+            <w:vAlign w:val="center"/>
+            <w:tcMar>
+              <w:top w:w="90" w:type="dxa"/>
+              <w:left w:w="105" w:type="dxa"/>
+              <w:bottom w:w="90" w:type="dxa"/>
+              <w:right w:w="105" w:type="dxa"/>
+            </w:tcMar>
+            <w:shd w:fill="FFFFFF"/>
+          </w:tcPr>
+          <w:p>
+            <w:pPr>
+              <w:spacing w:after="0" w:line="252" w:lineRule="auto"/>
+            </w:pPr>
+            <w:r>
+              <w:rPr>
+                <w:rFonts w:ascii="맑은 고딕" w:hAnsi="맑은 고딕" w:eastAsia="맑은 고딕"/>
+                <w:b w:val="0"/>
+                <w:color w:val="000000"/>
+                <w:sz w:val="18"/>
+              </w:rPr>
+              <w:t>후보 비교·보고서 초안</w:t>
+            </w:r>
+          </w:p>
+        </w:tc>
+        <w:tc>
+          <w:tcPr>
+            <w:tcW w:type="dxa" w:w="1550"/>
+            <w:vAlign w:val="center"/>
+            <w:tcMar>
+              <w:top w:w="90" w:type="dxa"/>
+              <w:left w:w="105" w:type="dxa"/>
+              <w:bottom w:w="90" w:type="dxa"/>
+              <w:right w:w="105" w:type="dxa"/>
+            </w:tcMar>
+            <w:shd w:fill="FFFFFF"/>
+          </w:tcPr>
+          <w:p>
+            <w:pPr>
+              <w:spacing w:after="0" w:line="252" w:lineRule="auto"/>
+            </w:pPr>
+            <w:r>
+              <w:rPr>
+                <w:rFonts w:ascii="맑은 고딕" w:hAnsi="맑은 고딕" w:eastAsia="맑은 고딕"/>
+                <w:b w:val="0"/>
+                <w:color w:val="000000"/>
+                <w:sz w:val="18"/>
+              </w:rPr>
+              <w:t>김대리</w:t>
+            </w:r>
+          </w:p>
+        </w:tc>
+        <w:tc>
+          <w:tcPr>
+            <w:tcW w:type="dxa" w:w="3378"/>
+            <w:vAlign w:val="center"/>
+            <w:tcMar>
+              <w:top w:w="90" w:type="dxa"/>
+              <w:left w:w="105" w:type="dxa"/>
+              <w:bottom w:w="90" w:type="dxa"/>
+              <w:right w:w="105" w:type="dxa"/>
+            </w:tcMar>
+            <w:shd w:fill="FFFFFF"/>
+          </w:tcPr>
+          <w:p>
+            <w:pPr>
+              <w:spacing w:after="0" w:line="252" w:lineRule="auto"/>
+            </w:pPr>
+            <w:r>
+              <w:rPr>
+                <w:rFonts w:ascii="맑은 고딕" w:hAnsi="맑은 고딕" w:eastAsia="맑은 고딕"/>
+                <w:b w:val="0"/>
+                <w:color w:val="000000"/>
+                <w:sz w:val="18"/>
+              </w:rPr>
+              <w:t>7섹션 초안</w:t>
+            </w:r>
+          </w:p>
+        </w:tc>
+      </w:tr>
+      <w:tr>
+        <w:trPr>
+          <w:cantSplit/>
+        </w:trPr>
+        <w:tc>
+          <w:tcPr>
+            <w:tcW w:type="dxa" w:w="1606"/>
+            <w:vAlign w:val="center"/>
+            <w:tcMar>
+              <w:top w:w="90" w:type="dxa"/>
+              <w:left w:w="105" w:type="dxa"/>
+              <w:bottom w:w="90" w:type="dxa"/>
+              <w:right w:w="105" w:type="dxa"/>
+            </w:tcMar>
+            <w:shd w:fill="F6F8FA"/>
+          </w:tcPr>
+          <w:p>
+            <w:pPr>
+              <w:spacing w:after="0" w:line="252" w:lineRule="auto"/>
+              <w:jc w:val="center"/>
+            </w:pPr>
+            <w:r>
+              <w:rPr>
+                <w:rFonts w:ascii="맑은 고딕" w:hAnsi="맑은 고딕" w:eastAsia="맑은 고딕"/>
+                <w:b w:val="0"/>
+                <w:color w:val="000000"/>
+                <w:sz w:val="18"/>
+              </w:rPr>
+              <w:t>2026-09-14</w:t>
+            </w:r>
+          </w:p>
+        </w:tc>
+        <w:tc>
+          <w:tcPr>
+            <w:tcW w:type="dxa" w:w="2990"/>
+            <w:vAlign w:val="center"/>
+            <w:tcMar>
+              <w:top w:w="90" w:type="dxa"/>
+              <w:left w:w="105" w:type="dxa"/>
+              <w:bottom w:w="90" w:type="dxa"/>
+              <w:right w:w="105" w:type="dxa"/>
+            </w:tcMar>
+            <w:shd w:fill="F6F8FA"/>
+          </w:tcPr>
+          <w:p>
+            <w:pPr>
+              <w:spacing w:after="0" w:line="252" w:lineRule="auto"/>
+            </w:pPr>
+            <w:r>
+              <w:rPr>
+                <w:rFonts w:ascii="맑은 고딕" w:hAnsi="맑은 고딕" w:eastAsia="맑은 고딕"/>
+                <w:b w:val="0"/>
+                <w:color w:val="000000"/>
+                <w:sz w:val="18"/>
+              </w:rPr>
+              <w:t>근거·표현 검토</w:t>
+            </w:r>
+          </w:p>
+        </w:tc>
+        <w:tc>
+          <w:tcPr>
+            <w:tcW w:type="dxa" w:w="1550"/>
+            <w:vAlign w:val="center"/>
+            <w:tcMar>
+              <w:top w:w="90" w:type="dxa"/>
+              <w:left w:w="105" w:type="dxa"/>
+              <w:bottom w:w="90" w:type="dxa"/>
+              <w:right w:w="105" w:type="dxa"/>
+            </w:tcMar>
+            <w:shd w:fill="F6F8FA"/>
+          </w:tcPr>
+          <w:p>
+            <w:pPr>
+              <w:spacing w:after="0" w:line="252" w:lineRule="auto"/>
+            </w:pPr>
+            <w:r>
+              <w:rPr>
+                <w:rFonts w:ascii="맑은 고딕" w:hAnsi="맑은 고딕" w:eastAsia="맑은 고딕"/>
+                <w:b w:val="0"/>
+                <w:color w:val="000000"/>
+                <w:sz w:val="18"/>
+              </w:rPr>
+              <w:t>박리더</w:t>
+            </w:r>
+          </w:p>
+        </w:tc>
+        <w:tc>
+          <w:tcPr>
+            <w:tcW w:type="dxa" w:w="3378"/>
+            <w:vAlign w:val="center"/>
+            <w:tcMar>
+              <w:top w:w="90" w:type="dxa"/>
+              <w:left w:w="105" w:type="dxa"/>
+              <w:bottom w:w="90" w:type="dxa"/>
+              <w:right w:w="105" w:type="dxa"/>
+            </w:tcMar>
+            <w:shd w:fill="F6F8FA"/>
+          </w:tcPr>
+          <w:p>
+            <w:pPr>
+              <w:spacing w:after="0" w:line="252" w:lineRule="auto"/>
+            </w:pPr>
+            <w:r>
+              <w:rPr>
+                <w:rFonts w:ascii="맑은 고딕" w:hAnsi="맑은 고딕" w:eastAsia="맑은 고딕"/>
+                <w:b w:val="0"/>
+                <w:color w:val="000000"/>
+                <w:sz w:val="18"/>
+              </w:rPr>
+              <w:t>수정 의견</w:t>
+            </w:r>
+          </w:p>
+        </w:tc>
+      </w:tr>
+      <w:tr>
+        <w:trPr>
+          <w:cantSplit/>
+        </w:trPr>
+        <w:tc>
+          <w:tcPr>
+            <w:tcW w:type="dxa" w:w="1606"/>
+            <w:vAlign w:val="center"/>
+            <w:tcMar>
+              <w:top w:w="90" w:type="dxa"/>
+              <w:left w:w="105" w:type="dxa"/>
+              <w:bottom w:w="90" w:type="dxa"/>
+              <w:right w:w="105" w:type="dxa"/>
+            </w:tcMar>
+            <w:shd w:fill="FFFFFF"/>
+          </w:tcPr>
+          <w:p>
+            <w:pPr>
+              <w:spacing w:after="0" w:line="252" w:lineRule="auto"/>
+              <w:jc w:val="center"/>
+            </w:pPr>
+            <w:r>
+              <w:rPr>
+                <w:rFonts w:ascii="맑은 고딕" w:hAnsi="맑은 고딕" w:eastAsia="맑은 고딕"/>
+                <w:b w:val="0"/>
+                <w:color w:val="000000"/>
+                <w:sz w:val="18"/>
+              </w:rPr>
+              <w:t>2026-09-15</w:t>
+            </w:r>
+          </w:p>
+        </w:tc>
+        <w:tc>
+          <w:tcPr>
+            <w:tcW w:type="dxa" w:w="2990"/>
+            <w:vAlign w:val="center"/>
+            <w:tcMar>
+              <w:top w:w="90" w:type="dxa"/>
+              <w:left w:w="105" w:type="dxa"/>
+              <w:bottom w:w="90" w:type="dxa"/>
+              <w:right w:w="105" w:type="dxa"/>
+            </w:tcMar>
+            <w:shd w:fill="FFFFFF"/>
+          </w:tcPr>
+          <w:p>
+            <w:pPr>
+              <w:spacing w:after="0" w:line="252" w:lineRule="auto"/>
+            </w:pPr>
+            <w:r>
+              <w:rPr>
+                <w:rFonts w:ascii="맑은 고딕" w:hAnsi="맑은 고딕" w:eastAsia="맑은 고딕"/>
+                <w:b w:val="0"/>
+                <w:color w:val="000000"/>
+                <w:sz w:val="18"/>
+              </w:rPr>
+              <w:t>보고서 제출</w:t>
+            </w:r>
+          </w:p>
+        </w:tc>
+        <w:tc>
+          <w:tcPr>
+            <w:tcW w:type="dxa" w:w="1550"/>
+            <w:vAlign w:val="center"/>
+            <w:tcMar>
+              <w:top w:w="90" w:type="dxa"/>
+              <w:left w:w="105" w:type="dxa"/>
+              <w:bottom w:w="90" w:type="dxa"/>
+              <w:right w:w="105" w:type="dxa"/>
+            </w:tcMar>
+            <w:shd w:fill="FFFFFF"/>
+          </w:tcPr>
+          <w:p>
+            <w:pPr>
+              <w:spacing w:after="0" w:line="252" w:lineRule="auto"/>
+            </w:pPr>
+            <w:r>
+              <w:rPr>
+                <w:rFonts w:ascii="맑은 고딕" w:hAnsi="맑은 고딕" w:eastAsia="맑은 고딕"/>
+                <w:b w:val="0"/>
+                <w:color w:val="000000"/>
+                <w:sz w:val="18"/>
+              </w:rPr>
+              <w:t>김대리</w:t>
+            </w:r>
+          </w:p>
+        </w:tc>
+        <w:tc>
+          <w:tcPr>
+            <w:tcW w:type="dxa" w:w="3378"/>
+            <w:vAlign w:val="center"/>
+            <w:tcMar>
+              <w:top w:w="90" w:type="dxa"/>
+              <w:left w:w="105" w:type="dxa"/>
+              <w:bottom w:w="90" w:type="dxa"/>
+              <w:right w:w="105" w:type="dxa"/>
+            </w:tcMar>
+            <w:shd w:fill="FFFFFF"/>
+          </w:tcPr>
+          <w:p>
+            <w:pPr>
+              <w:spacing w:after="0" w:line="252" w:lineRule="auto"/>
+            </w:pPr>
+            <w:r>
+              <w:rPr>
+                <w:rFonts w:ascii="맑은 고딕" w:hAnsi="맑은 고딕" w:eastAsia="맑은 고딕"/>
+                <w:b w:val="0"/>
+                <w:color w:val="000000"/>
+                <w:sz w:val="18"/>
+              </w:rPr>
+              <w:t>검토 반영 보고서</w:t>
+            </w:r>
+          </w:p>
+        </w:tc>
+      </w:tr>
+      <w:tr>
+        <w:trPr>
+          <w:cantSplit/>
+        </w:trPr>
+        <w:tc>
+          <w:tcPr>
+            <w:tcW w:type="dxa" w:w="1606"/>
+            <w:vAlign w:val="center"/>
+            <w:tcMar>
+              <w:top w:w="90" w:type="dxa"/>
+              <w:left w:w="105" w:type="dxa"/>
+              <w:bottom w:w="90" w:type="dxa"/>
+              <w:right w:w="105" w:type="dxa"/>
+            </w:tcMar>
+            <w:shd w:fill="F6F8FA"/>
+          </w:tcPr>
+          <w:p>
+            <w:pPr>
+              <w:spacing w:after="0" w:line="252" w:lineRule="auto"/>
+              <w:jc w:val="center"/>
+            </w:pPr>
+            <w:r>
+              <w:rPr>
+                <w:rFonts w:ascii="맑은 고딕" w:hAnsi="맑은 고딕" w:eastAsia="맑은 고딕"/>
+                <w:b w:val="0"/>
+                <w:color w:val="000000"/>
+                <w:sz w:val="18"/>
+              </w:rPr>
+              <w:t>미정</w:t>
+            </w:r>
+          </w:p>
+        </w:tc>
+        <w:tc>
+          <w:tcPr>
+            <w:tcW w:type="dxa" w:w="2990"/>
+            <w:vAlign w:val="center"/>
+            <w:tcMar>
+              <w:top w:w="90" w:type="dxa"/>
+              <w:left w:w="105" w:type="dxa"/>
+              <w:bottom w:w="90" w:type="dxa"/>
+              <w:right w:w="105" w:type="dxa"/>
+            </w:tcMar>
+            <w:shd w:fill="F6F8FA"/>
+          </w:tcPr>
+          <w:p>
+            <w:pPr>
+              <w:spacing w:after="0" w:line="252" w:lineRule="auto"/>
+            </w:pPr>
+            <w:r>
+              <w:rPr>
+                <w:rFonts w:ascii="맑은 고딕" w:hAnsi="맑은 고딕" w:eastAsia="맑은 고딕"/>
+                <w:b w:val="0"/>
+                <w:color w:val="000000"/>
+                <w:sz w:val="18"/>
+              </w:rPr>
+              <w:t>C 시범 검토</w:t>
+            </w:r>
+          </w:p>
+        </w:tc>
+        <w:tc>
+          <w:tcPr>
+            <w:tcW w:type="dxa" w:w="1550"/>
+            <w:vAlign w:val="center"/>
+            <w:tcMar>
+              <w:top w:w="90" w:type="dxa"/>
+              <w:left w:w="105" w:type="dxa"/>
+              <w:bottom w:w="90" w:type="dxa"/>
+              <w:right w:w="105" w:type="dxa"/>
+            </w:tcMar>
+            <w:shd w:fill="F6F8FA"/>
+          </w:tcPr>
+          <w:p>
+            <w:pPr>
+              <w:spacing w:after="0" w:line="252" w:lineRule="auto"/>
+            </w:pPr>
+            <w:r>
+              <w:rPr>
+                <w:rFonts w:ascii="맑은 고딕" w:hAnsi="맑은 고딕" w:eastAsia="맑은 고딕"/>
+                <w:b w:val="0"/>
+                <w:color w:val="000000"/>
+                <w:sz w:val="18"/>
+              </w:rPr>
+              <w:t>미정</w:t>
+            </w:r>
+          </w:p>
+        </w:tc>
+        <w:tc>
+          <w:tcPr>
+            <w:tcW w:type="dxa" w:w="3378"/>
+            <w:vAlign w:val="center"/>
+            <w:tcMar>
+              <w:top w:w="90" w:type="dxa"/>
+              <w:left w:w="105" w:type="dxa"/>
+              <w:bottom w:w="90" w:type="dxa"/>
+              <w:right w:w="105" w:type="dxa"/>
+            </w:tcMar>
+            <w:shd w:fill="F6F8FA"/>
+          </w:tcPr>
+          <w:p>
+            <w:pPr>
+              <w:spacing w:after="0" w:line="252" w:lineRule="auto"/>
+            </w:pPr>
+            <w:r>
+              <w:rPr>
+                <w:rFonts w:ascii="맑은 고딕" w:hAnsi="맑은 고딕" w:eastAsia="맑은 고딕"/>
+                <w:b w:val="0"/>
+                <w:color w:val="000000"/>
+                <w:sz w:val="18"/>
+              </w:rPr>
+              <w:t>운영 조건 확인안</w:t>
             </w:r>
           </w:p>
         </w:tc>
@@ -2376,1618 +2447,72 @@
     </w:tbl>
     <w:p>
       <w:pPr>
-        <w:spacing w:after="80"/>
-      </w:pPr>
-    </w:p>
-    <w:p>
-      <w:pPr>
-        <w:pStyle w:val="Heading3"/>
-        <w:spacing w:before="200" w:after="120"/>
-      </w:pPr>
-      <w:r>
-        <w:rPr>
-          <w:rFonts w:ascii="맑은 고딕" w:hAnsi="맑은 고딕" w:eastAsia="맑은 고딕"/>
-          <w:b/>
-          <w:color w:val="2E4A7A"/>
-          <w:sz w:val="26"/>
-        </w:rPr>
-        <w:t>5.3 첫 미팅 메시지 초안</w:t>
-      </w:r>
-    </w:p>
-    <w:p>
-      <w:pPr>
-        <w:pStyle w:val="ListBullet"/>
-        <w:spacing w:after="40"/>
-      </w:pPr>
-      <w:r>
-        <w:rPr>
-          <w:rFonts w:ascii="맑은 고딕" w:hAnsi="맑은 고딕" w:eastAsia="맑은 고딕"/>
-          <w:b/>
-          <w:sz w:val="22"/>
-        </w:rPr>
-        <w:t>엠정공</w:t>
-      </w:r>
-      <w:r>
-        <w:rPr>
-          <w:rFonts w:ascii="맑은 고딕" w:hAnsi="맑은 고딕" w:eastAsia="맑은 고딕"/>
-          <w:b w:val="0"/>
-          <w:sz w:val="22"/>
-        </w:rPr>
-        <w:t>: "엠정공의 정밀 절삭 라인업 확장에 즉시 투입 가능한 자사 부품 SKU 7종을 시연하겠습니다."</w:t>
-      </w:r>
-    </w:p>
-    <w:p>
-      <w:pPr>
-        <w:pStyle w:val="ListBullet"/>
-        <w:spacing w:after="40"/>
-      </w:pPr>
-      <w:r>
-        <w:rPr>
-          <w:rFonts w:ascii="맑은 고딕" w:hAnsi="맑은 고딕" w:eastAsia="맑은 고딕"/>
-          <w:b/>
-          <w:sz w:val="22"/>
-        </w:rPr>
-        <w:t>티엔지니어링</w:t>
-      </w:r>
-      <w:r>
-        <w:rPr>
-          <w:rFonts w:ascii="맑은 고딕" w:hAnsi="맑은 고딕" w:eastAsia="맑은 고딕"/>
-          <w:b w:val="0"/>
-          <w:sz w:val="22"/>
-        </w:rPr>
-        <w:t>: "티엔지니어링의 중장비 핵심 부품 수율을 5% 이상 향상시킬 수 있는 자사 SKU 4종 샘플을 제공하겠습니다."</w:t>
-      </w:r>
-    </w:p>
-    <w:p>
-      <w:pPr>
-        <w:pStyle w:val="ListBullet"/>
-        <w:spacing w:after="40"/>
-      </w:pPr>
-      <w:r>
-        <w:rPr>
-          <w:rFonts w:ascii="맑은 고딕" w:hAnsi="맑은 고딕" w:eastAsia="맑은 고딕"/>
-          <w:b/>
-          <w:sz w:val="22"/>
-        </w:rPr>
-        <w:t>케이산업</w:t>
-      </w:r>
-      <w:r>
-        <w:rPr>
-          <w:rFonts w:ascii="맑은 고딕" w:hAnsi="맑은 고딕" w:eastAsia="맑은 고딕"/>
-          <w:b w:val="0"/>
-          <w:sz w:val="22"/>
-        </w:rPr>
-        <w:t>: "자사 자동차 정밀 가공 부품이 기존 거래선 대비 어떻게 차별화될 수 있는지 R&amp;D 관점에서 발표하겠습니다."</w:t>
-      </w:r>
-    </w:p>
-    <w:p>
-      <w:pPr>
-        <w:pBdr>
-          <w:bottom w:val="single" w:sz="6" w:space="1" w:color="AAAAAA"/>
-        </w:pBdr>
-        <w:spacing w:before="40" w:after="120"/>
+        <w:spacing w:after="0" w:line="84" w:lineRule="auto"/>
       </w:pPr>
     </w:p>
     <w:p>
       <w:pPr>
         <w:pStyle w:val="Heading2"/>
-        <w:spacing w:before="280" w:after="160"/>
+      </w:pPr>
+      <w:r>
+        <w:t>공개 참고 자료</w:t>
+      </w:r>
+    </w:p>
+    <w:p>
+      <w:pPr>
+        <w:spacing w:line="252" w:lineRule="auto"/>
       </w:pPr>
       <w:r>
         <w:rPr>
           <w:rFonts w:ascii="맑은 고딕" w:hAnsi="맑은 고딕" w:eastAsia="맑은 고딕"/>
-          <w:b/>
-          <w:color w:val="1F3A66"/>
-          <w:sz w:val="30"/>
+          <w:color w:val="000000"/>
+          <w:sz w:val="17"/>
         </w:rPr>
-        <w:t>6. 리스크 및 대응</w:t>
+        <w:t>[1] 미래엔 엠티처. 초등·중학·고등 교수활동 플랫폼의 구분을 확인할 수 있습니다. https://www.m-teacher.co.kr/pages/common/Gate.mrn</w:t>
       </w:r>
-    </w:p>
-    <w:tbl>
-      <w:tblPr>
-        <w:tblW w:type="auto" w:w="0"/>
-        <w:jc w:val="center"/>
-        <w:tblLayout w:type="autofit"/>
-        <w:tblLook w:firstColumn="1" w:firstRow="1" w:lastColumn="0" w:lastRow="0" w:noHBand="0" w:noVBand="1" w:val="04A0"/>
-      </w:tblPr>
-      <w:tblGrid>
-        <w:gridCol w:w="2379"/>
-        <w:gridCol w:w="2379"/>
-        <w:gridCol w:w="2379"/>
-        <w:gridCol w:w="2379"/>
-      </w:tblGrid>
-      <w:tr>
-        <w:tc>
-          <w:tcPr>
-            <w:tcW w:type="dxa" w:w="2379"/>
-            <w:shd w:val="clear" w:color="auto" w:fill="1F3A66"/>
-            <w:tcBorders>
-              <w:top w:val="single" w:sz="6" w:color="1F3A66"/>
-              <w:left w:val="single" w:sz="6" w:color="1F3A66"/>
-              <w:bottom w:val="single" w:sz="6" w:color="1F3A66"/>
-              <w:right w:val="single" w:sz="6" w:color="1F3A66"/>
-            </w:tcBorders>
-            <w:vAlign w:val="center"/>
-          </w:tcPr>
-          <w:p>
-            <w:pPr>
-              <w:jc w:val="center"/>
-            </w:pPr>
-            <w:r/>
-            <w:r>
-              <w:rPr>
-                <w:rFonts w:ascii="맑은 고딕" w:hAnsi="맑은 고딕" w:eastAsia="맑은 고딕"/>
-                <w:b/>
-                <w:color w:val="FFFFFF"/>
-                <w:sz w:val="21"/>
-              </w:rPr>
-              <w:t>리스크 항목</w:t>
-            </w:r>
-          </w:p>
-        </w:tc>
-        <w:tc>
-          <w:tcPr>
-            <w:tcW w:type="dxa" w:w="2379"/>
-            <w:shd w:val="clear" w:color="auto" w:fill="1F3A66"/>
-            <w:tcBorders>
-              <w:top w:val="single" w:sz="6" w:color="1F3A66"/>
-              <w:left w:val="single" w:sz="6" w:color="1F3A66"/>
-              <w:bottom w:val="single" w:sz="6" w:color="1F3A66"/>
-              <w:right w:val="single" w:sz="6" w:color="1F3A66"/>
-            </w:tcBorders>
-            <w:vAlign w:val="center"/>
-          </w:tcPr>
-          <w:p>
-            <w:pPr>
-              <w:jc w:val="center"/>
-            </w:pPr>
-            <w:r/>
-            <w:r>
-              <w:rPr>
-                <w:rFonts w:ascii="맑은 고딕" w:hAnsi="맑은 고딕" w:eastAsia="맑은 고딕"/>
-                <w:b/>
-                <w:color w:val="FFFFFF"/>
-                <w:sz w:val="21"/>
-              </w:rPr>
-              <w:t>발생 가능성</w:t>
-            </w:r>
-          </w:p>
-        </w:tc>
-        <w:tc>
-          <w:tcPr>
-            <w:tcW w:type="dxa" w:w="2379"/>
-            <w:shd w:val="clear" w:color="auto" w:fill="1F3A66"/>
-            <w:tcBorders>
-              <w:top w:val="single" w:sz="6" w:color="1F3A66"/>
-              <w:left w:val="single" w:sz="6" w:color="1F3A66"/>
-              <w:bottom w:val="single" w:sz="6" w:color="1F3A66"/>
-              <w:right w:val="single" w:sz="6" w:color="1F3A66"/>
-            </w:tcBorders>
-            <w:vAlign w:val="center"/>
-          </w:tcPr>
-          <w:p>
-            <w:pPr>
-              <w:jc w:val="center"/>
-            </w:pPr>
-            <w:r/>
-            <w:r>
-              <w:rPr>
-                <w:rFonts w:ascii="맑은 고딕" w:hAnsi="맑은 고딕" w:eastAsia="맑은 고딕"/>
-                <w:b/>
-                <w:color w:val="FFFFFF"/>
-                <w:sz w:val="21"/>
-              </w:rPr>
-              <w:t>영향도</w:t>
-            </w:r>
-          </w:p>
-        </w:tc>
-        <w:tc>
-          <w:tcPr>
-            <w:tcW w:type="dxa" w:w="2379"/>
-            <w:shd w:val="clear" w:color="auto" w:fill="1F3A66"/>
-            <w:tcBorders>
-              <w:top w:val="single" w:sz="6" w:color="1F3A66"/>
-              <w:left w:val="single" w:sz="6" w:color="1F3A66"/>
-              <w:bottom w:val="single" w:sz="6" w:color="1F3A66"/>
-              <w:right w:val="single" w:sz="6" w:color="1F3A66"/>
-            </w:tcBorders>
-            <w:vAlign w:val="center"/>
-          </w:tcPr>
-          <w:p>
-            <w:pPr>
-              <w:jc w:val="center"/>
-            </w:pPr>
-            <w:r/>
-            <w:r>
-              <w:rPr>
-                <w:rFonts w:ascii="맑은 고딕" w:hAnsi="맑은 고딕" w:eastAsia="맑은 고딕"/>
-                <w:b/>
-                <w:color w:val="FFFFFF"/>
-                <w:sz w:val="21"/>
-              </w:rPr>
-              <w:t>대응 방안</w:t>
-            </w:r>
-          </w:p>
-        </w:tc>
-      </w:tr>
-      <w:tr>
-        <w:tc>
-          <w:tcPr>
-            <w:tcW w:type="dxa" w:w="2379"/>
-            <w:tcBorders>
-              <w:top w:val="single" w:sz="4" w:color="808080"/>
-              <w:left w:val="single" w:sz="4" w:color="808080"/>
-              <w:bottom w:val="single" w:sz="4" w:color="808080"/>
-              <w:right w:val="single" w:sz="4" w:color="808080"/>
-            </w:tcBorders>
-            <w:vAlign w:val="center"/>
-          </w:tcPr>
-          <w:p>
-            <w:pPr>
-              <w:spacing w:after="0"/>
-            </w:pPr>
-            <w:r/>
-            <w:r>
-              <w:rPr>
-                <w:rFonts w:ascii="맑은 고딕" w:hAnsi="맑은 고딕" w:eastAsia="맑은 고딕"/>
-                <w:b w:val="0"/>
-                <w:sz w:val="21"/>
-              </w:rPr>
-              <w:t>엠정공 단가 압박</w:t>
-            </w:r>
-          </w:p>
-        </w:tc>
-        <w:tc>
-          <w:tcPr>
-            <w:tcW w:type="dxa" w:w="2379"/>
-            <w:tcBorders>
-              <w:top w:val="single" w:sz="4" w:color="808080"/>
-              <w:left w:val="single" w:sz="4" w:color="808080"/>
-              <w:bottom w:val="single" w:sz="4" w:color="808080"/>
-              <w:right w:val="single" w:sz="4" w:color="808080"/>
-            </w:tcBorders>
-            <w:vAlign w:val="center"/>
-          </w:tcPr>
-          <w:p>
-            <w:pPr>
-              <w:spacing w:after="0"/>
-            </w:pPr>
-            <w:r/>
-            <w:r>
-              <w:rPr>
-                <w:rFonts w:ascii="맑은 고딕" w:hAnsi="맑은 고딕" w:eastAsia="맑은 고딕"/>
-                <w:b w:val="0"/>
-                <w:sz w:val="21"/>
-              </w:rPr>
-              <w:t>高</w:t>
-            </w:r>
-          </w:p>
-        </w:tc>
-        <w:tc>
-          <w:tcPr>
-            <w:tcW w:type="dxa" w:w="2379"/>
-            <w:tcBorders>
-              <w:top w:val="single" w:sz="4" w:color="808080"/>
-              <w:left w:val="single" w:sz="4" w:color="808080"/>
-              <w:bottom w:val="single" w:sz="4" w:color="808080"/>
-              <w:right w:val="single" w:sz="4" w:color="808080"/>
-            </w:tcBorders>
-            <w:vAlign w:val="center"/>
-          </w:tcPr>
-          <w:p>
-            <w:pPr>
-              <w:spacing w:after="0"/>
-            </w:pPr>
-            <w:r/>
-            <w:r>
-              <w:rPr>
-                <w:rFonts w:ascii="맑은 고딕" w:hAnsi="맑은 고딕" w:eastAsia="맑은 고딕"/>
-                <w:b w:val="0"/>
-                <w:sz w:val="21"/>
-              </w:rPr>
-              <w:t>中</w:t>
-            </w:r>
-          </w:p>
-        </w:tc>
-        <w:tc>
-          <w:tcPr>
-            <w:tcW w:type="dxa" w:w="2379"/>
-            <w:tcBorders>
-              <w:top w:val="single" w:sz="4" w:color="808080"/>
-              <w:left w:val="single" w:sz="4" w:color="808080"/>
-              <w:bottom w:val="single" w:sz="4" w:color="808080"/>
-              <w:right w:val="single" w:sz="4" w:color="808080"/>
-            </w:tcBorders>
-            <w:vAlign w:val="center"/>
-          </w:tcPr>
-          <w:p>
-            <w:pPr>
-              <w:spacing w:after="0"/>
-            </w:pPr>
-            <w:r/>
-            <w:r>
-              <w:rPr>
-                <w:rFonts w:ascii="맑은 고딕" w:hAnsi="맑은 고딕" w:eastAsia="맑은 고딕"/>
-                <w:b w:val="0"/>
-                <w:sz w:val="21"/>
-              </w:rPr>
-              <w:t>초도 거래는 마진 7% 수준 양보, 2년차부터 단가 정상화 협상</w:t>
-            </w:r>
-          </w:p>
-        </w:tc>
-      </w:tr>
-      <w:tr>
-        <w:tc>
-          <w:tcPr>
-            <w:tcW w:type="dxa" w:w="2379"/>
-            <w:tcBorders>
-              <w:top w:val="single" w:sz="4" w:color="808080"/>
-              <w:left w:val="single" w:sz="4" w:color="808080"/>
-              <w:bottom w:val="single" w:sz="4" w:color="808080"/>
-              <w:right w:val="single" w:sz="4" w:color="808080"/>
-            </w:tcBorders>
-            <w:vAlign w:val="center"/>
-            <w:shd w:val="clear" w:color="auto" w:fill="F4F6FA"/>
-          </w:tcPr>
-          <w:p>
-            <w:pPr>
-              <w:spacing w:after="0"/>
-            </w:pPr>
-            <w:r/>
-            <w:r>
-              <w:rPr>
-                <w:rFonts w:ascii="맑은 고딕" w:hAnsi="맑은 고딕" w:eastAsia="맑은 고딕"/>
-                <w:b w:val="0"/>
-                <w:sz w:val="21"/>
-              </w:rPr>
-              <w:t>티엔지니어링 샘플 테스트 실패</w:t>
-            </w:r>
-          </w:p>
-        </w:tc>
-        <w:tc>
-          <w:tcPr>
-            <w:tcW w:type="dxa" w:w="2379"/>
-            <w:tcBorders>
-              <w:top w:val="single" w:sz="4" w:color="808080"/>
-              <w:left w:val="single" w:sz="4" w:color="808080"/>
-              <w:bottom w:val="single" w:sz="4" w:color="808080"/>
-              <w:right w:val="single" w:sz="4" w:color="808080"/>
-            </w:tcBorders>
-            <w:vAlign w:val="center"/>
-            <w:shd w:val="clear" w:color="auto" w:fill="F4F6FA"/>
-          </w:tcPr>
-          <w:p>
-            <w:pPr>
-              <w:spacing w:after="0"/>
-            </w:pPr>
-            <w:r/>
-            <w:r>
-              <w:rPr>
-                <w:rFonts w:ascii="맑은 고딕" w:hAnsi="맑은 고딕" w:eastAsia="맑은 고딕"/>
-                <w:b w:val="0"/>
-                <w:sz w:val="21"/>
-              </w:rPr>
-              <w:t>中</w:t>
-            </w:r>
-          </w:p>
-        </w:tc>
-        <w:tc>
-          <w:tcPr>
-            <w:tcW w:type="dxa" w:w="2379"/>
-            <w:tcBorders>
-              <w:top w:val="single" w:sz="4" w:color="808080"/>
-              <w:left w:val="single" w:sz="4" w:color="808080"/>
-              <w:bottom w:val="single" w:sz="4" w:color="808080"/>
-              <w:right w:val="single" w:sz="4" w:color="808080"/>
-            </w:tcBorders>
-            <w:vAlign w:val="center"/>
-            <w:shd w:val="clear" w:color="auto" w:fill="F4F6FA"/>
-          </w:tcPr>
-          <w:p>
-            <w:pPr>
-              <w:spacing w:after="0"/>
-            </w:pPr>
-            <w:r/>
-            <w:r>
-              <w:rPr>
-                <w:rFonts w:ascii="맑은 고딕" w:hAnsi="맑은 고딕" w:eastAsia="맑은 고딕"/>
-                <w:b w:val="0"/>
-                <w:sz w:val="21"/>
-              </w:rPr>
-              <w:t>中</w:t>
-            </w:r>
-          </w:p>
-        </w:tc>
-        <w:tc>
-          <w:tcPr>
-            <w:tcW w:type="dxa" w:w="2379"/>
-            <w:tcBorders>
-              <w:top w:val="single" w:sz="4" w:color="808080"/>
-              <w:left w:val="single" w:sz="4" w:color="808080"/>
-              <w:bottom w:val="single" w:sz="4" w:color="808080"/>
-              <w:right w:val="single" w:sz="4" w:color="808080"/>
-            </w:tcBorders>
-            <w:vAlign w:val="center"/>
-            <w:shd w:val="clear" w:color="auto" w:fill="F4F6FA"/>
-          </w:tcPr>
-          <w:p>
-            <w:pPr>
-              <w:spacing w:after="0"/>
-            </w:pPr>
-            <w:r/>
-            <w:r>
-              <w:rPr>
-                <w:rFonts w:ascii="맑은 고딕" w:hAnsi="맑은 고딕" w:eastAsia="맑은 고딕"/>
-                <w:b w:val="0"/>
-                <w:sz w:val="21"/>
-              </w:rPr>
-              <w:t>사전 기술팀 자체 검증 후 샘플 제공</w:t>
-            </w:r>
-          </w:p>
-        </w:tc>
-      </w:tr>
-      <w:tr>
-        <w:tc>
-          <w:tcPr>
-            <w:tcW w:type="dxa" w:w="2379"/>
-            <w:tcBorders>
-              <w:top w:val="single" w:sz="4" w:color="808080"/>
-              <w:left w:val="single" w:sz="4" w:color="808080"/>
-              <w:bottom w:val="single" w:sz="4" w:color="808080"/>
-              <w:right w:val="single" w:sz="4" w:color="808080"/>
-            </w:tcBorders>
-            <w:vAlign w:val="center"/>
-          </w:tcPr>
-          <w:p>
-            <w:pPr>
-              <w:spacing w:after="0"/>
-            </w:pPr>
-            <w:r/>
-            <w:r>
-              <w:rPr>
-                <w:rFonts w:ascii="맑은 고딕" w:hAnsi="맑은 고딕" w:eastAsia="맑은 고딕"/>
-                <w:b w:val="0"/>
-                <w:sz w:val="21"/>
-              </w:rPr>
-              <w:t>케이산업 기존 거래선 대체 어려움</w:t>
-            </w:r>
-          </w:p>
-        </w:tc>
-        <w:tc>
-          <w:tcPr>
-            <w:tcW w:type="dxa" w:w="2379"/>
-            <w:tcBorders>
-              <w:top w:val="single" w:sz="4" w:color="808080"/>
-              <w:left w:val="single" w:sz="4" w:color="808080"/>
-              <w:bottom w:val="single" w:sz="4" w:color="808080"/>
-              <w:right w:val="single" w:sz="4" w:color="808080"/>
-            </w:tcBorders>
-            <w:vAlign w:val="center"/>
-          </w:tcPr>
-          <w:p>
-            <w:pPr>
-              <w:spacing w:after="0"/>
-            </w:pPr>
-            <w:r/>
-            <w:r>
-              <w:rPr>
-                <w:rFonts w:ascii="맑은 고딕" w:hAnsi="맑은 고딕" w:eastAsia="맑은 고딕"/>
-                <w:b w:val="0"/>
-                <w:sz w:val="21"/>
-              </w:rPr>
-              <w:t>高</w:t>
-            </w:r>
-          </w:p>
-        </w:tc>
-        <w:tc>
-          <w:tcPr>
-            <w:tcW w:type="dxa" w:w="2379"/>
-            <w:tcBorders>
-              <w:top w:val="single" w:sz="4" w:color="808080"/>
-              <w:left w:val="single" w:sz="4" w:color="808080"/>
-              <w:bottom w:val="single" w:sz="4" w:color="808080"/>
-              <w:right w:val="single" w:sz="4" w:color="808080"/>
-            </w:tcBorders>
-            <w:vAlign w:val="center"/>
-          </w:tcPr>
-          <w:p>
-            <w:pPr>
-              <w:spacing w:after="0"/>
-            </w:pPr>
-            <w:r/>
-            <w:r>
-              <w:rPr>
-                <w:rFonts w:ascii="맑은 고딕" w:hAnsi="맑은 고딕" w:eastAsia="맑은 고딕"/>
-                <w:b w:val="0"/>
-                <w:sz w:val="21"/>
-              </w:rPr>
-              <w:t>高</w:t>
-            </w:r>
-          </w:p>
-        </w:tc>
-        <w:tc>
-          <w:tcPr>
-            <w:tcW w:type="dxa" w:w="2379"/>
-            <w:tcBorders>
-              <w:top w:val="single" w:sz="4" w:color="808080"/>
-              <w:left w:val="single" w:sz="4" w:color="808080"/>
-              <w:bottom w:val="single" w:sz="4" w:color="808080"/>
-              <w:right w:val="single" w:sz="4" w:color="808080"/>
-            </w:tcBorders>
-            <w:vAlign w:val="center"/>
-          </w:tcPr>
-          <w:p>
-            <w:pPr>
-              <w:spacing w:after="0"/>
-            </w:pPr>
-            <w:r/>
-            <w:r>
-              <w:rPr>
-                <w:rFonts w:ascii="맑은 고딕" w:hAnsi="맑은 고딕" w:eastAsia="맑은 고딕"/>
-                <w:b w:val="0"/>
-                <w:sz w:val="21"/>
-              </w:rPr>
-              <w:t>단기 진입 X, 6개월 기술 검증 트랙 운영</w:t>
-            </w:r>
-          </w:p>
-        </w:tc>
-      </w:tr>
-      <w:tr>
-        <w:tc>
-          <w:tcPr>
-            <w:tcW w:type="dxa" w:w="2379"/>
-            <w:tcBorders>
-              <w:top w:val="single" w:sz="4" w:color="808080"/>
-              <w:left w:val="single" w:sz="4" w:color="808080"/>
-              <w:bottom w:val="single" w:sz="4" w:color="808080"/>
-              <w:right w:val="single" w:sz="4" w:color="808080"/>
-            </w:tcBorders>
-            <w:vAlign w:val="center"/>
-            <w:shd w:val="clear" w:color="auto" w:fill="F4F6FA"/>
-          </w:tcPr>
-          <w:p>
-            <w:pPr>
-              <w:spacing w:after="0"/>
-            </w:pPr>
-            <w:r/>
-            <w:r>
-              <w:rPr>
-                <w:rFonts w:ascii="맑은 고딕" w:hAnsi="맑은 고딕" w:eastAsia="맑은 고딕"/>
-                <w:b w:val="0"/>
-                <w:sz w:val="21"/>
-              </w:rPr>
-              <w:t>신용평가 등급 하락</w:t>
-            </w:r>
-          </w:p>
-        </w:tc>
-        <w:tc>
-          <w:tcPr>
-            <w:tcW w:type="dxa" w:w="2379"/>
-            <w:tcBorders>
-              <w:top w:val="single" w:sz="4" w:color="808080"/>
-              <w:left w:val="single" w:sz="4" w:color="808080"/>
-              <w:bottom w:val="single" w:sz="4" w:color="808080"/>
-              <w:right w:val="single" w:sz="4" w:color="808080"/>
-            </w:tcBorders>
-            <w:vAlign w:val="center"/>
-            <w:shd w:val="clear" w:color="auto" w:fill="F4F6FA"/>
-          </w:tcPr>
-          <w:p>
-            <w:pPr>
-              <w:spacing w:after="0"/>
-            </w:pPr>
-            <w:r/>
-            <w:r>
-              <w:rPr>
-                <w:rFonts w:ascii="맑은 고딕" w:hAnsi="맑은 고딕" w:eastAsia="맑은 고딕"/>
-                <w:b w:val="0"/>
-                <w:sz w:val="21"/>
-              </w:rPr>
-              <w:t>低</w:t>
-            </w:r>
-          </w:p>
-        </w:tc>
-        <w:tc>
-          <w:tcPr>
-            <w:tcW w:type="dxa" w:w="2379"/>
-            <w:tcBorders>
-              <w:top w:val="single" w:sz="4" w:color="808080"/>
-              <w:left w:val="single" w:sz="4" w:color="808080"/>
-              <w:bottom w:val="single" w:sz="4" w:color="808080"/>
-              <w:right w:val="single" w:sz="4" w:color="808080"/>
-            </w:tcBorders>
-            <w:vAlign w:val="center"/>
-            <w:shd w:val="clear" w:color="auto" w:fill="F4F6FA"/>
-          </w:tcPr>
-          <w:p>
-            <w:pPr>
-              <w:spacing w:after="0"/>
-            </w:pPr>
-            <w:r/>
-            <w:r>
-              <w:rPr>
-                <w:rFonts w:ascii="맑은 고딕" w:hAnsi="맑은 고딕" w:eastAsia="맑은 고딕"/>
-                <w:b w:val="0"/>
-                <w:sz w:val="21"/>
-              </w:rPr>
-              <w:t>高</w:t>
-            </w:r>
-          </w:p>
-        </w:tc>
-        <w:tc>
-          <w:tcPr>
-            <w:tcW w:type="dxa" w:w="2379"/>
-            <w:tcBorders>
-              <w:top w:val="single" w:sz="4" w:color="808080"/>
-              <w:left w:val="single" w:sz="4" w:color="808080"/>
-              <w:bottom w:val="single" w:sz="4" w:color="808080"/>
-              <w:right w:val="single" w:sz="4" w:color="808080"/>
-            </w:tcBorders>
-            <w:vAlign w:val="center"/>
-            <w:shd w:val="clear" w:color="auto" w:fill="F4F6FA"/>
-          </w:tcPr>
-          <w:p>
-            <w:pPr>
-              <w:spacing w:after="0"/>
-            </w:pPr>
-            <w:r/>
-            <w:r>
-              <w:rPr>
-                <w:rFonts w:ascii="맑은 고딕" w:hAnsi="맑은 고딕" w:eastAsia="맑은 고딕"/>
-                <w:b w:val="0"/>
-                <w:sz w:val="21"/>
-              </w:rPr>
-              <w:t>분기별 신용평가 모니터링</w:t>
-            </w:r>
-          </w:p>
-        </w:tc>
-      </w:tr>
-    </w:tbl>
-    <w:p>
-      <w:pPr>
-        <w:spacing w:after="80"/>
-      </w:pPr>
     </w:p>
     <w:p>
       <w:pPr>
-        <w:pBdr>
-          <w:bottom w:val="single" w:sz="6" w:space="1" w:color="AAAAAA"/>
-        </w:pBdr>
-        <w:spacing w:before="40" w:after="120"/>
-      </w:pPr>
-    </w:p>
-    <w:p>
-      <w:pPr>
-        <w:pStyle w:val="Heading2"/>
-        <w:spacing w:before="280" w:after="160"/>
+        <w:spacing w:line="252" w:lineRule="auto"/>
       </w:pPr>
       <w:r>
         <w:rPr>
           <w:rFonts w:ascii="맑은 고딕" w:hAnsi="맑은 고딕" w:eastAsia="맑은 고딕"/>
-          <w:b/>
-          <w:color w:val="1F3A66"/>
-          <w:sz w:val="30"/>
+          <w:color w:val="000000"/>
+          <w:sz w:val="17"/>
         </w:rPr>
-        <w:t>7. 실행 일정</w:t>
+        <w:t>[2] 미래엔 참고서 자료실. 정답과 해설, 정오표, 듣기 MP3, 도서별 학습자료 등의 메뉴를 확인할 수 있습니다. https://www.mirae-n.com/rb/mn-rb-2-01.frm?educationLevel=02&amp;linkServiceCd=RB0010SC&amp;menuType=C</w:t>
       </w:r>
-    </w:p>
-    <w:tbl>
-      <w:tblPr>
-        <w:tblW w:type="auto" w:w="0"/>
-        <w:jc w:val="center"/>
-        <w:tblLayout w:type="autofit"/>
-        <w:tblLook w:firstColumn="1" w:firstRow="1" w:lastColumn="0" w:lastRow="0" w:noHBand="0" w:noVBand="1" w:val="04A0"/>
-      </w:tblPr>
-      <w:tblGrid>
-        <w:gridCol w:w="2379"/>
-        <w:gridCol w:w="2379"/>
-        <w:gridCol w:w="2379"/>
-        <w:gridCol w:w="2379"/>
-      </w:tblGrid>
-      <w:tr>
-        <w:tc>
-          <w:tcPr>
-            <w:tcW w:type="dxa" w:w="2379"/>
-            <w:shd w:val="clear" w:color="auto" w:fill="1F3A66"/>
-            <w:tcBorders>
-              <w:top w:val="single" w:sz="6" w:color="1F3A66"/>
-              <w:left w:val="single" w:sz="6" w:color="1F3A66"/>
-              <w:bottom w:val="single" w:sz="6" w:color="1F3A66"/>
-              <w:right w:val="single" w:sz="6" w:color="1F3A66"/>
-            </w:tcBorders>
-            <w:vAlign w:val="center"/>
-          </w:tcPr>
-          <w:p>
-            <w:pPr>
-              <w:jc w:val="center"/>
-            </w:pPr>
-            <w:r/>
-            <w:r>
-              <w:rPr>
-                <w:rFonts w:ascii="맑은 고딕" w:hAnsi="맑은 고딕" w:eastAsia="맑은 고딕"/>
-                <w:b/>
-                <w:color w:val="FFFFFF"/>
-                <w:sz w:val="21"/>
-              </w:rPr>
-              <w:t>주차</w:t>
-            </w:r>
-          </w:p>
-        </w:tc>
-        <w:tc>
-          <w:tcPr>
-            <w:tcW w:type="dxa" w:w="2379"/>
-            <w:shd w:val="clear" w:color="auto" w:fill="1F3A66"/>
-            <w:tcBorders>
-              <w:top w:val="single" w:sz="6" w:color="1F3A66"/>
-              <w:left w:val="single" w:sz="6" w:color="1F3A66"/>
-              <w:bottom w:val="single" w:sz="6" w:color="1F3A66"/>
-              <w:right w:val="single" w:sz="6" w:color="1F3A66"/>
-            </w:tcBorders>
-            <w:vAlign w:val="center"/>
-          </w:tcPr>
-          <w:p>
-            <w:pPr>
-              <w:jc w:val="center"/>
-            </w:pPr>
-            <w:r/>
-            <w:r>
-              <w:rPr>
-                <w:rFonts w:ascii="맑은 고딕" w:hAnsi="맑은 고딕" w:eastAsia="맑은 고딕"/>
-                <w:b/>
-                <w:color w:val="FFFFFF"/>
-                <w:sz w:val="21"/>
-              </w:rPr>
-              <w:t>활동</w:t>
-            </w:r>
-          </w:p>
-        </w:tc>
-        <w:tc>
-          <w:tcPr>
-            <w:tcW w:type="dxa" w:w="2379"/>
-            <w:shd w:val="clear" w:color="auto" w:fill="1F3A66"/>
-            <w:tcBorders>
-              <w:top w:val="single" w:sz="6" w:color="1F3A66"/>
-              <w:left w:val="single" w:sz="6" w:color="1F3A66"/>
-              <w:bottom w:val="single" w:sz="6" w:color="1F3A66"/>
-              <w:right w:val="single" w:sz="6" w:color="1F3A66"/>
-            </w:tcBorders>
-            <w:vAlign w:val="center"/>
-          </w:tcPr>
-          <w:p>
-            <w:pPr>
-              <w:jc w:val="center"/>
-            </w:pPr>
-            <w:r/>
-            <w:r>
-              <w:rPr>
-                <w:rFonts w:ascii="맑은 고딕" w:hAnsi="맑은 고딕" w:eastAsia="맑은 고딕"/>
-                <w:b/>
-                <w:color w:val="FFFFFF"/>
-                <w:sz w:val="21"/>
-              </w:rPr>
-              <w:t>담당</w:t>
-            </w:r>
-          </w:p>
-        </w:tc>
-        <w:tc>
-          <w:tcPr>
-            <w:tcW w:type="dxa" w:w="2379"/>
-            <w:shd w:val="clear" w:color="auto" w:fill="1F3A66"/>
-            <w:tcBorders>
-              <w:top w:val="single" w:sz="6" w:color="1F3A66"/>
-              <w:left w:val="single" w:sz="6" w:color="1F3A66"/>
-              <w:bottom w:val="single" w:sz="6" w:color="1F3A66"/>
-              <w:right w:val="single" w:sz="6" w:color="1F3A66"/>
-            </w:tcBorders>
-            <w:vAlign w:val="center"/>
-          </w:tcPr>
-          <w:p>
-            <w:pPr>
-              <w:jc w:val="center"/>
-            </w:pPr>
-            <w:r/>
-            <w:r>
-              <w:rPr>
-                <w:rFonts w:ascii="맑은 고딕" w:hAnsi="맑은 고딕" w:eastAsia="맑은 고딕"/>
-                <w:b/>
-                <w:color w:val="FFFFFF"/>
-                <w:sz w:val="21"/>
-              </w:rPr>
-              <w:t>산출물</w:t>
-            </w:r>
-          </w:p>
-        </w:tc>
-      </w:tr>
-      <w:tr>
-        <w:tc>
-          <w:tcPr>
-            <w:tcW w:type="dxa" w:w="2379"/>
-            <w:tcBorders>
-              <w:top w:val="single" w:sz="4" w:color="808080"/>
-              <w:left w:val="single" w:sz="4" w:color="808080"/>
-              <w:bottom w:val="single" w:sz="4" w:color="808080"/>
-              <w:right w:val="single" w:sz="4" w:color="808080"/>
-            </w:tcBorders>
-            <w:vAlign w:val="center"/>
-          </w:tcPr>
-          <w:p>
-            <w:pPr>
-              <w:spacing w:after="0"/>
-            </w:pPr>
-            <w:r/>
-            <w:r>
-              <w:rPr>
-                <w:rFonts w:ascii="맑은 고딕" w:hAnsi="맑은 고딕" w:eastAsia="맑은 고딕"/>
-                <w:b w:val="0"/>
-                <w:sz w:val="21"/>
-              </w:rPr>
-              <w:t>5월 4주</w:t>
-            </w:r>
-          </w:p>
-        </w:tc>
-        <w:tc>
-          <w:tcPr>
-            <w:tcW w:type="dxa" w:w="2379"/>
-            <w:tcBorders>
-              <w:top w:val="single" w:sz="4" w:color="808080"/>
-              <w:left w:val="single" w:sz="4" w:color="808080"/>
-              <w:bottom w:val="single" w:sz="4" w:color="808080"/>
-              <w:right w:val="single" w:sz="4" w:color="808080"/>
-            </w:tcBorders>
-            <w:vAlign w:val="center"/>
-          </w:tcPr>
-          <w:p>
-            <w:pPr>
-              <w:spacing w:after="0"/>
-            </w:pPr>
-            <w:r/>
-            <w:r>
-              <w:rPr>
-                <w:rFonts w:ascii="맑은 고딕" w:hAnsi="맑은 고딕" w:eastAsia="맑은 고딕"/>
-                <w:b w:val="0"/>
-                <w:sz w:val="21"/>
-              </w:rPr>
-              <w:t>엠정공·티엔지니어링 1차 컨택</w:t>
-            </w:r>
-          </w:p>
-        </w:tc>
-        <w:tc>
-          <w:tcPr>
-            <w:tcW w:type="dxa" w:w="2379"/>
-            <w:tcBorders>
-              <w:top w:val="single" w:sz="4" w:color="808080"/>
-              <w:left w:val="single" w:sz="4" w:color="808080"/>
-              <w:bottom w:val="single" w:sz="4" w:color="808080"/>
-              <w:right w:val="single" w:sz="4" w:color="808080"/>
-            </w:tcBorders>
-            <w:vAlign w:val="center"/>
-          </w:tcPr>
-          <w:p>
-            <w:pPr>
-              <w:spacing w:after="0"/>
-            </w:pPr>
-            <w:r/>
-            <w:r>
-              <w:rPr>
-                <w:rFonts w:ascii="맑은 고딕" w:hAnsi="맑은 고딕" w:eastAsia="맑은 고딕"/>
-                <w:b w:val="0"/>
-                <w:sz w:val="21"/>
-              </w:rPr>
-              <w:t>김대리·정과장</w:t>
-            </w:r>
-          </w:p>
-        </w:tc>
-        <w:tc>
-          <w:tcPr>
-            <w:tcW w:type="dxa" w:w="2379"/>
-            <w:tcBorders>
-              <w:top w:val="single" w:sz="4" w:color="808080"/>
-              <w:left w:val="single" w:sz="4" w:color="808080"/>
-              <w:bottom w:val="single" w:sz="4" w:color="808080"/>
-              <w:right w:val="single" w:sz="4" w:color="808080"/>
-            </w:tcBorders>
-            <w:vAlign w:val="center"/>
-          </w:tcPr>
-          <w:p>
-            <w:pPr>
-              <w:spacing w:after="0"/>
-            </w:pPr>
-            <w:r/>
-            <w:r>
-              <w:rPr>
-                <w:rFonts w:ascii="맑은 고딕" w:hAnsi="맑은 고딕" w:eastAsia="맑은 고딕"/>
-                <w:b w:val="0"/>
-                <w:sz w:val="21"/>
-              </w:rPr>
-              <w:t>컨택 결과 보고</w:t>
-            </w:r>
-          </w:p>
-        </w:tc>
-      </w:tr>
-      <w:tr>
-        <w:tc>
-          <w:tcPr>
-            <w:tcW w:type="dxa" w:w="2379"/>
-            <w:tcBorders>
-              <w:top w:val="single" w:sz="4" w:color="808080"/>
-              <w:left w:val="single" w:sz="4" w:color="808080"/>
-              <w:bottom w:val="single" w:sz="4" w:color="808080"/>
-              <w:right w:val="single" w:sz="4" w:color="808080"/>
-            </w:tcBorders>
-            <w:vAlign w:val="center"/>
-            <w:shd w:val="clear" w:color="auto" w:fill="F4F6FA"/>
-          </w:tcPr>
-          <w:p>
-            <w:pPr>
-              <w:spacing w:after="0"/>
-            </w:pPr>
-            <w:r/>
-            <w:r>
-              <w:rPr>
-                <w:rFonts w:ascii="맑은 고딕" w:hAnsi="맑은 고딕" w:eastAsia="맑은 고딕"/>
-                <w:b w:val="0"/>
-                <w:sz w:val="21"/>
-              </w:rPr>
-              <w:t>6월 1주</w:t>
-            </w:r>
-          </w:p>
-        </w:tc>
-        <w:tc>
-          <w:tcPr>
-            <w:tcW w:type="dxa" w:w="2379"/>
-            <w:tcBorders>
-              <w:top w:val="single" w:sz="4" w:color="808080"/>
-              <w:left w:val="single" w:sz="4" w:color="808080"/>
-              <w:bottom w:val="single" w:sz="4" w:color="808080"/>
-              <w:right w:val="single" w:sz="4" w:color="808080"/>
-            </w:tcBorders>
-            <w:vAlign w:val="center"/>
-            <w:shd w:val="clear" w:color="auto" w:fill="F4F6FA"/>
-          </w:tcPr>
-          <w:p>
-            <w:pPr>
-              <w:spacing w:after="0"/>
-            </w:pPr>
-            <w:r/>
-            <w:r>
-              <w:rPr>
-                <w:rFonts w:ascii="맑은 고딕" w:hAnsi="맑은 고딕" w:eastAsia="맑은 고딕"/>
-                <w:b w:val="0"/>
-                <w:sz w:val="21"/>
-              </w:rPr>
-              <w:t>엠정공·티엔지니어링 1차 미팅</w:t>
-            </w:r>
-          </w:p>
-        </w:tc>
-        <w:tc>
-          <w:tcPr>
-            <w:tcW w:type="dxa" w:w="2379"/>
-            <w:tcBorders>
-              <w:top w:val="single" w:sz="4" w:color="808080"/>
-              <w:left w:val="single" w:sz="4" w:color="808080"/>
-              <w:bottom w:val="single" w:sz="4" w:color="808080"/>
-              <w:right w:val="single" w:sz="4" w:color="808080"/>
-            </w:tcBorders>
-            <w:vAlign w:val="center"/>
-            <w:shd w:val="clear" w:color="auto" w:fill="F4F6FA"/>
-          </w:tcPr>
-          <w:p>
-            <w:pPr>
-              <w:spacing w:after="0"/>
-            </w:pPr>
-            <w:r/>
-            <w:r>
-              <w:rPr>
-                <w:rFonts w:ascii="맑은 고딕" w:hAnsi="맑은 고딕" w:eastAsia="맑은 고딕"/>
-                <w:b w:val="0"/>
-                <w:sz w:val="21"/>
-              </w:rPr>
-              <w:t>김대리·정과장</w:t>
-            </w:r>
-          </w:p>
-        </w:tc>
-        <w:tc>
-          <w:tcPr>
-            <w:tcW w:type="dxa" w:w="2379"/>
-            <w:tcBorders>
-              <w:top w:val="single" w:sz="4" w:color="808080"/>
-              <w:left w:val="single" w:sz="4" w:color="808080"/>
-              <w:bottom w:val="single" w:sz="4" w:color="808080"/>
-              <w:right w:val="single" w:sz="4" w:color="808080"/>
-            </w:tcBorders>
-            <w:vAlign w:val="center"/>
-            <w:shd w:val="clear" w:color="auto" w:fill="F4F6FA"/>
-          </w:tcPr>
-          <w:p>
-            <w:pPr>
-              <w:spacing w:after="0"/>
-            </w:pPr>
-            <w:r/>
-            <w:r>
-              <w:rPr>
-                <w:rFonts w:ascii="맑은 고딕" w:hAnsi="맑은 고딕" w:eastAsia="맑은 고딕"/>
-                <w:b w:val="0"/>
-                <w:sz w:val="21"/>
-              </w:rPr>
-              <w:t>미팅록</w:t>
-            </w:r>
-          </w:p>
-        </w:tc>
-      </w:tr>
-      <w:tr>
-        <w:tc>
-          <w:tcPr>
-            <w:tcW w:type="dxa" w:w="2379"/>
-            <w:tcBorders>
-              <w:top w:val="single" w:sz="4" w:color="808080"/>
-              <w:left w:val="single" w:sz="4" w:color="808080"/>
-              <w:bottom w:val="single" w:sz="4" w:color="808080"/>
-              <w:right w:val="single" w:sz="4" w:color="808080"/>
-            </w:tcBorders>
-            <w:vAlign w:val="center"/>
-          </w:tcPr>
-          <w:p>
-            <w:pPr>
-              <w:spacing w:after="0"/>
-            </w:pPr>
-            <w:r/>
-            <w:r>
-              <w:rPr>
-                <w:rFonts w:ascii="맑은 고딕" w:hAnsi="맑은 고딕" w:eastAsia="맑은 고딕"/>
-                <w:b w:val="0"/>
-                <w:sz w:val="21"/>
-              </w:rPr>
-              <w:t>6월 2~3주</w:t>
-            </w:r>
-          </w:p>
-        </w:tc>
-        <w:tc>
-          <w:tcPr>
-            <w:tcW w:type="dxa" w:w="2379"/>
-            <w:tcBorders>
-              <w:top w:val="single" w:sz="4" w:color="808080"/>
-              <w:left w:val="single" w:sz="4" w:color="808080"/>
-              <w:bottom w:val="single" w:sz="4" w:color="808080"/>
-              <w:right w:val="single" w:sz="4" w:color="808080"/>
-            </w:tcBorders>
-            <w:vAlign w:val="center"/>
-          </w:tcPr>
-          <w:p>
-            <w:pPr>
-              <w:spacing w:after="0"/>
-            </w:pPr>
-            <w:r/>
-            <w:r>
-              <w:rPr>
-                <w:rFonts w:ascii="맑은 고딕" w:hAnsi="맑은 고딕" w:eastAsia="맑은 고딕"/>
-                <w:b w:val="0"/>
-                <w:sz w:val="21"/>
-              </w:rPr>
-              <w:t>케이산업 컨설팅사 통한 소개</w:t>
-            </w:r>
-          </w:p>
-        </w:tc>
-        <w:tc>
-          <w:tcPr>
-            <w:tcW w:type="dxa" w:w="2379"/>
-            <w:tcBorders>
-              <w:top w:val="single" w:sz="4" w:color="808080"/>
-              <w:left w:val="single" w:sz="4" w:color="808080"/>
-              <w:bottom w:val="single" w:sz="4" w:color="808080"/>
-              <w:right w:val="single" w:sz="4" w:color="808080"/>
-            </w:tcBorders>
-            <w:vAlign w:val="center"/>
-          </w:tcPr>
-          <w:p>
-            <w:pPr>
-              <w:spacing w:after="0"/>
-            </w:pPr>
-            <w:r/>
-            <w:r>
-              <w:rPr>
-                <w:rFonts w:ascii="맑은 고딕" w:hAnsi="맑은 고딕" w:eastAsia="맑은 고딕"/>
-                <w:b w:val="0"/>
-                <w:sz w:val="21"/>
-              </w:rPr>
-              <w:t>김대리</w:t>
-            </w:r>
-          </w:p>
-        </w:tc>
-        <w:tc>
-          <w:tcPr>
-            <w:tcW w:type="dxa" w:w="2379"/>
-            <w:tcBorders>
-              <w:top w:val="single" w:sz="4" w:color="808080"/>
-              <w:left w:val="single" w:sz="4" w:color="808080"/>
-              <w:bottom w:val="single" w:sz="4" w:color="808080"/>
-              <w:right w:val="single" w:sz="4" w:color="808080"/>
-            </w:tcBorders>
-            <w:vAlign w:val="center"/>
-          </w:tcPr>
-          <w:p>
-            <w:pPr>
-              <w:spacing w:after="0"/>
-            </w:pPr>
-            <w:r/>
-            <w:r>
-              <w:rPr>
-                <w:rFonts w:ascii="맑은 고딕" w:hAnsi="맑은 고딕" w:eastAsia="맑은 고딕"/>
-                <w:b w:val="0"/>
-                <w:sz w:val="21"/>
-              </w:rPr>
-              <w:t>소개 자료</w:t>
-            </w:r>
-          </w:p>
-        </w:tc>
-      </w:tr>
-      <w:tr>
-        <w:tc>
-          <w:tcPr>
-            <w:tcW w:type="dxa" w:w="2379"/>
-            <w:tcBorders>
-              <w:top w:val="single" w:sz="4" w:color="808080"/>
-              <w:left w:val="single" w:sz="4" w:color="808080"/>
-              <w:bottom w:val="single" w:sz="4" w:color="808080"/>
-              <w:right w:val="single" w:sz="4" w:color="808080"/>
-            </w:tcBorders>
-            <w:vAlign w:val="center"/>
-            <w:shd w:val="clear" w:color="auto" w:fill="F4F6FA"/>
-          </w:tcPr>
-          <w:p>
-            <w:pPr>
-              <w:spacing w:after="0"/>
-            </w:pPr>
-            <w:r/>
-            <w:r>
-              <w:rPr>
-                <w:rFonts w:ascii="맑은 고딕" w:hAnsi="맑은 고딕" w:eastAsia="맑은 고딕"/>
-                <w:b w:val="0"/>
-                <w:sz w:val="21"/>
-              </w:rPr>
-              <w:t>6월 4주</w:t>
-            </w:r>
-          </w:p>
-        </w:tc>
-        <w:tc>
-          <w:tcPr>
-            <w:tcW w:type="dxa" w:w="2379"/>
-            <w:tcBorders>
-              <w:top w:val="single" w:sz="4" w:color="808080"/>
-              <w:left w:val="single" w:sz="4" w:color="808080"/>
-              <w:bottom w:val="single" w:sz="4" w:color="808080"/>
-              <w:right w:val="single" w:sz="4" w:color="808080"/>
-            </w:tcBorders>
-            <w:vAlign w:val="center"/>
-            <w:shd w:val="clear" w:color="auto" w:fill="F4F6FA"/>
-          </w:tcPr>
-          <w:p>
-            <w:pPr>
-              <w:spacing w:after="0"/>
-            </w:pPr>
-            <w:r/>
-            <w:r>
-              <w:rPr>
-                <w:rFonts w:ascii="맑은 고딕" w:hAnsi="맑은 고딕" w:eastAsia="맑은 고딕"/>
-                <w:b w:val="0"/>
-                <w:sz w:val="21"/>
-              </w:rPr>
-              <w:t>엠정공 호환성 테스트 시작</w:t>
-            </w:r>
-          </w:p>
-        </w:tc>
-        <w:tc>
-          <w:tcPr>
-            <w:tcW w:type="dxa" w:w="2379"/>
-            <w:tcBorders>
-              <w:top w:val="single" w:sz="4" w:color="808080"/>
-              <w:left w:val="single" w:sz="4" w:color="808080"/>
-              <w:bottom w:val="single" w:sz="4" w:color="808080"/>
-              <w:right w:val="single" w:sz="4" w:color="808080"/>
-            </w:tcBorders>
-            <w:vAlign w:val="center"/>
-            <w:shd w:val="clear" w:color="auto" w:fill="F4F6FA"/>
-          </w:tcPr>
-          <w:p>
-            <w:pPr>
-              <w:spacing w:after="0"/>
-            </w:pPr>
-            <w:r/>
-            <w:r>
-              <w:rPr>
-                <w:rFonts w:ascii="맑은 고딕" w:hAnsi="맑은 고딕" w:eastAsia="맑은 고딕"/>
-                <w:b w:val="0"/>
-                <w:sz w:val="21"/>
-              </w:rPr>
-              <w:t>기술팀</w:t>
-            </w:r>
-          </w:p>
-        </w:tc>
-        <w:tc>
-          <w:tcPr>
-            <w:tcW w:type="dxa" w:w="2379"/>
-            <w:tcBorders>
-              <w:top w:val="single" w:sz="4" w:color="808080"/>
-              <w:left w:val="single" w:sz="4" w:color="808080"/>
-              <w:bottom w:val="single" w:sz="4" w:color="808080"/>
-              <w:right w:val="single" w:sz="4" w:color="808080"/>
-            </w:tcBorders>
-            <w:vAlign w:val="center"/>
-            <w:shd w:val="clear" w:color="auto" w:fill="F4F6FA"/>
-          </w:tcPr>
-          <w:p>
-            <w:pPr>
-              <w:spacing w:after="0"/>
-            </w:pPr>
-            <w:r/>
-            <w:r>
-              <w:rPr>
-                <w:rFonts w:ascii="맑은 고딕" w:hAnsi="맑은 고딕" w:eastAsia="맑은 고딕"/>
-                <w:b w:val="0"/>
-                <w:sz w:val="21"/>
-              </w:rPr>
-              <w:t>테스트 진행 보고</w:t>
-            </w:r>
-          </w:p>
-        </w:tc>
-      </w:tr>
-      <w:tr>
-        <w:tc>
-          <w:tcPr>
-            <w:tcW w:type="dxa" w:w="2379"/>
-            <w:tcBorders>
-              <w:top w:val="single" w:sz="4" w:color="808080"/>
-              <w:left w:val="single" w:sz="4" w:color="808080"/>
-              <w:bottom w:val="single" w:sz="4" w:color="808080"/>
-              <w:right w:val="single" w:sz="4" w:color="808080"/>
-            </w:tcBorders>
-            <w:vAlign w:val="center"/>
-          </w:tcPr>
-          <w:p>
-            <w:pPr>
-              <w:spacing w:after="0"/>
-            </w:pPr>
-            <w:r/>
-            <w:r>
-              <w:rPr>
-                <w:rFonts w:ascii="맑은 고딕" w:hAnsi="맑은 고딕" w:eastAsia="맑은 고딕"/>
-                <w:b w:val="0"/>
-                <w:sz w:val="21"/>
-              </w:rPr>
-              <w:t>7월 1~2주</w:t>
-            </w:r>
-          </w:p>
-        </w:tc>
-        <w:tc>
-          <w:tcPr>
-            <w:tcW w:type="dxa" w:w="2379"/>
-            <w:tcBorders>
-              <w:top w:val="single" w:sz="4" w:color="808080"/>
-              <w:left w:val="single" w:sz="4" w:color="808080"/>
-              <w:bottom w:val="single" w:sz="4" w:color="808080"/>
-              <w:right w:val="single" w:sz="4" w:color="808080"/>
-            </w:tcBorders>
-            <w:vAlign w:val="center"/>
-          </w:tcPr>
-          <w:p>
-            <w:pPr>
-              <w:spacing w:after="0"/>
-            </w:pPr>
-            <w:r/>
-            <w:r>
-              <w:rPr>
-                <w:rFonts w:ascii="맑은 고딕" w:hAnsi="맑은 고딕" w:eastAsia="맑은 고딕"/>
-                <w:b w:val="0"/>
-                <w:sz w:val="21"/>
-              </w:rPr>
-              <w:t>티엔지니어링 샘플 테스트</w:t>
-            </w:r>
-          </w:p>
-        </w:tc>
-        <w:tc>
-          <w:tcPr>
-            <w:tcW w:type="dxa" w:w="2379"/>
-            <w:tcBorders>
-              <w:top w:val="single" w:sz="4" w:color="808080"/>
-              <w:left w:val="single" w:sz="4" w:color="808080"/>
-              <w:bottom w:val="single" w:sz="4" w:color="808080"/>
-              <w:right w:val="single" w:sz="4" w:color="808080"/>
-            </w:tcBorders>
-            <w:vAlign w:val="center"/>
-          </w:tcPr>
-          <w:p>
-            <w:pPr>
-              <w:spacing w:after="0"/>
-            </w:pPr>
-            <w:r/>
-            <w:r>
-              <w:rPr>
-                <w:rFonts w:ascii="맑은 고딕" w:hAnsi="맑은 고딕" w:eastAsia="맑은 고딕"/>
-                <w:b w:val="0"/>
-                <w:sz w:val="21"/>
-              </w:rPr>
-              <w:t>기술팀·정과장</w:t>
-            </w:r>
-          </w:p>
-        </w:tc>
-        <w:tc>
-          <w:tcPr>
-            <w:tcW w:type="dxa" w:w="2379"/>
-            <w:tcBorders>
-              <w:top w:val="single" w:sz="4" w:color="808080"/>
-              <w:left w:val="single" w:sz="4" w:color="808080"/>
-              <w:bottom w:val="single" w:sz="4" w:color="808080"/>
-              <w:right w:val="single" w:sz="4" w:color="808080"/>
-            </w:tcBorders>
-            <w:vAlign w:val="center"/>
-          </w:tcPr>
-          <w:p>
-            <w:pPr>
-              <w:spacing w:after="0"/>
-            </w:pPr>
-            <w:r/>
-            <w:r>
-              <w:rPr>
-                <w:rFonts w:ascii="맑은 고딕" w:hAnsi="맑은 고딕" w:eastAsia="맑은 고딕"/>
-                <w:b w:val="0"/>
-                <w:sz w:val="21"/>
-              </w:rPr>
-              <w:t>테스트 결과</w:t>
-            </w:r>
-          </w:p>
-        </w:tc>
-      </w:tr>
-      <w:tr>
-        <w:tc>
-          <w:tcPr>
-            <w:tcW w:type="dxa" w:w="2379"/>
-            <w:tcBorders>
-              <w:top w:val="single" w:sz="4" w:color="808080"/>
-              <w:left w:val="single" w:sz="4" w:color="808080"/>
-              <w:bottom w:val="single" w:sz="4" w:color="808080"/>
-              <w:right w:val="single" w:sz="4" w:color="808080"/>
-            </w:tcBorders>
-            <w:vAlign w:val="center"/>
-            <w:shd w:val="clear" w:color="auto" w:fill="F4F6FA"/>
-          </w:tcPr>
-          <w:p>
-            <w:pPr>
-              <w:spacing w:after="0"/>
-            </w:pPr>
-            <w:r/>
-            <w:r>
-              <w:rPr>
-                <w:rFonts w:ascii="맑은 고딕" w:hAnsi="맑은 고딕" w:eastAsia="맑은 고딕"/>
-                <w:b w:val="0"/>
-                <w:sz w:val="21"/>
-              </w:rPr>
-              <w:t>7월 3주</w:t>
-            </w:r>
-          </w:p>
-        </w:tc>
-        <w:tc>
-          <w:tcPr>
-            <w:tcW w:type="dxa" w:w="2379"/>
-            <w:tcBorders>
-              <w:top w:val="single" w:sz="4" w:color="808080"/>
-              <w:left w:val="single" w:sz="4" w:color="808080"/>
-              <w:bottom w:val="single" w:sz="4" w:color="808080"/>
-              <w:right w:val="single" w:sz="4" w:color="808080"/>
-            </w:tcBorders>
-            <w:vAlign w:val="center"/>
-            <w:shd w:val="clear" w:color="auto" w:fill="F4F6FA"/>
-          </w:tcPr>
-          <w:p>
-            <w:pPr>
-              <w:spacing w:after="0"/>
-            </w:pPr>
-            <w:r/>
-            <w:r>
-              <w:rPr>
-                <w:rFonts w:ascii="맑은 고딕" w:hAnsi="맑은 고딕" w:eastAsia="맑은 고딕"/>
-                <w:b w:val="0"/>
-                <w:sz w:val="21"/>
-              </w:rPr>
-              <w:t>케이산업 R&amp;D 발표 기회 추진</w:t>
-            </w:r>
-          </w:p>
-        </w:tc>
-        <w:tc>
-          <w:tcPr>
-            <w:tcW w:type="dxa" w:w="2379"/>
-            <w:tcBorders>
-              <w:top w:val="single" w:sz="4" w:color="808080"/>
-              <w:left w:val="single" w:sz="4" w:color="808080"/>
-              <w:bottom w:val="single" w:sz="4" w:color="808080"/>
-              <w:right w:val="single" w:sz="4" w:color="808080"/>
-            </w:tcBorders>
-            <w:vAlign w:val="center"/>
-            <w:shd w:val="clear" w:color="auto" w:fill="F4F6FA"/>
-          </w:tcPr>
-          <w:p>
-            <w:pPr>
-              <w:spacing w:after="0"/>
-            </w:pPr>
-            <w:r/>
-            <w:r>
-              <w:rPr>
-                <w:rFonts w:ascii="맑은 고딕" w:hAnsi="맑은 고딕" w:eastAsia="맑은 고딕"/>
-                <w:b w:val="0"/>
-                <w:sz w:val="21"/>
-              </w:rPr>
-              <w:t>김대리</w:t>
-            </w:r>
-          </w:p>
-        </w:tc>
-        <w:tc>
-          <w:tcPr>
-            <w:tcW w:type="dxa" w:w="2379"/>
-            <w:tcBorders>
-              <w:top w:val="single" w:sz="4" w:color="808080"/>
-              <w:left w:val="single" w:sz="4" w:color="808080"/>
-              <w:bottom w:val="single" w:sz="4" w:color="808080"/>
-              <w:right w:val="single" w:sz="4" w:color="808080"/>
-            </w:tcBorders>
-            <w:vAlign w:val="center"/>
-            <w:shd w:val="clear" w:color="auto" w:fill="F4F6FA"/>
-          </w:tcPr>
-          <w:p>
-            <w:pPr>
-              <w:spacing w:after="0"/>
-            </w:pPr>
-            <w:r/>
-            <w:r>
-              <w:rPr>
-                <w:rFonts w:ascii="맑은 고딕" w:hAnsi="맑은 고딕" w:eastAsia="맑은 고딕"/>
-                <w:b w:val="0"/>
-                <w:sz w:val="21"/>
-              </w:rPr>
-              <w:t>발표 자료</w:t>
-            </w:r>
-          </w:p>
-        </w:tc>
-      </w:tr>
-      <w:tr>
-        <w:tc>
-          <w:tcPr>
-            <w:tcW w:type="dxa" w:w="2379"/>
-            <w:tcBorders>
-              <w:top w:val="single" w:sz="4" w:color="808080"/>
-              <w:left w:val="single" w:sz="4" w:color="808080"/>
-              <w:bottom w:val="single" w:sz="4" w:color="808080"/>
-              <w:right w:val="single" w:sz="4" w:color="808080"/>
-            </w:tcBorders>
-            <w:vAlign w:val="center"/>
-          </w:tcPr>
-          <w:p>
-            <w:pPr>
-              <w:spacing w:after="0"/>
-            </w:pPr>
-            <w:r/>
-            <w:r>
-              <w:rPr>
-                <w:rFonts w:ascii="맑은 고딕" w:hAnsi="맑은 고딕" w:eastAsia="맑은 고딕"/>
-                <w:b w:val="0"/>
-                <w:sz w:val="21"/>
-              </w:rPr>
-              <w:t>8월 1~2주</w:t>
-            </w:r>
-          </w:p>
-        </w:tc>
-        <w:tc>
-          <w:tcPr>
-            <w:tcW w:type="dxa" w:w="2379"/>
-            <w:tcBorders>
-              <w:top w:val="single" w:sz="4" w:color="808080"/>
-              <w:left w:val="single" w:sz="4" w:color="808080"/>
-              <w:bottom w:val="single" w:sz="4" w:color="808080"/>
-              <w:right w:val="single" w:sz="4" w:color="808080"/>
-            </w:tcBorders>
-            <w:vAlign w:val="center"/>
-          </w:tcPr>
-          <w:p>
-            <w:pPr>
-              <w:spacing w:after="0"/>
-            </w:pPr>
-            <w:r/>
-            <w:r>
-              <w:rPr>
-                <w:rFonts w:ascii="맑은 고딕" w:hAnsi="맑은 고딕" w:eastAsia="맑은 고딕"/>
-                <w:b w:val="0"/>
-                <w:sz w:val="21"/>
-              </w:rPr>
-              <w:t>1차 후보별 결과 종합</w:t>
-            </w:r>
-          </w:p>
-        </w:tc>
-        <w:tc>
-          <w:tcPr>
-            <w:tcW w:type="dxa" w:w="2379"/>
-            <w:tcBorders>
-              <w:top w:val="single" w:sz="4" w:color="808080"/>
-              <w:left w:val="single" w:sz="4" w:color="808080"/>
-              <w:bottom w:val="single" w:sz="4" w:color="808080"/>
-              <w:right w:val="single" w:sz="4" w:color="808080"/>
-            </w:tcBorders>
-            <w:vAlign w:val="center"/>
-          </w:tcPr>
-          <w:p>
-            <w:pPr>
-              <w:spacing w:after="0"/>
-            </w:pPr>
-            <w:r/>
-            <w:r>
-              <w:rPr>
-                <w:rFonts w:ascii="맑은 고딕" w:hAnsi="맑은 고딕" w:eastAsia="맑은 고딕"/>
-                <w:b w:val="0"/>
-                <w:sz w:val="21"/>
-              </w:rPr>
-              <w:t>김대리</w:t>
-            </w:r>
-          </w:p>
-        </w:tc>
-        <w:tc>
-          <w:tcPr>
-            <w:tcW w:type="dxa" w:w="2379"/>
-            <w:tcBorders>
-              <w:top w:val="single" w:sz="4" w:color="808080"/>
-              <w:left w:val="single" w:sz="4" w:color="808080"/>
-              <w:bottom w:val="single" w:sz="4" w:color="808080"/>
-              <w:right w:val="single" w:sz="4" w:color="808080"/>
-            </w:tcBorders>
-            <w:vAlign w:val="center"/>
-          </w:tcPr>
-          <w:p>
-            <w:pPr>
-              <w:spacing w:after="0"/>
-            </w:pPr>
-            <w:r/>
-            <w:r>
-              <w:rPr>
-                <w:rFonts w:ascii="맑은 고딕" w:hAnsi="맑은 고딕" w:eastAsia="맑은 고딕"/>
-                <w:b w:val="0"/>
-                <w:sz w:val="21"/>
-              </w:rPr>
-              <w:t>1차 결과 보고서</w:t>
-            </w:r>
-          </w:p>
-        </w:tc>
-      </w:tr>
-    </w:tbl>
-    <w:p>
-      <w:pPr>
-        <w:spacing w:after="80"/>
-      </w:pPr>
     </w:p>
     <w:p>
       <w:pPr>
-        <w:pBdr>
-          <w:bottom w:val="single" w:sz="6" w:space="1" w:color="AAAAAA"/>
-        </w:pBdr>
-        <w:spacing w:before="40" w:after="120"/>
-      </w:pPr>
-    </w:p>
-    <w:p>
-      <w:pPr>
-        <w:spacing w:after="80"/>
-        <w:ind w:left="340"/>
-        <w:pBdr>
-          <w:left w:val="single" w:sz="18" w:space="10" w:color="1F3A66"/>
-        </w:pBdr>
+        <w:spacing w:line="252" w:lineRule="auto"/>
       </w:pPr>
       <w:r>
         <w:rPr>
           <w:rFonts w:ascii="맑은 고딕" w:hAnsi="맑은 고딕" w:eastAsia="맑은 고딕"/>
-          <w:b/>
-          <w:i/>
-          <w:color w:val="555555"/>
-          <w:sz w:val="22"/>
+          <w:color w:val="000000"/>
+          <w:sz w:val="17"/>
         </w:rPr>
-        <w:t>이 미리보기는 학습자가 PART 00에서 보고, 강의 종료 시 본인 손으로 동일한 구조·완성도의 보고서를 만들게 됩니다.</w:t>
+        <w:t>[3] 미래엔이 게시한 초코클래스 앱 소개. 학교·기관용 학습플랫폼, 교사가 설정하는 시간표와 학습자료 공유 등의 설명을 확인할 수 있습니다. https://play.google.com/store/apps/details?hl=ko&amp;id=com.miraen.chococlass</w:t>
+      </w:r>
+    </w:p>
+    <w:p>
+      <w:pPr>
+        <w:spacing w:line="252" w:lineRule="auto"/>
+      </w:pPr>
+      <w:r>
+        <w:rPr>
+          <w:rFonts w:ascii="맑은 고딕" w:hAnsi="맑은 고딕" w:eastAsia="맑은 고딕"/>
+          <w:color w:val="000000"/>
+          <w:sz w:val="17"/>
+        </w:rPr>
+        <w:t>확인 기준일은 2026-09-08입니다. 위 자료는 공개 기능의 존재를 확인하는 근거이며, 불편 발생 여부나 개선 효과를 입증하는 자료가 아닙니다. 실제 사용 전에는 최신 안내와 이용 조건을 다시 확인합니다.</w:t>
       </w:r>
     </w:p>
     <w:sectPr>
-      <w:pgSz w:w="12240" w:h="15840"/>
-      <w:pgMar w:top="1247" w:right="1361" w:bottom="1247" w:left="1361" w:header="720" w:footer="720" w:gutter="0"/>
+      <w:pgSz w:w="11906" w:h="16838"/>
+      <w:pgMar w:top="935" w:right="1191" w:bottom="935" w:left="1191" w:header="720" w:footer="720" w:gutter="0"/>
       <w:cols w:space="720"/>
       <w:docGrid w:linePitch="360"/>
     </w:sectPr>
@@ -4358,9 +2883,16 @@
     <w:name w:val="Normal"/>
     <w:qFormat/>
     <w:rsid w:val="00FC693F"/>
+    <w:pPr>
+      <w:keepLines/>
+      <w:widowControl/>
+      <w:spacing w:after="120" w:line="283" w:lineRule="auto"/>
+    </w:pPr>
     <w:rPr>
       <w:rFonts w:ascii="맑은 고딕" w:hAnsi="맑은 고딕" w:eastAsia="맑은 고딕"/>
-      <w:sz w:val="22"/>
+      <w:b w:val="0"/>
+      <w:color w:val="000000"/>
+      <w:sz w:val="21"/>
     </w:rPr>
   </w:style>
   <w:style w:type="paragraph" w:styleId="Header">
@@ -4418,15 +2950,15 @@
     <w:pPr>
       <w:keepNext/>
       <w:keepLines/>
-      <w:spacing w:before="480" w:after="0"/>
+      <w:spacing w:before="200" w:after="120" w:line="283" w:lineRule="auto"/>
       <w:outlineLvl w:val="0"/>
     </w:pPr>
     <w:rPr>
-      <w:rFonts w:asciiTheme="majorHAnsi" w:eastAsiaTheme="majorEastAsia" w:hAnsiTheme="majorHAnsi" w:cstheme="majorBidi"/>
+      <w:rFonts w:asciiTheme="majorHAnsi" w:eastAsiaTheme="majorEastAsia" w:hAnsiTheme="majorHAnsi" w:cstheme="majorBidi" w:ascii="맑은 고딕" w:hAnsi="맑은 고딕" w:eastAsia="맑은 고딕"/>
       <w:b/>
       <w:bCs/>
-      <w:color w:val="365F91" w:themeColor="accent1" w:themeShade="BF"/>
-      <w:sz w:val="28"/>
+      <w:color w:val="000000"/>
+      <w:sz w:val="27"/>
       <w:szCs w:val="28"/>
     </w:rPr>
   </w:style>
@@ -4442,15 +2974,15 @@
     <w:pPr>
       <w:keepNext/>
       <w:keepLines/>
-      <w:spacing w:before="200" w:after="0"/>
+      <w:spacing w:before="200" w:after="120" w:line="283" w:lineRule="auto"/>
       <w:outlineLvl w:val="1"/>
     </w:pPr>
     <w:rPr>
-      <w:rFonts w:asciiTheme="majorHAnsi" w:eastAsiaTheme="majorEastAsia" w:hAnsiTheme="majorHAnsi" w:cstheme="majorBidi"/>
+      <w:rFonts w:asciiTheme="majorHAnsi" w:eastAsiaTheme="majorEastAsia" w:hAnsiTheme="majorHAnsi" w:cstheme="majorBidi" w:ascii="맑은 고딕" w:hAnsi="맑은 고딕" w:eastAsia="맑은 고딕"/>
       <w:b/>
       <w:bCs/>
-      <w:color w:val="4F81BD" w:themeColor="accent1"/>
-      <w:sz w:val="26"/>
+      <w:color w:val="000000"/>
+      <w:sz w:val="22"/>
       <w:szCs w:val="26"/>
     </w:rPr>
   </w:style>
@@ -4704,18 +3236,16 @@
     <w:qFormat/>
     <w:rsid w:val="00FC693F"/>
     <w:pPr>
-      <w:pBdr>
-        <w:bottom w:val="single" w:sz="8" w:space="4" w:color="4F81BD" w:themeColor="accent1"/>
-      </w:pBdr>
-      <w:spacing w:after="300" w:line="240" w:lineRule="auto"/>
+      <w:spacing w:after="120" w:line="283" w:lineRule="auto"/>
       <w:contextualSpacing/>
     </w:pPr>
     <w:rPr>
-      <w:rFonts w:asciiTheme="majorHAnsi" w:eastAsiaTheme="majorEastAsia" w:hAnsiTheme="majorHAnsi" w:cstheme="majorBidi"/>
-      <w:color w:val="17365D" w:themeColor="text2" w:themeShade="BF"/>
+      <w:rFonts w:asciiTheme="majorHAnsi" w:eastAsiaTheme="majorEastAsia" w:hAnsiTheme="majorHAnsi" w:cstheme="majorBidi" w:ascii="맑은 고딕" w:hAnsi="맑은 고딕" w:eastAsia="맑은 고딕"/>
+      <w:b/>
+      <w:color w:val="000000"/>
       <w:spacing w:val="5"/>
       <w:kern w:val="28"/>
-      <w:sz w:val="52"/>
+      <w:sz w:val="38"/>
       <w:szCs w:val="52"/>
     </w:rPr>
   </w:style>
@@ -5191,9 +3721,6 @@
     <w:qFormat/>
     <w:rsid w:val="00FC693F"/>
     <w:pPr>
-      <w:pBdr>
-        <w:bottom w:val="single" w:sz="4" w:space="4" w:color="4F81BD" w:themeColor="accent1"/>
-      </w:pBdr>
       <w:spacing w:before="200" w:after="280"/>
       <w:ind w:left="936" w:right="936"/>
     </w:pPr>
